--- a/Actions modified structures and copied files for creation and publishing.docx
+++ b/Actions modified structures and copied files for creation and publishing.docx
@@ -311,7 +311,7 @@
           <w:szCs w:val="22"/>
         </w:rPr>
         <w:pict w14:anchorId="48C1D261">
-          <v:rect id="_x0000_i1067" style="width:0;height:1.5pt" o:hralign="center" o:hrstd="t" o:hr="t" fillcolor="#a0a0a0" stroked="f"/>
+          <v:rect id="_x0000_i1025" style="width:0;height:1.5pt" o:hralign="center" o:hrstd="t" o:hr="t" fillcolor="#a0a0a0" stroked="f"/>
         </w:pict>
       </w:r>
     </w:p>
@@ -629,7 +629,7 @@
           <w:szCs w:val="22"/>
         </w:rPr>
         <w:pict w14:anchorId="4EB09E17">
-          <v:rect id="_x0000_i1068" style="width:0;height:1.5pt" o:hralign="center" o:hrstd="t" o:hr="t" fillcolor="#a0a0a0" stroked="f"/>
+          <v:rect id="_x0000_i1026" style="width:0;height:1.5pt" o:hralign="center" o:hrstd="t" o:hr="t" fillcolor="#a0a0a0" stroked="f"/>
         </w:pict>
       </w:r>
     </w:p>
@@ -1053,7 +1053,7 @@
           <w:szCs w:val="22"/>
         </w:rPr>
         <w:pict w14:anchorId="68ADC3CD">
-          <v:rect id="_x0000_i1069" style="width:0;height:1.5pt" o:hralign="center" o:hrstd="t" o:hr="t" fillcolor="#a0a0a0" stroked="f"/>
+          <v:rect id="_x0000_i1027" style="width:0;height:1.5pt" o:hralign="center" o:hrstd="t" o:hr="t" fillcolor="#a0a0a0" stroked="f"/>
         </w:pict>
       </w:r>
     </w:p>
@@ -1370,7 +1370,7 @@
           <w:szCs w:val="22"/>
         </w:rPr>
         <w:pict w14:anchorId="6D3D7B71">
-          <v:rect id="_x0000_i1070" style="width:0;height:1.5pt" o:hralign="center" o:hrstd="t" o:hr="t" fillcolor="#a0a0a0" stroked="f"/>
+          <v:rect id="_x0000_i1028" style="width:0;height:1.5pt" o:hralign="center" o:hrstd="t" o:hr="t" fillcolor="#a0a0a0" stroked="f"/>
         </w:pict>
       </w:r>
     </w:p>
@@ -1640,7 +1640,7 @@
           <w:szCs w:val="22"/>
         </w:rPr>
         <w:pict w14:anchorId="6AB5946F">
-          <v:rect id="_x0000_i1071" style="width:0;height:1.5pt" o:hralign="center" o:hrstd="t" o:hr="t" fillcolor="#a0a0a0" stroked="f"/>
+          <v:rect id="_x0000_i1029" style="width:0;height:1.5pt" o:hralign="center" o:hrstd="t" o:hr="t" fillcolor="#a0a0a0" stroked="f"/>
         </w:pict>
       </w:r>
     </w:p>
@@ -2148,7 +2148,7 @@
           <w:szCs w:val="22"/>
         </w:rPr>
         <w:pict w14:anchorId="530C663A">
-          <v:rect id="_x0000_i1072" style="width:0;height:1.5pt" o:hralign="center" o:hrstd="t" o:hr="t" fillcolor="#a0a0a0" stroked="f"/>
+          <v:rect id="_x0000_i1030" style="width:0;height:1.5pt" o:hralign="center" o:hrstd="t" o:hr="t" fillcolor="#a0a0a0" stroked="f"/>
         </w:pict>
       </w:r>
     </w:p>
@@ -2905,7 +2905,7 @@
           <w:szCs w:val="22"/>
         </w:rPr>
         <w:pict w14:anchorId="1DBA9B3C">
-          <v:rect id="_x0000_i1073" style="width:0;height:1.5pt" o:hralign="center" o:hrstd="t" o:hr="t" fillcolor="#a0a0a0" stroked="f"/>
+          <v:rect id="_x0000_i1031" style="width:0;height:1.5pt" o:hralign="center" o:hrstd="t" o:hr="t" fillcolor="#a0a0a0" stroked="f"/>
         </w:pict>
       </w:r>
     </w:p>
@@ -3585,6 +3585,8611 @@
     <w:p>
       <w:pPr>
         <w:spacing w:after="0"/>
+        <w:rPr>
+          <w:sz w:val="22"/>
+          <w:szCs w:val="22"/>
+        </w:rPr>
+      </w:pPr>
+    </w:p>
+    <w:p>
+      <w:pPr>
+        <w:spacing w:after="0"/>
+        <w:rPr>
+          <w:b/>
+          <w:bCs/>
+          <w:sz w:val="22"/>
+          <w:szCs w:val="22"/>
+        </w:rPr>
+      </w:pPr>
+      <w:r>
+        <w:rPr>
+          <w:b/>
+          <w:bCs/>
+          <w:sz w:val="22"/>
+          <w:szCs w:val="22"/>
+        </w:rPr>
+        <w:t xml:space="preserve">SCENARIO 1: User </w:t>
+      </w:r>
+      <w:proofErr w:type="spellStart"/>
+      <w:r>
+        <w:rPr>
+          <w:b/>
+          <w:bCs/>
+          <w:sz w:val="22"/>
+          <w:szCs w:val="22"/>
+        </w:rPr>
+        <w:t>Changes</w:t>
+      </w:r>
+      <w:proofErr w:type="spellEnd"/>
+      <w:r>
+        <w:rPr>
+          <w:b/>
+          <w:bCs/>
+          <w:sz w:val="22"/>
+          <w:szCs w:val="22"/>
+        </w:rPr>
+        <w:t xml:space="preserve"> Name/</w:t>
+      </w:r>
+      <w:proofErr w:type="spellStart"/>
+      <w:r>
+        <w:rPr>
+          <w:b/>
+          <w:bCs/>
+          <w:sz w:val="22"/>
+          <w:szCs w:val="22"/>
+        </w:rPr>
+        <w:t>Description</w:t>
+      </w:r>
+      <w:proofErr w:type="spellEnd"/>
+      <w:r>
+        <w:rPr>
+          <w:b/>
+          <w:bCs/>
+          <w:sz w:val="22"/>
+          <w:szCs w:val="22"/>
+        </w:rPr>
+        <w:t xml:space="preserve"> (No Poster)</w:t>
+      </w:r>
+    </w:p>
+    <w:p>
+      <w:pPr>
+        <w:spacing w:after="0"/>
+        <w:rPr>
+          <w:b/>
+          <w:bCs/>
+          <w:sz w:val="22"/>
+          <w:szCs w:val="22"/>
+        </w:rPr>
+      </w:pPr>
+      <w:proofErr w:type="spellStart"/>
+      <w:r>
+        <w:rPr>
+          <w:b/>
+          <w:bCs/>
+          <w:sz w:val="22"/>
+          <w:szCs w:val="22"/>
+        </w:rPr>
+        <w:t>Steps</w:t>
+      </w:r>
+      <w:proofErr w:type="spellEnd"/>
+      <w:r>
+        <w:rPr>
+          <w:b/>
+          <w:bCs/>
+          <w:sz w:val="22"/>
+          <w:szCs w:val="22"/>
+        </w:rPr>
+        <w:t>:</w:t>
+      </w:r>
+    </w:p>
+    <w:p>
+      <w:pPr>
+        <w:numPr>
+          <w:ilvl w:val="0"/>
+          <w:numId w:val="7"/>
+        </w:numPr>
+        <w:spacing w:after="0"/>
+        <w:rPr>
+          <w:sz w:val="22"/>
+          <w:szCs w:val="22"/>
+        </w:rPr>
+      </w:pPr>
+      <w:r>
+        <w:rPr>
+          <w:sz w:val="22"/>
+          <w:szCs w:val="22"/>
+        </w:rPr>
+        <w:t xml:space="preserve">Go to </w:t>
+      </w:r>
+      <w:proofErr w:type="spellStart"/>
+      <w:r>
+        <w:rPr>
+          <w:sz w:val="22"/>
+          <w:szCs w:val="22"/>
+        </w:rPr>
+        <w:t>Presentations</w:t>
+      </w:r>
+      <w:proofErr w:type="spellEnd"/>
+      <w:r>
+        <w:rPr>
+          <w:sz w:val="22"/>
+          <w:szCs w:val="22"/>
+        </w:rPr>
+        <w:t xml:space="preserve"> list</w:t>
+      </w:r>
+    </w:p>
+    <w:p>
+      <w:pPr>
+        <w:numPr>
+          <w:ilvl w:val="0"/>
+          <w:numId w:val="7"/>
+        </w:numPr>
+        <w:spacing w:after="0"/>
+        <w:rPr>
+          <w:sz w:val="22"/>
+          <w:szCs w:val="22"/>
+        </w:rPr>
+      </w:pPr>
+      <w:proofErr w:type="spellStart"/>
+      <w:r>
+        <w:rPr>
+          <w:sz w:val="22"/>
+          <w:szCs w:val="22"/>
+        </w:rPr>
+        <w:t>Click</w:t>
+      </w:r>
+      <w:proofErr w:type="spellEnd"/>
+      <w:r>
+        <w:rPr>
+          <w:sz w:val="22"/>
+          <w:szCs w:val="22"/>
+        </w:rPr>
+        <w:t xml:space="preserve"> </w:t>
+      </w:r>
+      <w:r>
+        <w:rPr>
+          <w:b/>
+          <w:bCs/>
+          <w:sz w:val="22"/>
+          <w:szCs w:val="22"/>
+        </w:rPr>
+        <w:t>"Edit"</w:t>
+      </w:r>
+      <w:r>
+        <w:rPr>
+          <w:sz w:val="22"/>
+          <w:szCs w:val="22"/>
+        </w:rPr>
+        <w:t xml:space="preserve"> on </w:t>
+      </w:r>
+      <w:proofErr w:type="spellStart"/>
+      <w:r>
+        <w:rPr>
+          <w:sz w:val="22"/>
+          <w:szCs w:val="22"/>
+        </w:rPr>
+        <w:t>existing</w:t>
+      </w:r>
+      <w:proofErr w:type="spellEnd"/>
+      <w:r>
+        <w:rPr>
+          <w:sz w:val="22"/>
+          <w:szCs w:val="22"/>
+        </w:rPr>
+        <w:t xml:space="preserve"> </w:t>
+      </w:r>
+      <w:proofErr w:type="spellStart"/>
+      <w:r>
+        <w:rPr>
+          <w:sz w:val="22"/>
+          <w:szCs w:val="22"/>
+        </w:rPr>
+        <w:t>presentation</w:t>
+      </w:r>
+      <w:proofErr w:type="spellEnd"/>
+    </w:p>
+    <w:p>
+      <w:pPr>
+        <w:numPr>
+          <w:ilvl w:val="0"/>
+          <w:numId w:val="7"/>
+        </w:numPr>
+        <w:spacing w:after="0"/>
+        <w:rPr>
+          <w:sz w:val="22"/>
+          <w:szCs w:val="22"/>
+        </w:rPr>
+      </w:pPr>
+      <w:proofErr w:type="spellStart"/>
+      <w:r>
+        <w:rPr>
+          <w:sz w:val="22"/>
+          <w:szCs w:val="22"/>
+        </w:rPr>
+        <w:t>Change</w:t>
+      </w:r>
+      <w:proofErr w:type="spellEnd"/>
+      <w:r>
+        <w:rPr>
+          <w:sz w:val="22"/>
+          <w:szCs w:val="22"/>
+        </w:rPr>
+        <w:t xml:space="preserve"> </w:t>
+      </w:r>
+      <w:r>
+        <w:rPr>
+          <w:b/>
+          <w:bCs/>
+          <w:sz w:val="22"/>
+          <w:szCs w:val="22"/>
+        </w:rPr>
+        <w:t>Name</w:t>
+      </w:r>
+      <w:r>
+        <w:rPr>
+          <w:sz w:val="22"/>
+          <w:szCs w:val="22"/>
+        </w:rPr>
+        <w:t xml:space="preserve"> </w:t>
+      </w:r>
+      <w:proofErr w:type="spellStart"/>
+      <w:r>
+        <w:rPr>
+          <w:sz w:val="22"/>
+          <w:szCs w:val="22"/>
+        </w:rPr>
+        <w:t>from</w:t>
+      </w:r>
+      <w:proofErr w:type="spellEnd"/>
+      <w:r>
+        <w:rPr>
+          <w:sz w:val="22"/>
+          <w:szCs w:val="22"/>
+        </w:rPr>
+        <w:t xml:space="preserve"> "H01" to "H02"</w:t>
+      </w:r>
+    </w:p>
+    <w:p>
+      <w:pPr>
+        <w:numPr>
+          <w:ilvl w:val="0"/>
+          <w:numId w:val="7"/>
+        </w:numPr>
+        <w:spacing w:after="0"/>
+        <w:rPr>
+          <w:sz w:val="22"/>
+          <w:szCs w:val="22"/>
+        </w:rPr>
+      </w:pPr>
+      <w:proofErr w:type="spellStart"/>
+      <w:r>
+        <w:rPr>
+          <w:sz w:val="22"/>
+          <w:szCs w:val="22"/>
+        </w:rPr>
+        <w:t>Change</w:t>
+      </w:r>
+      <w:proofErr w:type="spellEnd"/>
+      <w:r>
+        <w:rPr>
+          <w:sz w:val="22"/>
+          <w:szCs w:val="22"/>
+        </w:rPr>
+        <w:t xml:space="preserve"> </w:t>
+      </w:r>
+      <w:proofErr w:type="spellStart"/>
+      <w:r>
+        <w:rPr>
+          <w:b/>
+          <w:bCs/>
+          <w:sz w:val="22"/>
+          <w:szCs w:val="22"/>
+        </w:rPr>
+        <w:t>Description</w:t>
+      </w:r>
+      <w:proofErr w:type="spellEnd"/>
+      <w:r>
+        <w:rPr>
+          <w:sz w:val="22"/>
+          <w:szCs w:val="22"/>
+        </w:rPr>
+        <w:t xml:space="preserve"> </w:t>
+      </w:r>
+      <w:proofErr w:type="spellStart"/>
+      <w:r>
+        <w:rPr>
+          <w:sz w:val="22"/>
+          <w:szCs w:val="22"/>
+        </w:rPr>
+        <w:t>from</w:t>
+      </w:r>
+      <w:proofErr w:type="spellEnd"/>
+      <w:r>
+        <w:rPr>
+          <w:sz w:val="22"/>
+          <w:szCs w:val="22"/>
+        </w:rPr>
+        <w:t xml:space="preserve"> "H01" to "</w:t>
+      </w:r>
+      <w:proofErr w:type="spellStart"/>
+      <w:r>
+        <w:rPr>
+          <w:sz w:val="22"/>
+          <w:szCs w:val="22"/>
+        </w:rPr>
+        <w:t>Updated</w:t>
+      </w:r>
+      <w:proofErr w:type="spellEnd"/>
+      <w:r>
+        <w:rPr>
+          <w:sz w:val="22"/>
+          <w:szCs w:val="22"/>
+        </w:rPr>
+        <w:t xml:space="preserve"> </w:t>
+      </w:r>
+      <w:proofErr w:type="spellStart"/>
+      <w:r>
+        <w:rPr>
+          <w:sz w:val="22"/>
+          <w:szCs w:val="22"/>
+        </w:rPr>
+        <w:t>description</w:t>
+      </w:r>
+      <w:proofErr w:type="spellEnd"/>
+      <w:r>
+        <w:rPr>
+          <w:sz w:val="22"/>
+          <w:szCs w:val="22"/>
+        </w:rPr>
+        <w:t>"</w:t>
+      </w:r>
+    </w:p>
+    <w:p>
+      <w:pPr>
+        <w:numPr>
+          <w:ilvl w:val="0"/>
+          <w:numId w:val="7"/>
+        </w:numPr>
+        <w:spacing w:after="0"/>
+        <w:rPr>
+          <w:sz w:val="22"/>
+          <w:szCs w:val="22"/>
+        </w:rPr>
+      </w:pPr>
+      <w:r>
+        <w:rPr>
+          <w:b/>
+          <w:bCs/>
+          <w:sz w:val="22"/>
+          <w:szCs w:val="22"/>
+        </w:rPr>
+        <w:t>DON'T</w:t>
+      </w:r>
+      <w:r>
+        <w:rPr>
+          <w:sz w:val="22"/>
+          <w:szCs w:val="22"/>
+        </w:rPr>
+        <w:t xml:space="preserve"> </w:t>
+      </w:r>
+      <w:proofErr w:type="spellStart"/>
+      <w:r>
+        <w:rPr>
+          <w:sz w:val="22"/>
+          <w:szCs w:val="22"/>
+        </w:rPr>
+        <w:t>check</w:t>
+      </w:r>
+      <w:proofErr w:type="spellEnd"/>
+      <w:r>
+        <w:rPr>
+          <w:sz w:val="22"/>
+          <w:szCs w:val="22"/>
+        </w:rPr>
+        <w:t xml:space="preserve"> "Support Poster </w:t>
+      </w:r>
+      <w:proofErr w:type="spellStart"/>
+      <w:r>
+        <w:rPr>
+          <w:sz w:val="22"/>
+          <w:szCs w:val="22"/>
+        </w:rPr>
+        <w:t>creation</w:t>
+      </w:r>
+      <w:proofErr w:type="spellEnd"/>
+      <w:r>
+        <w:rPr>
+          <w:sz w:val="22"/>
+          <w:szCs w:val="22"/>
+        </w:rPr>
+        <w:t>"</w:t>
+      </w:r>
+    </w:p>
+    <w:p>
+      <w:pPr>
+        <w:numPr>
+          <w:ilvl w:val="0"/>
+          <w:numId w:val="7"/>
+        </w:numPr>
+        <w:spacing w:after="0"/>
+        <w:rPr>
+          <w:sz w:val="22"/>
+          <w:szCs w:val="22"/>
+        </w:rPr>
+      </w:pPr>
+      <w:proofErr w:type="spellStart"/>
+      <w:r>
+        <w:rPr>
+          <w:sz w:val="22"/>
+          <w:szCs w:val="22"/>
+        </w:rPr>
+        <w:t>Click</w:t>
+      </w:r>
+      <w:proofErr w:type="spellEnd"/>
+      <w:r>
+        <w:rPr>
+          <w:sz w:val="22"/>
+          <w:szCs w:val="22"/>
+        </w:rPr>
+        <w:t xml:space="preserve"> </w:t>
+      </w:r>
+      <w:r>
+        <w:rPr>
+          <w:b/>
+          <w:bCs/>
+          <w:sz w:val="22"/>
+          <w:szCs w:val="22"/>
+        </w:rPr>
+        <w:t>"</w:t>
+      </w:r>
+      <w:r>
+        <w:rPr>
+          <w:rFonts w:ascii="Segoe UI Emoji" w:hAnsi="Segoe UI Emoji" w:cs="Segoe UI Emoji"/>
+          <w:b/>
+          <w:bCs/>
+          <w:sz w:val="22"/>
+          <w:szCs w:val="22"/>
+        </w:rPr>
+        <w:t>💾</w:t>
+      </w:r>
+      <w:r>
+        <w:rPr>
+          <w:b/>
+          <w:bCs/>
+          <w:sz w:val="22"/>
+          <w:szCs w:val="22"/>
+        </w:rPr>
+        <w:t xml:space="preserve"> </w:t>
+      </w:r>
+      <w:proofErr w:type="spellStart"/>
+      <w:r>
+        <w:rPr>
+          <w:b/>
+          <w:bCs/>
+          <w:sz w:val="22"/>
+          <w:szCs w:val="22"/>
+        </w:rPr>
+        <w:t>Save</w:t>
+      </w:r>
+      <w:proofErr w:type="spellEnd"/>
+      <w:r>
+        <w:rPr>
+          <w:b/>
+          <w:bCs/>
+          <w:sz w:val="22"/>
+          <w:szCs w:val="22"/>
+        </w:rPr>
+        <w:t>"</w:t>
+      </w:r>
+    </w:p>
+    <w:p>
+      <w:pPr>
+        <w:spacing w:after="0"/>
+        <w:rPr>
+          <w:sz w:val="22"/>
+          <w:szCs w:val="22"/>
+        </w:rPr>
+      </w:pPr>
+    </w:p>
+    <w:p>
+      <w:pPr>
+        <w:spacing w:after="0"/>
+        <w:rPr>
+          <w:sz w:val="22"/>
+          <w:szCs w:val="22"/>
+        </w:rPr>
+      </w:pPr>
+      <w:r>
+        <w:rPr>
+          <w:sz w:val="22"/>
+          <w:szCs w:val="22"/>
+        </w:rPr>
+        <w:t xml:space="preserve">1. </w:t>
+      </w:r>
+      <w:proofErr w:type="spellStart"/>
+      <w:proofErr w:type="gramStart"/>
+      <w:r>
+        <w:rPr>
+          <w:sz w:val="22"/>
+          <w:szCs w:val="22"/>
+        </w:rPr>
+        <w:t>SaveWithoutPoster</w:t>
+      </w:r>
+      <w:proofErr w:type="spellEnd"/>
+      <w:r>
+        <w:rPr>
+          <w:sz w:val="22"/>
+          <w:szCs w:val="22"/>
+        </w:rPr>
+        <w:t>(</w:t>
+      </w:r>
+      <w:proofErr w:type="gramEnd"/>
+      <w:r>
+        <w:rPr>
+          <w:sz w:val="22"/>
+          <w:szCs w:val="22"/>
+        </w:rPr>
+        <w:t xml:space="preserve">) </w:t>
+      </w:r>
+      <w:proofErr w:type="spellStart"/>
+      <w:r>
+        <w:rPr>
+          <w:sz w:val="22"/>
+          <w:szCs w:val="22"/>
+        </w:rPr>
+        <w:t>method</w:t>
+      </w:r>
+      <w:proofErr w:type="spellEnd"/>
+      <w:r>
+        <w:rPr>
+          <w:sz w:val="22"/>
+          <w:szCs w:val="22"/>
+        </w:rPr>
+        <w:t xml:space="preserve"> </w:t>
+      </w:r>
+      <w:proofErr w:type="spellStart"/>
+      <w:r>
+        <w:rPr>
+          <w:sz w:val="22"/>
+          <w:szCs w:val="22"/>
+        </w:rPr>
+        <w:t>executes</w:t>
+      </w:r>
+      <w:proofErr w:type="spellEnd"/>
+    </w:p>
+    <w:p>
+      <w:pPr>
+        <w:spacing w:after="0"/>
+        <w:rPr>
+          <w:sz w:val="22"/>
+          <w:szCs w:val="22"/>
+        </w:rPr>
+      </w:pPr>
+      <w:r>
+        <w:rPr>
+          <w:sz w:val="22"/>
+          <w:szCs w:val="22"/>
+        </w:rPr>
+        <w:t xml:space="preserve">   ↓</w:t>
+      </w:r>
+    </w:p>
+    <w:p>
+      <w:pPr>
+        <w:spacing w:after="0"/>
+        <w:rPr>
+          <w:sz w:val="22"/>
+          <w:szCs w:val="22"/>
+        </w:rPr>
+      </w:pPr>
+      <w:r>
+        <w:rPr>
+          <w:sz w:val="22"/>
+          <w:szCs w:val="22"/>
+        </w:rPr>
+        <w:t xml:space="preserve">2. </w:t>
+      </w:r>
+      <w:proofErr w:type="spellStart"/>
+      <w:r>
+        <w:rPr>
+          <w:sz w:val="22"/>
+          <w:szCs w:val="22"/>
+        </w:rPr>
+        <w:t>Updates</w:t>
+      </w:r>
+      <w:proofErr w:type="spellEnd"/>
+      <w:r>
+        <w:rPr>
+          <w:sz w:val="22"/>
+          <w:szCs w:val="22"/>
+        </w:rPr>
+        <w:t xml:space="preserve"> </w:t>
+      </w:r>
+      <w:proofErr w:type="spellStart"/>
+      <w:r>
+        <w:rPr>
+          <w:sz w:val="22"/>
+          <w:szCs w:val="22"/>
+        </w:rPr>
+        <w:t>presentation</w:t>
+      </w:r>
+      <w:proofErr w:type="spellEnd"/>
+      <w:r>
+        <w:rPr>
+          <w:sz w:val="22"/>
+          <w:szCs w:val="22"/>
+        </w:rPr>
+        <w:t xml:space="preserve"> </w:t>
+      </w:r>
+      <w:proofErr w:type="spellStart"/>
+      <w:r>
+        <w:rPr>
+          <w:sz w:val="22"/>
+          <w:szCs w:val="22"/>
+        </w:rPr>
+        <w:t>fields</w:t>
+      </w:r>
+      <w:proofErr w:type="spellEnd"/>
+      <w:r>
+        <w:rPr>
+          <w:sz w:val="22"/>
+          <w:szCs w:val="22"/>
+        </w:rPr>
+        <w:t>:</w:t>
+      </w:r>
+    </w:p>
+    <w:p>
+      <w:pPr>
+        <w:spacing w:after="0"/>
+        <w:rPr>
+          <w:sz w:val="22"/>
+          <w:szCs w:val="22"/>
+        </w:rPr>
+      </w:pPr>
+      <w:r>
+        <w:rPr>
+          <w:sz w:val="22"/>
+          <w:szCs w:val="22"/>
+        </w:rPr>
+        <w:t xml:space="preserve">   - Name = "H02"</w:t>
+      </w:r>
+    </w:p>
+    <w:p>
+      <w:pPr>
+        <w:spacing w:after="0"/>
+        <w:rPr>
+          <w:sz w:val="22"/>
+          <w:szCs w:val="22"/>
+        </w:rPr>
+      </w:pPr>
+      <w:r>
+        <w:rPr>
+          <w:sz w:val="22"/>
+          <w:szCs w:val="22"/>
+        </w:rPr>
+        <w:t xml:space="preserve">   - </w:t>
+      </w:r>
+      <w:proofErr w:type="spellStart"/>
+      <w:r>
+        <w:rPr>
+          <w:sz w:val="22"/>
+          <w:szCs w:val="22"/>
+        </w:rPr>
+        <w:t>Description</w:t>
+      </w:r>
+      <w:proofErr w:type="spellEnd"/>
+      <w:r>
+        <w:rPr>
+          <w:sz w:val="22"/>
+          <w:szCs w:val="22"/>
+        </w:rPr>
+        <w:t xml:space="preserve"> = "</w:t>
+      </w:r>
+      <w:proofErr w:type="spellStart"/>
+      <w:r>
+        <w:rPr>
+          <w:sz w:val="22"/>
+          <w:szCs w:val="22"/>
+        </w:rPr>
+        <w:t>Updated</w:t>
+      </w:r>
+      <w:proofErr w:type="spellEnd"/>
+      <w:r>
+        <w:rPr>
+          <w:sz w:val="22"/>
+          <w:szCs w:val="22"/>
+        </w:rPr>
+        <w:t xml:space="preserve"> </w:t>
+      </w:r>
+      <w:proofErr w:type="spellStart"/>
+      <w:r>
+        <w:rPr>
+          <w:sz w:val="22"/>
+          <w:szCs w:val="22"/>
+        </w:rPr>
+        <w:t>description</w:t>
+      </w:r>
+      <w:proofErr w:type="spellEnd"/>
+      <w:r>
+        <w:rPr>
+          <w:sz w:val="22"/>
+          <w:szCs w:val="22"/>
+        </w:rPr>
+        <w:t>"</w:t>
+      </w:r>
+    </w:p>
+    <w:p>
+      <w:pPr>
+        <w:spacing w:after="0"/>
+        <w:rPr>
+          <w:sz w:val="22"/>
+          <w:szCs w:val="22"/>
+        </w:rPr>
+      </w:pPr>
+      <w:r>
+        <w:rPr>
+          <w:sz w:val="22"/>
+          <w:szCs w:val="22"/>
+        </w:rPr>
+        <w:t xml:space="preserve">   - </w:t>
+      </w:r>
+      <w:proofErr w:type="spellStart"/>
+      <w:r>
+        <w:rPr>
+          <w:sz w:val="22"/>
+          <w:szCs w:val="22"/>
+        </w:rPr>
+        <w:t>ModifiedBy</w:t>
+      </w:r>
+      <w:proofErr w:type="spellEnd"/>
+      <w:r>
+        <w:rPr>
+          <w:sz w:val="22"/>
+          <w:szCs w:val="22"/>
+        </w:rPr>
+        <w:t xml:space="preserve"> = </w:t>
+      </w:r>
+      <w:proofErr w:type="spellStart"/>
+      <w:r>
+        <w:rPr>
+          <w:sz w:val="22"/>
+          <w:szCs w:val="22"/>
+        </w:rPr>
+        <w:t>current</w:t>
+      </w:r>
+      <w:proofErr w:type="spellEnd"/>
+      <w:r>
+        <w:rPr>
+          <w:sz w:val="22"/>
+          <w:szCs w:val="22"/>
+        </w:rPr>
+        <w:t xml:space="preserve"> user ID</w:t>
+      </w:r>
+    </w:p>
+    <w:p>
+      <w:pPr>
+        <w:spacing w:after="0"/>
+        <w:rPr>
+          <w:sz w:val="22"/>
+          <w:szCs w:val="22"/>
+        </w:rPr>
+      </w:pPr>
+      <w:r>
+        <w:rPr>
+          <w:sz w:val="22"/>
+          <w:szCs w:val="22"/>
+        </w:rPr>
+        <w:t xml:space="preserve">   - </w:t>
+      </w:r>
+      <w:proofErr w:type="spellStart"/>
+      <w:r>
+        <w:rPr>
+          <w:sz w:val="22"/>
+          <w:szCs w:val="22"/>
+        </w:rPr>
+        <w:t>LastModified</w:t>
+      </w:r>
+      <w:proofErr w:type="spellEnd"/>
+      <w:r>
+        <w:rPr>
+          <w:sz w:val="22"/>
+          <w:szCs w:val="22"/>
+        </w:rPr>
+        <w:t xml:space="preserve"> = </w:t>
+      </w:r>
+      <w:proofErr w:type="spellStart"/>
+      <w:r>
+        <w:rPr>
+          <w:sz w:val="22"/>
+          <w:szCs w:val="22"/>
+        </w:rPr>
+        <w:t>current</w:t>
+      </w:r>
+      <w:proofErr w:type="spellEnd"/>
+      <w:r>
+        <w:rPr>
+          <w:sz w:val="22"/>
+          <w:szCs w:val="22"/>
+        </w:rPr>
+        <w:t xml:space="preserve"> </w:t>
+      </w:r>
+      <w:proofErr w:type="spellStart"/>
+      <w:r>
+        <w:rPr>
+          <w:sz w:val="22"/>
+          <w:szCs w:val="22"/>
+        </w:rPr>
+        <w:t>timestamp</w:t>
+      </w:r>
+      <w:proofErr w:type="spellEnd"/>
+    </w:p>
+    <w:p>
+      <w:pPr>
+        <w:spacing w:after="0"/>
+        <w:rPr>
+          <w:sz w:val="22"/>
+          <w:szCs w:val="22"/>
+        </w:rPr>
+      </w:pPr>
+      <w:r>
+        <w:rPr>
+          <w:sz w:val="22"/>
+          <w:szCs w:val="22"/>
+        </w:rPr>
+        <w:t xml:space="preserve">   ↓</w:t>
+      </w:r>
+    </w:p>
+    <w:p>
+      <w:pPr>
+        <w:spacing w:after="0"/>
+        <w:rPr>
+          <w:sz w:val="22"/>
+          <w:szCs w:val="22"/>
+        </w:rPr>
+      </w:pPr>
+      <w:r>
+        <w:rPr>
+          <w:sz w:val="22"/>
+          <w:szCs w:val="22"/>
+        </w:rPr>
+        <w:t xml:space="preserve">3. </w:t>
+      </w:r>
+      <w:proofErr w:type="spellStart"/>
+      <w:r>
+        <w:rPr>
+          <w:sz w:val="22"/>
+          <w:szCs w:val="22"/>
+        </w:rPr>
+        <w:t>Loads</w:t>
+      </w:r>
+      <w:proofErr w:type="spellEnd"/>
+      <w:r>
+        <w:rPr>
+          <w:sz w:val="22"/>
+          <w:szCs w:val="22"/>
+        </w:rPr>
+        <w:t xml:space="preserve"> </w:t>
+      </w:r>
+      <w:proofErr w:type="spellStart"/>
+      <w:r>
+        <w:rPr>
+          <w:sz w:val="22"/>
+          <w:szCs w:val="22"/>
+        </w:rPr>
+        <w:t>original</w:t>
+      </w:r>
+      <w:proofErr w:type="spellEnd"/>
+      <w:r>
+        <w:rPr>
+          <w:sz w:val="22"/>
+          <w:szCs w:val="22"/>
+        </w:rPr>
+        <w:t xml:space="preserve"> image </w:t>
+      </w:r>
+      <w:proofErr w:type="spellStart"/>
+      <w:r>
+        <w:rPr>
+          <w:sz w:val="22"/>
+          <w:szCs w:val="22"/>
+        </w:rPr>
+        <w:t>from</w:t>
+      </w:r>
+      <w:proofErr w:type="spellEnd"/>
+      <w:r>
+        <w:rPr>
+          <w:sz w:val="22"/>
+          <w:szCs w:val="22"/>
+        </w:rPr>
+        <w:t>:</w:t>
+      </w:r>
+    </w:p>
+    <w:p>
+      <w:pPr>
+        <w:spacing w:after="0"/>
+        <w:rPr>
+          <w:sz w:val="22"/>
+          <w:szCs w:val="22"/>
+        </w:rPr>
+      </w:pPr>
+      <w:r>
+        <w:rPr>
+          <w:sz w:val="22"/>
+          <w:szCs w:val="22"/>
+        </w:rPr>
+        <w:t xml:space="preserve">   team-hr/</w:t>
+      </w:r>
+      <w:proofErr w:type="spellStart"/>
+      <w:r>
+        <w:rPr>
+          <w:sz w:val="22"/>
+          <w:szCs w:val="22"/>
+        </w:rPr>
+        <w:t>images</w:t>
+      </w:r>
+      <w:proofErr w:type="spellEnd"/>
+      <w:r>
+        <w:rPr>
+          <w:sz w:val="22"/>
+          <w:szCs w:val="22"/>
+        </w:rPr>
+        <w:t>/</w:t>
+      </w:r>
+      <w:proofErr w:type="spellStart"/>
+      <w:r>
+        <w:rPr>
+          <w:sz w:val="22"/>
+          <w:szCs w:val="22"/>
+        </w:rPr>
+        <w:t>original</w:t>
+      </w:r>
+      <w:proofErr w:type="spellEnd"/>
+      <w:r>
+        <w:rPr>
+          <w:sz w:val="22"/>
+          <w:szCs w:val="22"/>
+        </w:rPr>
+        <w:t>/img_xxx.jpg</w:t>
+      </w:r>
+    </w:p>
+    <w:p>
+      <w:pPr>
+        <w:spacing w:after="0"/>
+        <w:rPr>
+          <w:sz w:val="22"/>
+          <w:szCs w:val="22"/>
+        </w:rPr>
+      </w:pPr>
+      <w:r>
+        <w:rPr>
+          <w:sz w:val="22"/>
+          <w:szCs w:val="22"/>
+        </w:rPr>
+        <w:t xml:space="preserve">   ↓</w:t>
+      </w:r>
+    </w:p>
+    <w:p>
+      <w:pPr>
+        <w:spacing w:after="0"/>
+        <w:rPr>
+          <w:sz w:val="22"/>
+          <w:szCs w:val="22"/>
+        </w:rPr>
+      </w:pPr>
+      <w:r>
+        <w:rPr>
+          <w:sz w:val="22"/>
+          <w:szCs w:val="22"/>
+        </w:rPr>
+        <w:t xml:space="preserve">4. </w:t>
+      </w:r>
+      <w:proofErr w:type="spellStart"/>
+      <w:r>
+        <w:rPr>
+          <w:sz w:val="22"/>
+          <w:szCs w:val="22"/>
+        </w:rPr>
+        <w:t>Sets</w:t>
+      </w:r>
+      <w:proofErr w:type="spellEnd"/>
+      <w:r>
+        <w:rPr>
+          <w:sz w:val="22"/>
+          <w:szCs w:val="22"/>
+        </w:rPr>
+        <w:t xml:space="preserve"> ContentImageBase64 = </w:t>
+      </w:r>
+      <w:proofErr w:type="spellStart"/>
+      <w:r>
+        <w:rPr>
+          <w:sz w:val="22"/>
+          <w:szCs w:val="22"/>
+        </w:rPr>
+        <w:t>original</w:t>
+      </w:r>
+      <w:proofErr w:type="spellEnd"/>
+      <w:r>
+        <w:rPr>
+          <w:sz w:val="22"/>
+          <w:szCs w:val="22"/>
+        </w:rPr>
+        <w:t xml:space="preserve"> image (base64)</w:t>
+      </w:r>
+    </w:p>
+    <w:p>
+      <w:pPr>
+        <w:spacing w:after="0"/>
+        <w:rPr>
+          <w:sz w:val="22"/>
+          <w:szCs w:val="22"/>
+        </w:rPr>
+      </w:pPr>
+      <w:r>
+        <w:rPr>
+          <w:sz w:val="22"/>
+          <w:szCs w:val="22"/>
+        </w:rPr>
+        <w:t xml:space="preserve">   ↓</w:t>
+      </w:r>
+    </w:p>
+    <w:p>
+      <w:pPr>
+        <w:spacing w:after="0"/>
+        <w:rPr>
+          <w:sz w:val="22"/>
+          <w:szCs w:val="22"/>
+        </w:rPr>
+      </w:pPr>
+      <w:r>
+        <w:rPr>
+          <w:sz w:val="22"/>
+          <w:szCs w:val="22"/>
+        </w:rPr>
+        <w:t xml:space="preserve">5. </w:t>
+      </w:r>
+      <w:proofErr w:type="spellStart"/>
+      <w:r>
+        <w:rPr>
+          <w:sz w:val="22"/>
+          <w:szCs w:val="22"/>
+        </w:rPr>
+        <w:t>Copies</w:t>
+      </w:r>
+      <w:proofErr w:type="spellEnd"/>
+      <w:r>
+        <w:rPr>
+          <w:sz w:val="22"/>
+          <w:szCs w:val="22"/>
+        </w:rPr>
+        <w:t xml:space="preserve"> </w:t>
+      </w:r>
+      <w:proofErr w:type="spellStart"/>
+      <w:r>
+        <w:rPr>
+          <w:sz w:val="22"/>
+          <w:szCs w:val="22"/>
+        </w:rPr>
+        <w:t>original</w:t>
+      </w:r>
+      <w:proofErr w:type="spellEnd"/>
+      <w:r>
+        <w:rPr>
+          <w:sz w:val="22"/>
+          <w:szCs w:val="22"/>
+        </w:rPr>
+        <w:t xml:space="preserve"> image to '</w:t>
+      </w:r>
+      <w:proofErr w:type="spellStart"/>
+      <w:r>
+        <w:rPr>
+          <w:sz w:val="22"/>
+          <w:szCs w:val="22"/>
+        </w:rPr>
+        <w:t>generated</w:t>
+      </w:r>
+      <w:proofErr w:type="spellEnd"/>
+      <w:r>
+        <w:rPr>
+          <w:sz w:val="22"/>
+          <w:szCs w:val="22"/>
+        </w:rPr>
+        <w:t xml:space="preserve">' </w:t>
+      </w:r>
+      <w:proofErr w:type="spellStart"/>
+      <w:r>
+        <w:rPr>
+          <w:sz w:val="22"/>
+          <w:szCs w:val="22"/>
+        </w:rPr>
+        <w:t>folder</w:t>
+      </w:r>
+      <w:proofErr w:type="spellEnd"/>
+      <w:r>
+        <w:rPr>
+          <w:sz w:val="22"/>
+          <w:szCs w:val="22"/>
+        </w:rPr>
+        <w:t>:</w:t>
+      </w:r>
+    </w:p>
+    <w:p>
+      <w:pPr>
+        <w:spacing w:after="0"/>
+        <w:rPr>
+          <w:sz w:val="22"/>
+          <w:szCs w:val="22"/>
+        </w:rPr>
+      </w:pPr>
+      <w:r>
+        <w:rPr>
+          <w:sz w:val="22"/>
+          <w:szCs w:val="22"/>
+        </w:rPr>
+        <w:t xml:space="preserve">   → team-hr/</w:t>
+      </w:r>
+      <w:proofErr w:type="spellStart"/>
+      <w:r>
+        <w:rPr>
+          <w:sz w:val="22"/>
+          <w:szCs w:val="22"/>
+        </w:rPr>
+        <w:t>images</w:t>
+      </w:r>
+      <w:proofErr w:type="spellEnd"/>
+      <w:r>
+        <w:rPr>
+          <w:sz w:val="22"/>
+          <w:szCs w:val="22"/>
+        </w:rPr>
+        <w:t>/</w:t>
+      </w:r>
+      <w:proofErr w:type="spellStart"/>
+      <w:r>
+        <w:rPr>
+          <w:sz w:val="22"/>
+          <w:szCs w:val="22"/>
+        </w:rPr>
+        <w:t>generated</w:t>
+      </w:r>
+      <w:proofErr w:type="spellEnd"/>
+      <w:r>
+        <w:rPr>
+          <w:sz w:val="22"/>
+          <w:szCs w:val="22"/>
+        </w:rPr>
+        <w:t>/content_{presentationId}.jpg</w:t>
+      </w:r>
+    </w:p>
+    <w:p>
+      <w:pPr>
+        <w:spacing w:after="0"/>
+        <w:rPr>
+          <w:sz w:val="22"/>
+          <w:szCs w:val="22"/>
+        </w:rPr>
+      </w:pPr>
+      <w:r>
+        <w:rPr>
+          <w:sz w:val="22"/>
+          <w:szCs w:val="22"/>
+        </w:rPr>
+        <w:t xml:space="preserve">   ↓</w:t>
+      </w:r>
+    </w:p>
+    <w:p>
+      <w:pPr>
+        <w:spacing w:after="0"/>
+        <w:rPr>
+          <w:sz w:val="22"/>
+          <w:szCs w:val="22"/>
+        </w:rPr>
+      </w:pPr>
+      <w:r>
+        <w:rPr>
+          <w:sz w:val="22"/>
+          <w:szCs w:val="22"/>
+        </w:rPr>
+        <w:t xml:space="preserve">6. </w:t>
+      </w:r>
+      <w:proofErr w:type="spellStart"/>
+      <w:r>
+        <w:rPr>
+          <w:sz w:val="22"/>
+          <w:szCs w:val="22"/>
+        </w:rPr>
+        <w:t>Updates</w:t>
+      </w:r>
+      <w:proofErr w:type="spellEnd"/>
+      <w:r>
+        <w:rPr>
+          <w:sz w:val="22"/>
+          <w:szCs w:val="22"/>
+        </w:rPr>
+        <w:t xml:space="preserve"> </w:t>
+      </w:r>
+      <w:proofErr w:type="spellStart"/>
+      <w:r>
+        <w:rPr>
+          <w:sz w:val="22"/>
+          <w:szCs w:val="22"/>
+        </w:rPr>
+        <w:t>GeneratedImagePath</w:t>
+      </w:r>
+      <w:proofErr w:type="spellEnd"/>
+      <w:r>
+        <w:rPr>
+          <w:sz w:val="22"/>
+          <w:szCs w:val="22"/>
+        </w:rPr>
+        <w:t>:</w:t>
+      </w:r>
+    </w:p>
+    <w:p>
+      <w:pPr>
+        <w:spacing w:after="0"/>
+        <w:rPr>
+          <w:sz w:val="22"/>
+          <w:szCs w:val="22"/>
+        </w:rPr>
+      </w:pPr>
+      <w:r>
+        <w:rPr>
+          <w:sz w:val="22"/>
+          <w:szCs w:val="22"/>
+        </w:rPr>
+        <w:t xml:space="preserve">   → "team-hr/</w:t>
+      </w:r>
+      <w:proofErr w:type="spellStart"/>
+      <w:r>
+        <w:rPr>
+          <w:sz w:val="22"/>
+          <w:szCs w:val="22"/>
+        </w:rPr>
+        <w:t>images</w:t>
+      </w:r>
+      <w:proofErr w:type="spellEnd"/>
+      <w:r>
+        <w:rPr>
+          <w:sz w:val="22"/>
+          <w:szCs w:val="22"/>
+        </w:rPr>
+        <w:t>/</w:t>
+      </w:r>
+      <w:proofErr w:type="spellStart"/>
+      <w:r>
+        <w:rPr>
+          <w:sz w:val="22"/>
+          <w:szCs w:val="22"/>
+        </w:rPr>
+        <w:t>generated</w:t>
+      </w:r>
+      <w:proofErr w:type="spellEnd"/>
+      <w:r>
+        <w:rPr>
+          <w:sz w:val="22"/>
+          <w:szCs w:val="22"/>
+        </w:rPr>
+        <w:t>/</w:t>
+      </w:r>
+      <w:proofErr w:type="spellStart"/>
+      <w:r>
+        <w:rPr>
+          <w:sz w:val="22"/>
+          <w:szCs w:val="22"/>
+        </w:rPr>
+        <w:t>content</w:t>
+      </w:r>
+      <w:proofErr w:type="spellEnd"/>
+      <w:r>
+        <w:rPr>
+          <w:sz w:val="22"/>
+          <w:szCs w:val="22"/>
+        </w:rPr>
+        <w:t>_{</w:t>
+      </w:r>
+      <w:proofErr w:type="spellStart"/>
+      <w:r>
+        <w:rPr>
+          <w:sz w:val="22"/>
+          <w:szCs w:val="22"/>
+        </w:rPr>
+        <w:t>presentationId</w:t>
+      </w:r>
+      <w:proofErr w:type="spellEnd"/>
+      <w:r>
+        <w:rPr>
+          <w:sz w:val="22"/>
+          <w:szCs w:val="22"/>
+        </w:rPr>
+        <w:t>}.</w:t>
+      </w:r>
+      <w:proofErr w:type="spellStart"/>
+      <w:r>
+        <w:rPr>
+          <w:sz w:val="22"/>
+          <w:szCs w:val="22"/>
+        </w:rPr>
+        <w:t>jpg</w:t>
+      </w:r>
+      <w:proofErr w:type="spellEnd"/>
+      <w:r>
+        <w:rPr>
+          <w:sz w:val="22"/>
+          <w:szCs w:val="22"/>
+        </w:rPr>
+        <w:t>"</w:t>
+      </w:r>
+    </w:p>
+    <w:p>
+      <w:pPr>
+        <w:spacing w:after="0"/>
+        <w:rPr>
+          <w:sz w:val="22"/>
+          <w:szCs w:val="22"/>
+        </w:rPr>
+      </w:pPr>
+      <w:r>
+        <w:rPr>
+          <w:sz w:val="22"/>
+          <w:szCs w:val="22"/>
+        </w:rPr>
+        <w:t xml:space="preserve">   ↓</w:t>
+      </w:r>
+    </w:p>
+    <w:p>
+      <w:pPr>
+        <w:spacing w:after="0"/>
+        <w:rPr>
+          <w:sz w:val="22"/>
+          <w:szCs w:val="22"/>
+        </w:rPr>
+      </w:pPr>
+      <w:r>
+        <w:rPr>
+          <w:sz w:val="22"/>
+          <w:szCs w:val="22"/>
+        </w:rPr>
+        <w:t xml:space="preserve">7. </w:t>
+      </w:r>
+      <w:proofErr w:type="spellStart"/>
+      <w:r>
+        <w:rPr>
+          <w:sz w:val="22"/>
+          <w:szCs w:val="22"/>
+        </w:rPr>
+        <w:t>Clears</w:t>
+      </w:r>
+      <w:proofErr w:type="spellEnd"/>
+      <w:r>
+        <w:rPr>
+          <w:sz w:val="22"/>
+          <w:szCs w:val="22"/>
+        </w:rPr>
+        <w:t xml:space="preserve"> </w:t>
+      </w:r>
+      <w:proofErr w:type="spellStart"/>
+      <w:r>
+        <w:rPr>
+          <w:sz w:val="22"/>
+          <w:szCs w:val="22"/>
+        </w:rPr>
+        <w:t>PosterText</w:t>
+      </w:r>
+      <w:proofErr w:type="spellEnd"/>
+      <w:r>
+        <w:rPr>
+          <w:sz w:val="22"/>
+          <w:szCs w:val="22"/>
+        </w:rPr>
+        <w:t xml:space="preserve"> = </w:t>
+      </w:r>
+      <w:proofErr w:type="spellStart"/>
+      <w:r>
+        <w:rPr>
+          <w:sz w:val="22"/>
+          <w:szCs w:val="22"/>
+        </w:rPr>
+        <w:t>null</w:t>
+      </w:r>
+      <w:proofErr w:type="spellEnd"/>
+      <w:r>
+        <w:rPr>
+          <w:sz w:val="22"/>
+          <w:szCs w:val="22"/>
+        </w:rPr>
+        <w:t xml:space="preserve"> (no poster text)</w:t>
+      </w:r>
+    </w:p>
+    <w:p>
+      <w:pPr>
+        <w:spacing w:after="0"/>
+        <w:rPr>
+          <w:sz w:val="22"/>
+          <w:szCs w:val="22"/>
+        </w:rPr>
+      </w:pPr>
+      <w:r>
+        <w:rPr>
+          <w:sz w:val="22"/>
+          <w:szCs w:val="22"/>
+        </w:rPr>
+        <w:t xml:space="preserve">   ↓</w:t>
+      </w:r>
+    </w:p>
+    <w:p>
+      <w:pPr>
+        <w:spacing w:after="0"/>
+        <w:rPr>
+          <w:sz w:val="22"/>
+          <w:szCs w:val="22"/>
+        </w:rPr>
+      </w:pPr>
+      <w:r>
+        <w:rPr>
+          <w:sz w:val="22"/>
+          <w:szCs w:val="22"/>
+        </w:rPr>
+        <w:t xml:space="preserve">8. </w:t>
+      </w:r>
+      <w:proofErr w:type="spellStart"/>
+      <w:r>
+        <w:rPr>
+          <w:sz w:val="22"/>
+          <w:szCs w:val="22"/>
+        </w:rPr>
+        <w:t>Saves</w:t>
+      </w:r>
+      <w:proofErr w:type="spellEnd"/>
+      <w:r>
+        <w:rPr>
+          <w:sz w:val="22"/>
+          <w:szCs w:val="22"/>
+        </w:rPr>
+        <w:t xml:space="preserve"> </w:t>
+      </w:r>
+      <w:proofErr w:type="spellStart"/>
+      <w:r>
+        <w:rPr>
+          <w:sz w:val="22"/>
+          <w:szCs w:val="22"/>
+        </w:rPr>
+        <w:t>presentation</w:t>
+      </w:r>
+      <w:proofErr w:type="spellEnd"/>
+      <w:r>
+        <w:rPr>
+          <w:sz w:val="22"/>
+          <w:szCs w:val="22"/>
+        </w:rPr>
+        <w:t xml:space="preserve"> JSON to disk</w:t>
+      </w:r>
+    </w:p>
+    <w:p>
+      <w:pPr>
+        <w:spacing w:after="0"/>
+        <w:rPr>
+          <w:sz w:val="22"/>
+          <w:szCs w:val="22"/>
+        </w:rPr>
+      </w:pPr>
+      <w:r>
+        <w:rPr>
+          <w:sz w:val="22"/>
+          <w:szCs w:val="22"/>
+        </w:rPr>
+        <w:t xml:space="preserve">   ↓</w:t>
+      </w:r>
+    </w:p>
+    <w:p>
+      <w:pPr>
+        <w:spacing w:after="0"/>
+        <w:rPr>
+          <w:sz w:val="22"/>
+          <w:szCs w:val="22"/>
+        </w:rPr>
+      </w:pPr>
+      <w:r>
+        <w:rPr>
+          <w:sz w:val="22"/>
+          <w:szCs w:val="22"/>
+        </w:rPr>
+        <w:t xml:space="preserve">9. </w:t>
+      </w:r>
+      <w:proofErr w:type="spellStart"/>
+      <w:r>
+        <w:rPr>
+          <w:sz w:val="22"/>
+          <w:szCs w:val="22"/>
+        </w:rPr>
+        <w:t>Shows</w:t>
+      </w:r>
+      <w:proofErr w:type="spellEnd"/>
+      <w:r>
+        <w:rPr>
+          <w:sz w:val="22"/>
+          <w:szCs w:val="22"/>
+        </w:rPr>
+        <w:t xml:space="preserve"> </w:t>
+      </w:r>
+      <w:proofErr w:type="spellStart"/>
+      <w:r>
+        <w:rPr>
+          <w:sz w:val="22"/>
+          <w:szCs w:val="22"/>
+        </w:rPr>
+        <w:t>success</w:t>
+      </w:r>
+      <w:proofErr w:type="spellEnd"/>
+      <w:r>
+        <w:rPr>
+          <w:sz w:val="22"/>
+          <w:szCs w:val="22"/>
+        </w:rPr>
+        <w:t xml:space="preserve"> </w:t>
+      </w:r>
+      <w:proofErr w:type="spellStart"/>
+      <w:r>
+        <w:rPr>
+          <w:sz w:val="22"/>
+          <w:szCs w:val="22"/>
+        </w:rPr>
+        <w:t>message</w:t>
+      </w:r>
+      <w:proofErr w:type="spellEnd"/>
+      <w:r>
+        <w:rPr>
+          <w:sz w:val="22"/>
+          <w:szCs w:val="22"/>
+        </w:rPr>
+        <w:t>: "</w:t>
+      </w:r>
+      <w:proofErr w:type="spellStart"/>
+      <w:r>
+        <w:rPr>
+          <w:sz w:val="22"/>
+          <w:szCs w:val="22"/>
+        </w:rPr>
+        <w:t>Presentation</w:t>
+      </w:r>
+      <w:proofErr w:type="spellEnd"/>
+      <w:r>
+        <w:rPr>
+          <w:sz w:val="22"/>
+          <w:szCs w:val="22"/>
+        </w:rPr>
+        <w:t xml:space="preserve"> </w:t>
+      </w:r>
+      <w:proofErr w:type="spellStart"/>
+      <w:r>
+        <w:rPr>
+          <w:sz w:val="22"/>
+          <w:szCs w:val="22"/>
+        </w:rPr>
+        <w:t>updated</w:t>
+      </w:r>
+      <w:proofErr w:type="spellEnd"/>
+      <w:r>
+        <w:rPr>
+          <w:sz w:val="22"/>
+          <w:szCs w:val="22"/>
+        </w:rPr>
+        <w:t xml:space="preserve"> </w:t>
+      </w:r>
+      <w:proofErr w:type="spellStart"/>
+      <w:r>
+        <w:rPr>
+          <w:sz w:val="22"/>
+          <w:szCs w:val="22"/>
+        </w:rPr>
+        <w:t>successfully</w:t>
+      </w:r>
+      <w:proofErr w:type="spellEnd"/>
+      <w:r>
+        <w:rPr>
+          <w:sz w:val="22"/>
+          <w:szCs w:val="22"/>
+        </w:rPr>
+        <w:t>!"</w:t>
+      </w:r>
+    </w:p>
+    <w:p>
+      <w:pPr>
+        <w:spacing w:after="0"/>
+        <w:rPr>
+          <w:sz w:val="22"/>
+          <w:szCs w:val="22"/>
+        </w:rPr>
+      </w:pPr>
+      <w:r>
+        <w:rPr>
+          <w:sz w:val="22"/>
+          <w:szCs w:val="22"/>
+        </w:rPr>
+        <w:t xml:space="preserve">   ↓</w:t>
+      </w:r>
+    </w:p>
+    <w:p>
+      <w:pPr>
+        <w:spacing w:after="0"/>
+        <w:rPr>
+          <w:sz w:val="22"/>
+          <w:szCs w:val="22"/>
+        </w:rPr>
+      </w:pPr>
+      <w:r>
+        <w:rPr>
+          <w:sz w:val="22"/>
+          <w:szCs w:val="22"/>
+        </w:rPr>
+        <w:t xml:space="preserve">10. </w:t>
+      </w:r>
+      <w:proofErr w:type="spellStart"/>
+      <w:r>
+        <w:rPr>
+          <w:sz w:val="22"/>
+          <w:szCs w:val="22"/>
+        </w:rPr>
+        <w:t>Waits</w:t>
+      </w:r>
+      <w:proofErr w:type="spellEnd"/>
+      <w:r>
+        <w:rPr>
+          <w:sz w:val="22"/>
+          <w:szCs w:val="22"/>
+        </w:rPr>
+        <w:t xml:space="preserve"> 1.5 </w:t>
+      </w:r>
+      <w:proofErr w:type="spellStart"/>
+      <w:r>
+        <w:rPr>
+          <w:sz w:val="22"/>
+          <w:szCs w:val="22"/>
+        </w:rPr>
+        <w:t>seconds</w:t>
+      </w:r>
+      <w:proofErr w:type="spellEnd"/>
+    </w:p>
+    <w:p>
+      <w:pPr>
+        <w:spacing w:after="0"/>
+        <w:rPr>
+          <w:sz w:val="22"/>
+          <w:szCs w:val="22"/>
+        </w:rPr>
+      </w:pPr>
+      <w:r>
+        <w:rPr>
+          <w:sz w:val="22"/>
+          <w:szCs w:val="22"/>
+        </w:rPr>
+        <w:t xml:space="preserve">   ↓</w:t>
+      </w:r>
+    </w:p>
+    <w:p>
+      <w:pPr>
+        <w:spacing w:after="0"/>
+        <w:rPr>
+          <w:sz w:val="22"/>
+          <w:szCs w:val="22"/>
+        </w:rPr>
+      </w:pPr>
+      <w:r>
+        <w:rPr>
+          <w:sz w:val="22"/>
+          <w:szCs w:val="22"/>
+        </w:rPr>
+        <w:t xml:space="preserve">11. </w:t>
+      </w:r>
+      <w:proofErr w:type="spellStart"/>
+      <w:r>
+        <w:rPr>
+          <w:sz w:val="22"/>
+          <w:szCs w:val="22"/>
+        </w:rPr>
+        <w:t>Navigates</w:t>
+      </w:r>
+      <w:proofErr w:type="spellEnd"/>
+      <w:r>
+        <w:rPr>
+          <w:sz w:val="22"/>
+          <w:szCs w:val="22"/>
+        </w:rPr>
+        <w:t xml:space="preserve"> to:</w:t>
+      </w:r>
+    </w:p>
+    <w:p>
+      <w:pPr>
+        <w:spacing w:after="0"/>
+        <w:rPr>
+          <w:sz w:val="22"/>
+          <w:szCs w:val="22"/>
+        </w:rPr>
+      </w:pPr>
+      <w:r>
+        <w:rPr>
+          <w:sz w:val="22"/>
+          <w:szCs w:val="22"/>
+        </w:rPr>
+        <w:t xml:space="preserve">    /presentations/{presentationId}/assign?isNewsOfWeek=true&amp;isWallpaper=false&amp;isLogonScreen=false</w:t>
+      </w:r>
+    </w:p>
+    <w:p>
+      <w:pPr>
+        <w:spacing w:after="0" w:line="240" w:lineRule="auto"/>
+        <w:rPr>
+          <w:sz w:val="22"/>
+          <w:szCs w:val="22"/>
+        </w:rPr>
+      </w:pPr>
+      <w:r>
+        <w:rPr>
+          <w:rFonts w:ascii="Segoe UI Emoji" w:hAnsi="Segoe UI Emoji" w:cs="Segoe UI Emoji"/>
+          <w:sz w:val="22"/>
+          <w:szCs w:val="22"/>
+        </w:rPr>
+        <w:t>✅</w:t>
+      </w:r>
+      <w:r>
+        <w:rPr>
+          <w:sz w:val="22"/>
+          <w:szCs w:val="22"/>
+        </w:rPr>
+        <w:t xml:space="preserve"> Name and </w:t>
+      </w:r>
+      <w:proofErr w:type="spellStart"/>
+      <w:r>
+        <w:rPr>
+          <w:sz w:val="22"/>
+          <w:szCs w:val="22"/>
+        </w:rPr>
+        <w:t>description</w:t>
+      </w:r>
+      <w:proofErr w:type="spellEnd"/>
+      <w:r>
+        <w:rPr>
+          <w:sz w:val="22"/>
+          <w:szCs w:val="22"/>
+        </w:rPr>
+        <w:t xml:space="preserve"> </w:t>
+      </w:r>
+      <w:proofErr w:type="spellStart"/>
+      <w:r>
+        <w:rPr>
+          <w:sz w:val="22"/>
+          <w:szCs w:val="22"/>
+        </w:rPr>
+        <w:t>updated</w:t>
+      </w:r>
+      <w:proofErr w:type="spellEnd"/>
+      <w:r>
+        <w:rPr>
+          <w:sz w:val="22"/>
+          <w:szCs w:val="22"/>
+        </w:rPr>
+        <w:t xml:space="preserve"> in JSON</w:t>
+      </w:r>
+    </w:p>
+    <w:p>
+      <w:pPr>
+        <w:spacing w:after="0" w:line="240" w:lineRule="auto"/>
+        <w:rPr>
+          <w:sz w:val="22"/>
+          <w:szCs w:val="22"/>
+        </w:rPr>
+      </w:pPr>
+      <w:r>
+        <w:rPr>
+          <w:rFonts w:ascii="Segoe UI Emoji" w:hAnsi="Segoe UI Emoji" w:cs="Segoe UI Emoji"/>
+          <w:sz w:val="22"/>
+          <w:szCs w:val="22"/>
+        </w:rPr>
+        <w:t>✅</w:t>
+      </w:r>
+      <w:r>
+        <w:rPr>
+          <w:sz w:val="22"/>
+          <w:szCs w:val="22"/>
+        </w:rPr>
+        <w:t xml:space="preserve"> ContentImageBase64 </w:t>
+      </w:r>
+      <w:proofErr w:type="spellStart"/>
+      <w:r>
+        <w:rPr>
+          <w:sz w:val="22"/>
+          <w:szCs w:val="22"/>
+        </w:rPr>
+        <w:t>contains</w:t>
+      </w:r>
+      <w:proofErr w:type="spellEnd"/>
+      <w:r>
+        <w:rPr>
+          <w:sz w:val="22"/>
+          <w:szCs w:val="22"/>
+        </w:rPr>
+        <w:t xml:space="preserve"> </w:t>
+      </w:r>
+      <w:proofErr w:type="spellStart"/>
+      <w:r>
+        <w:rPr>
+          <w:sz w:val="22"/>
+          <w:szCs w:val="22"/>
+        </w:rPr>
+        <w:t>original</w:t>
+      </w:r>
+      <w:proofErr w:type="spellEnd"/>
+      <w:r>
+        <w:rPr>
+          <w:sz w:val="22"/>
+          <w:szCs w:val="22"/>
+        </w:rPr>
+        <w:t xml:space="preserve"> image</w:t>
+      </w:r>
+    </w:p>
+    <w:p>
+      <w:pPr>
+        <w:spacing w:after="0" w:line="240" w:lineRule="auto"/>
+        <w:rPr>
+          <w:sz w:val="22"/>
+          <w:szCs w:val="22"/>
+        </w:rPr>
+      </w:pPr>
+      <w:r>
+        <w:rPr>
+          <w:rFonts w:ascii="Segoe UI Emoji" w:hAnsi="Segoe UI Emoji" w:cs="Segoe UI Emoji"/>
+          <w:sz w:val="22"/>
+          <w:szCs w:val="22"/>
+        </w:rPr>
+        <w:t>✅</w:t>
+      </w:r>
+      <w:r>
+        <w:rPr>
+          <w:sz w:val="22"/>
+          <w:szCs w:val="22"/>
+        </w:rPr>
+        <w:t xml:space="preserve"> </w:t>
+      </w:r>
+      <w:proofErr w:type="spellStart"/>
+      <w:r>
+        <w:rPr>
+          <w:sz w:val="22"/>
+          <w:szCs w:val="22"/>
+        </w:rPr>
+        <w:t>File</w:t>
+      </w:r>
+      <w:proofErr w:type="spellEnd"/>
+      <w:r>
+        <w:rPr>
+          <w:sz w:val="22"/>
+          <w:szCs w:val="22"/>
+        </w:rPr>
+        <w:t xml:space="preserve"> </w:t>
+      </w:r>
+      <w:proofErr w:type="spellStart"/>
+      <w:r>
+        <w:rPr>
+          <w:sz w:val="22"/>
+          <w:szCs w:val="22"/>
+        </w:rPr>
+        <w:t>copied</w:t>
+      </w:r>
+      <w:proofErr w:type="spellEnd"/>
+      <w:r>
+        <w:rPr>
+          <w:sz w:val="22"/>
+          <w:szCs w:val="22"/>
+        </w:rPr>
+        <w:t xml:space="preserve"> to: team-hr/</w:t>
+      </w:r>
+      <w:proofErr w:type="spellStart"/>
+      <w:r>
+        <w:rPr>
+          <w:sz w:val="22"/>
+          <w:szCs w:val="22"/>
+        </w:rPr>
+        <w:t>images</w:t>
+      </w:r>
+      <w:proofErr w:type="spellEnd"/>
+      <w:r>
+        <w:rPr>
+          <w:sz w:val="22"/>
+          <w:szCs w:val="22"/>
+        </w:rPr>
+        <w:t>/</w:t>
+      </w:r>
+      <w:proofErr w:type="spellStart"/>
+      <w:r>
+        <w:rPr>
+          <w:sz w:val="22"/>
+          <w:szCs w:val="22"/>
+        </w:rPr>
+        <w:t>generated</w:t>
+      </w:r>
+      <w:proofErr w:type="spellEnd"/>
+      <w:r>
+        <w:rPr>
+          <w:sz w:val="22"/>
+          <w:szCs w:val="22"/>
+        </w:rPr>
+        <w:t>/content_{presentationId}.jpg</w:t>
+      </w:r>
+    </w:p>
+    <w:p>
+      <w:pPr>
+        <w:spacing w:after="0" w:line="240" w:lineRule="auto"/>
+        <w:rPr>
+          <w:sz w:val="22"/>
+          <w:szCs w:val="22"/>
+        </w:rPr>
+      </w:pPr>
+      <w:r>
+        <w:rPr>
+          <w:rFonts w:ascii="Segoe UI Emoji" w:hAnsi="Segoe UI Emoji" w:cs="Segoe UI Emoji"/>
+          <w:sz w:val="22"/>
+          <w:szCs w:val="22"/>
+        </w:rPr>
+        <w:t>✅</w:t>
+      </w:r>
+      <w:r>
+        <w:rPr>
+          <w:sz w:val="22"/>
+          <w:szCs w:val="22"/>
+        </w:rPr>
+        <w:t xml:space="preserve"> </w:t>
+      </w:r>
+      <w:proofErr w:type="spellStart"/>
+      <w:r>
+        <w:rPr>
+          <w:sz w:val="22"/>
+          <w:szCs w:val="22"/>
+        </w:rPr>
+        <w:t>GeneratedImagePath</w:t>
+      </w:r>
+      <w:proofErr w:type="spellEnd"/>
+      <w:r>
+        <w:rPr>
+          <w:sz w:val="22"/>
+          <w:szCs w:val="22"/>
+        </w:rPr>
+        <w:t xml:space="preserve"> = "team-hr/</w:t>
+      </w:r>
+      <w:proofErr w:type="spellStart"/>
+      <w:r>
+        <w:rPr>
+          <w:sz w:val="22"/>
+          <w:szCs w:val="22"/>
+        </w:rPr>
+        <w:t>images</w:t>
+      </w:r>
+      <w:proofErr w:type="spellEnd"/>
+      <w:r>
+        <w:rPr>
+          <w:sz w:val="22"/>
+          <w:szCs w:val="22"/>
+        </w:rPr>
+        <w:t>/</w:t>
+      </w:r>
+      <w:proofErr w:type="spellStart"/>
+      <w:r>
+        <w:rPr>
+          <w:sz w:val="22"/>
+          <w:szCs w:val="22"/>
+        </w:rPr>
+        <w:t>generated</w:t>
+      </w:r>
+      <w:proofErr w:type="spellEnd"/>
+      <w:r>
+        <w:rPr>
+          <w:sz w:val="22"/>
+          <w:szCs w:val="22"/>
+        </w:rPr>
+        <w:t>/</w:t>
+      </w:r>
+      <w:proofErr w:type="spellStart"/>
+      <w:r>
+        <w:rPr>
+          <w:sz w:val="22"/>
+          <w:szCs w:val="22"/>
+        </w:rPr>
+        <w:t>content</w:t>
+      </w:r>
+      <w:proofErr w:type="spellEnd"/>
+      <w:r>
+        <w:rPr>
+          <w:sz w:val="22"/>
+          <w:szCs w:val="22"/>
+        </w:rPr>
+        <w:t>_{</w:t>
+      </w:r>
+      <w:proofErr w:type="spellStart"/>
+      <w:r>
+        <w:rPr>
+          <w:sz w:val="22"/>
+          <w:szCs w:val="22"/>
+        </w:rPr>
+        <w:t>presentationId</w:t>
+      </w:r>
+      <w:proofErr w:type="spellEnd"/>
+      <w:r>
+        <w:rPr>
+          <w:sz w:val="22"/>
+          <w:szCs w:val="22"/>
+        </w:rPr>
+        <w:t>}.</w:t>
+      </w:r>
+      <w:proofErr w:type="spellStart"/>
+      <w:r>
+        <w:rPr>
+          <w:sz w:val="22"/>
+          <w:szCs w:val="22"/>
+        </w:rPr>
+        <w:t>jpg</w:t>
+      </w:r>
+      <w:proofErr w:type="spellEnd"/>
+      <w:r>
+        <w:rPr>
+          <w:sz w:val="22"/>
+          <w:szCs w:val="22"/>
+        </w:rPr>
+        <w:t>"</w:t>
+      </w:r>
+    </w:p>
+    <w:p>
+      <w:pPr>
+        <w:spacing w:after="0" w:line="240" w:lineRule="auto"/>
+        <w:rPr>
+          <w:sz w:val="22"/>
+          <w:szCs w:val="22"/>
+        </w:rPr>
+      </w:pPr>
+      <w:r>
+        <w:rPr>
+          <w:rFonts w:ascii="Segoe UI Emoji" w:hAnsi="Segoe UI Emoji" w:cs="Segoe UI Emoji"/>
+          <w:sz w:val="22"/>
+          <w:szCs w:val="22"/>
+        </w:rPr>
+        <w:t>✅</w:t>
+      </w:r>
+      <w:r>
+        <w:rPr>
+          <w:sz w:val="22"/>
+          <w:szCs w:val="22"/>
+        </w:rPr>
+        <w:t xml:space="preserve"> </w:t>
+      </w:r>
+      <w:proofErr w:type="spellStart"/>
+      <w:r>
+        <w:rPr>
+          <w:sz w:val="22"/>
+          <w:szCs w:val="22"/>
+        </w:rPr>
+        <w:t>PosterText</w:t>
+      </w:r>
+      <w:proofErr w:type="spellEnd"/>
+      <w:r>
+        <w:rPr>
+          <w:sz w:val="22"/>
+          <w:szCs w:val="22"/>
+        </w:rPr>
+        <w:t xml:space="preserve"> = </w:t>
+      </w:r>
+      <w:proofErr w:type="spellStart"/>
+      <w:r>
+        <w:rPr>
+          <w:sz w:val="22"/>
+          <w:szCs w:val="22"/>
+        </w:rPr>
+        <w:t>null</w:t>
+      </w:r>
+      <w:proofErr w:type="spellEnd"/>
+    </w:p>
+    <w:p>
+      <w:pPr>
+        <w:spacing w:after="0" w:line="240" w:lineRule="auto"/>
+        <w:rPr>
+          <w:b/>
+          <w:bCs/>
+          <w:sz w:val="22"/>
+          <w:szCs w:val="22"/>
+        </w:rPr>
+      </w:pPr>
+      <w:r>
+        <w:rPr>
+          <w:rFonts w:ascii="Segoe UI Emoji" w:hAnsi="Segoe UI Emoji" w:cs="Segoe UI Emoji"/>
+          <w:sz w:val="22"/>
+          <w:szCs w:val="22"/>
+        </w:rPr>
+        <w:t>✅</w:t>
+      </w:r>
+      <w:r>
+        <w:rPr>
+          <w:sz w:val="22"/>
+          <w:szCs w:val="22"/>
+        </w:rPr>
+        <w:t xml:space="preserve"> </w:t>
+      </w:r>
+      <w:proofErr w:type="spellStart"/>
+      <w:r>
+        <w:rPr>
+          <w:sz w:val="22"/>
+          <w:szCs w:val="22"/>
+        </w:rPr>
+        <w:t>Navigates</w:t>
+      </w:r>
+      <w:proofErr w:type="spellEnd"/>
+      <w:r>
+        <w:rPr>
+          <w:sz w:val="22"/>
+          <w:szCs w:val="22"/>
+        </w:rPr>
+        <w:t xml:space="preserve"> to </w:t>
+      </w:r>
+      <w:proofErr w:type="spellStart"/>
+      <w:r>
+        <w:rPr>
+          <w:sz w:val="22"/>
+          <w:szCs w:val="22"/>
+        </w:rPr>
+        <w:t>Create</w:t>
+      </w:r>
+      <w:proofErr w:type="spellEnd"/>
+      <w:r>
+        <w:rPr>
+          <w:sz w:val="22"/>
+          <w:szCs w:val="22"/>
+        </w:rPr>
+        <w:t xml:space="preserve"> </w:t>
+      </w:r>
+      <w:proofErr w:type="spellStart"/>
+      <w:r>
+        <w:rPr>
+          <w:sz w:val="22"/>
+          <w:szCs w:val="22"/>
+        </w:rPr>
+        <w:t>Assignment</w:t>
+      </w:r>
+      <w:proofErr w:type="spellEnd"/>
+      <w:r>
+        <w:rPr>
+          <w:sz w:val="22"/>
+          <w:szCs w:val="22"/>
+        </w:rPr>
+        <w:t xml:space="preserve"> </w:t>
+      </w:r>
+      <w:proofErr w:type="spellStart"/>
+      <w:r>
+        <w:rPr>
+          <w:sz w:val="22"/>
+          <w:szCs w:val="22"/>
+        </w:rPr>
+        <w:t>page</w:t>
+      </w:r>
+      <w:proofErr w:type="spellEnd"/>
+      <w:r>
+        <w:rPr>
+          <w:sz w:val="22"/>
+          <w:szCs w:val="22"/>
+        </w:rPr>
+        <w:br w:type="page"/>
+      </w:r>
+      <w:r>
+        <w:rPr>
+          <w:b/>
+          <w:bCs/>
+          <w:sz w:val="22"/>
+          <w:szCs w:val="22"/>
+        </w:rPr>
+        <w:lastRenderedPageBreak/>
+        <w:t xml:space="preserve">SCENARIO 2: User </w:t>
+      </w:r>
+      <w:proofErr w:type="spellStart"/>
+      <w:r>
+        <w:rPr>
+          <w:b/>
+          <w:bCs/>
+          <w:sz w:val="22"/>
+          <w:szCs w:val="22"/>
+        </w:rPr>
+        <w:t>Checks</w:t>
+      </w:r>
+      <w:proofErr w:type="spellEnd"/>
+      <w:r>
+        <w:rPr>
+          <w:b/>
+          <w:bCs/>
+          <w:sz w:val="22"/>
+          <w:szCs w:val="22"/>
+        </w:rPr>
+        <w:t xml:space="preserve"> "Support Poster </w:t>
+      </w:r>
+      <w:proofErr w:type="spellStart"/>
+      <w:r>
+        <w:rPr>
+          <w:b/>
+          <w:bCs/>
+          <w:sz w:val="22"/>
+          <w:szCs w:val="22"/>
+        </w:rPr>
+        <w:t>Creation</w:t>
+      </w:r>
+      <w:proofErr w:type="spellEnd"/>
+      <w:r>
+        <w:rPr>
+          <w:b/>
+          <w:bCs/>
+          <w:sz w:val="22"/>
+          <w:szCs w:val="22"/>
+        </w:rPr>
+        <w:t>"</w:t>
+      </w:r>
+    </w:p>
+    <w:p>
+      <w:pPr>
+        <w:spacing w:after="0" w:line="240" w:lineRule="auto"/>
+        <w:rPr>
+          <w:b/>
+          <w:bCs/>
+          <w:sz w:val="22"/>
+          <w:szCs w:val="22"/>
+        </w:rPr>
+      </w:pPr>
+      <w:proofErr w:type="spellStart"/>
+      <w:r>
+        <w:rPr>
+          <w:b/>
+          <w:bCs/>
+          <w:sz w:val="22"/>
+          <w:szCs w:val="22"/>
+        </w:rPr>
+        <w:t>Steps</w:t>
+      </w:r>
+      <w:proofErr w:type="spellEnd"/>
+      <w:r>
+        <w:rPr>
+          <w:b/>
+          <w:bCs/>
+          <w:sz w:val="22"/>
+          <w:szCs w:val="22"/>
+        </w:rPr>
+        <w:t>:</w:t>
+      </w:r>
+    </w:p>
+    <w:p>
+      <w:pPr>
+        <w:numPr>
+          <w:ilvl w:val="0"/>
+          <w:numId w:val="8"/>
+        </w:numPr>
+        <w:spacing w:after="0" w:line="240" w:lineRule="auto"/>
+        <w:rPr>
+          <w:sz w:val="22"/>
+          <w:szCs w:val="22"/>
+        </w:rPr>
+      </w:pPr>
+      <w:r>
+        <w:rPr>
+          <w:sz w:val="22"/>
+          <w:szCs w:val="22"/>
+        </w:rPr>
+        <w:t xml:space="preserve">Go to </w:t>
+      </w:r>
+      <w:proofErr w:type="spellStart"/>
+      <w:r>
+        <w:rPr>
+          <w:sz w:val="22"/>
+          <w:szCs w:val="22"/>
+        </w:rPr>
+        <w:t>Presentations</w:t>
+      </w:r>
+      <w:proofErr w:type="spellEnd"/>
+      <w:r>
+        <w:rPr>
+          <w:sz w:val="22"/>
+          <w:szCs w:val="22"/>
+        </w:rPr>
+        <w:t xml:space="preserve"> list</w:t>
+      </w:r>
+    </w:p>
+    <w:p>
+      <w:pPr>
+        <w:numPr>
+          <w:ilvl w:val="0"/>
+          <w:numId w:val="8"/>
+        </w:numPr>
+        <w:spacing w:after="0" w:line="240" w:lineRule="auto"/>
+        <w:rPr>
+          <w:sz w:val="22"/>
+          <w:szCs w:val="22"/>
+        </w:rPr>
+      </w:pPr>
+      <w:proofErr w:type="spellStart"/>
+      <w:r>
+        <w:rPr>
+          <w:sz w:val="22"/>
+          <w:szCs w:val="22"/>
+        </w:rPr>
+        <w:t>Click</w:t>
+      </w:r>
+      <w:proofErr w:type="spellEnd"/>
+      <w:r>
+        <w:rPr>
+          <w:sz w:val="22"/>
+          <w:szCs w:val="22"/>
+        </w:rPr>
+        <w:t xml:space="preserve"> </w:t>
+      </w:r>
+      <w:r>
+        <w:rPr>
+          <w:b/>
+          <w:bCs/>
+          <w:sz w:val="22"/>
+          <w:szCs w:val="22"/>
+        </w:rPr>
+        <w:t>"Edit"</w:t>
+      </w:r>
+      <w:r>
+        <w:rPr>
+          <w:sz w:val="22"/>
+          <w:szCs w:val="22"/>
+        </w:rPr>
+        <w:t xml:space="preserve"> on </w:t>
+      </w:r>
+      <w:proofErr w:type="spellStart"/>
+      <w:r>
+        <w:rPr>
+          <w:sz w:val="22"/>
+          <w:szCs w:val="22"/>
+        </w:rPr>
+        <w:t>existing</w:t>
+      </w:r>
+      <w:proofErr w:type="spellEnd"/>
+      <w:r>
+        <w:rPr>
+          <w:sz w:val="22"/>
+          <w:szCs w:val="22"/>
+        </w:rPr>
+        <w:t xml:space="preserve"> </w:t>
+      </w:r>
+      <w:proofErr w:type="spellStart"/>
+      <w:r>
+        <w:rPr>
+          <w:sz w:val="22"/>
+          <w:szCs w:val="22"/>
+        </w:rPr>
+        <w:t>presentation</w:t>
+      </w:r>
+      <w:proofErr w:type="spellEnd"/>
+    </w:p>
+    <w:p>
+      <w:pPr>
+        <w:numPr>
+          <w:ilvl w:val="0"/>
+          <w:numId w:val="8"/>
+        </w:numPr>
+        <w:spacing w:after="0" w:line="240" w:lineRule="auto"/>
+        <w:rPr>
+          <w:sz w:val="22"/>
+          <w:szCs w:val="22"/>
+        </w:rPr>
+      </w:pPr>
+      <w:r>
+        <w:rPr>
+          <w:b/>
+          <w:bCs/>
+          <w:sz w:val="22"/>
+          <w:szCs w:val="22"/>
+        </w:rPr>
+        <w:t>CHECK</w:t>
+      </w:r>
+      <w:r>
+        <w:rPr>
+          <w:sz w:val="22"/>
+          <w:szCs w:val="22"/>
+        </w:rPr>
+        <w:t xml:space="preserve"> "Support Poster </w:t>
+      </w:r>
+      <w:proofErr w:type="spellStart"/>
+      <w:r>
+        <w:rPr>
+          <w:sz w:val="22"/>
+          <w:szCs w:val="22"/>
+        </w:rPr>
+        <w:t>creation</w:t>
+      </w:r>
+      <w:proofErr w:type="spellEnd"/>
+      <w:r>
+        <w:rPr>
+          <w:sz w:val="22"/>
+          <w:szCs w:val="22"/>
+        </w:rPr>
+        <w:t xml:space="preserve">" </w:t>
+      </w:r>
+      <w:r>
+        <w:rPr>
+          <w:rFonts w:ascii="Segoe UI Emoji" w:hAnsi="Segoe UI Emoji" w:cs="Segoe UI Emoji"/>
+          <w:sz w:val="22"/>
+          <w:szCs w:val="22"/>
+        </w:rPr>
+        <w:t>✅</w:t>
+      </w:r>
+    </w:p>
+    <w:p>
+      <w:pPr>
+        <w:numPr>
+          <w:ilvl w:val="0"/>
+          <w:numId w:val="8"/>
+        </w:numPr>
+        <w:spacing w:after="0" w:line="240" w:lineRule="auto"/>
+        <w:rPr>
+          <w:sz w:val="22"/>
+          <w:szCs w:val="22"/>
+        </w:rPr>
+      </w:pPr>
+      <w:r>
+        <w:rPr>
+          <w:sz w:val="22"/>
+          <w:szCs w:val="22"/>
+        </w:rPr>
+        <w:t xml:space="preserve">Poster Text </w:t>
+      </w:r>
+      <w:proofErr w:type="spellStart"/>
+      <w:r>
+        <w:rPr>
+          <w:sz w:val="22"/>
+          <w:szCs w:val="22"/>
+        </w:rPr>
+        <w:t>section</w:t>
+      </w:r>
+      <w:proofErr w:type="spellEnd"/>
+      <w:r>
+        <w:rPr>
+          <w:sz w:val="22"/>
+          <w:szCs w:val="22"/>
+        </w:rPr>
+        <w:t xml:space="preserve"> </w:t>
+      </w:r>
+      <w:proofErr w:type="spellStart"/>
+      <w:r>
+        <w:rPr>
+          <w:sz w:val="22"/>
+          <w:szCs w:val="22"/>
+        </w:rPr>
+        <w:t>appears</w:t>
+      </w:r>
+      <w:proofErr w:type="spellEnd"/>
+    </w:p>
+    <w:p>
+      <w:pPr>
+        <w:numPr>
+          <w:ilvl w:val="0"/>
+          <w:numId w:val="8"/>
+        </w:numPr>
+        <w:spacing w:after="0" w:line="240" w:lineRule="auto"/>
+        <w:rPr>
+          <w:sz w:val="22"/>
+          <w:szCs w:val="22"/>
+        </w:rPr>
+      </w:pPr>
+      <w:r>
+        <w:rPr>
+          <w:sz w:val="22"/>
+          <w:szCs w:val="22"/>
+        </w:rPr>
+        <w:t xml:space="preserve">Fill in: </w:t>
+      </w:r>
+    </w:p>
+    <w:p>
+      <w:pPr>
+        <w:numPr>
+          <w:ilvl w:val="1"/>
+          <w:numId w:val="8"/>
+        </w:numPr>
+        <w:spacing w:after="0" w:line="240" w:lineRule="auto"/>
+        <w:rPr>
+          <w:sz w:val="22"/>
+          <w:szCs w:val="22"/>
+        </w:rPr>
+      </w:pPr>
+      <w:proofErr w:type="spellStart"/>
+      <w:r>
+        <w:rPr>
+          <w:sz w:val="22"/>
+          <w:szCs w:val="22"/>
+        </w:rPr>
+        <w:t>Headline</w:t>
+      </w:r>
+      <w:proofErr w:type="spellEnd"/>
+      <w:r>
+        <w:rPr>
+          <w:sz w:val="22"/>
+          <w:szCs w:val="22"/>
+        </w:rPr>
+        <w:t>: "</w:t>
+      </w:r>
+      <w:proofErr w:type="spellStart"/>
+      <w:r>
+        <w:rPr>
+          <w:sz w:val="22"/>
+          <w:szCs w:val="22"/>
+        </w:rPr>
+        <w:t>Amazing</w:t>
+      </w:r>
+      <w:proofErr w:type="spellEnd"/>
+      <w:r>
+        <w:rPr>
+          <w:sz w:val="22"/>
+          <w:szCs w:val="22"/>
+        </w:rPr>
+        <w:t xml:space="preserve"> </w:t>
+      </w:r>
+      <w:proofErr w:type="spellStart"/>
+      <w:r>
+        <w:rPr>
+          <w:sz w:val="22"/>
+          <w:szCs w:val="22"/>
+        </w:rPr>
+        <w:t>Desserts</w:t>
+      </w:r>
+      <w:proofErr w:type="spellEnd"/>
+      <w:r>
+        <w:rPr>
+          <w:sz w:val="22"/>
+          <w:szCs w:val="22"/>
+        </w:rPr>
+        <w:t>"</w:t>
+      </w:r>
+    </w:p>
+    <w:p>
+      <w:pPr>
+        <w:numPr>
+          <w:ilvl w:val="1"/>
+          <w:numId w:val="8"/>
+        </w:numPr>
+        <w:spacing w:after="0" w:line="240" w:lineRule="auto"/>
+        <w:rPr>
+          <w:sz w:val="22"/>
+          <w:szCs w:val="22"/>
+        </w:rPr>
+      </w:pPr>
+      <w:r>
+        <w:rPr>
+          <w:sz w:val="22"/>
+          <w:szCs w:val="22"/>
+        </w:rPr>
+        <w:t>Body: "</w:t>
+      </w:r>
+      <w:proofErr w:type="spellStart"/>
+      <w:r>
+        <w:rPr>
+          <w:sz w:val="22"/>
+          <w:szCs w:val="22"/>
+        </w:rPr>
+        <w:t>Fresh</w:t>
+      </w:r>
+      <w:proofErr w:type="spellEnd"/>
+      <w:r>
+        <w:rPr>
+          <w:sz w:val="22"/>
+          <w:szCs w:val="22"/>
+        </w:rPr>
+        <w:t xml:space="preserve"> </w:t>
+      </w:r>
+      <w:proofErr w:type="spellStart"/>
+      <w:r>
+        <w:rPr>
+          <w:sz w:val="22"/>
+          <w:szCs w:val="22"/>
+        </w:rPr>
+        <w:t>cakes</w:t>
+      </w:r>
+      <w:proofErr w:type="spellEnd"/>
+      <w:r>
+        <w:rPr>
+          <w:sz w:val="22"/>
+          <w:szCs w:val="22"/>
+        </w:rPr>
+        <w:t xml:space="preserve"> </w:t>
+      </w:r>
+      <w:proofErr w:type="spellStart"/>
+      <w:r>
+        <w:rPr>
+          <w:sz w:val="22"/>
+          <w:szCs w:val="22"/>
+        </w:rPr>
+        <w:t>daily</w:t>
+      </w:r>
+      <w:proofErr w:type="spellEnd"/>
+      <w:r>
+        <w:rPr>
+          <w:sz w:val="22"/>
+          <w:szCs w:val="22"/>
+        </w:rPr>
+        <w:t>"</w:t>
+      </w:r>
+    </w:p>
+    <w:p>
+      <w:pPr>
+        <w:numPr>
+          <w:ilvl w:val="1"/>
+          <w:numId w:val="8"/>
+        </w:numPr>
+        <w:spacing w:after="0" w:line="240" w:lineRule="auto"/>
+        <w:rPr>
+          <w:sz w:val="22"/>
+          <w:szCs w:val="22"/>
+        </w:rPr>
+      </w:pPr>
+      <w:r>
+        <w:rPr>
+          <w:sz w:val="22"/>
+          <w:szCs w:val="22"/>
+        </w:rPr>
+        <w:t>CTA: "</w:t>
+      </w:r>
+      <w:proofErr w:type="spellStart"/>
+      <w:r>
+        <w:rPr>
+          <w:sz w:val="22"/>
+          <w:szCs w:val="22"/>
+        </w:rPr>
+        <w:t>Order</w:t>
+      </w:r>
+      <w:proofErr w:type="spellEnd"/>
+      <w:r>
+        <w:rPr>
+          <w:sz w:val="22"/>
+          <w:szCs w:val="22"/>
+        </w:rPr>
+        <w:t xml:space="preserve"> </w:t>
+      </w:r>
+      <w:proofErr w:type="spellStart"/>
+      <w:r>
+        <w:rPr>
+          <w:sz w:val="22"/>
+          <w:szCs w:val="22"/>
+        </w:rPr>
+        <w:t>Now</w:t>
+      </w:r>
+      <w:proofErr w:type="spellEnd"/>
+      <w:r>
+        <w:rPr>
+          <w:sz w:val="22"/>
+          <w:szCs w:val="22"/>
+        </w:rPr>
+        <w:t>"</w:t>
+      </w:r>
+    </w:p>
+    <w:p>
+      <w:pPr>
+        <w:numPr>
+          <w:ilvl w:val="0"/>
+          <w:numId w:val="8"/>
+        </w:numPr>
+        <w:spacing w:after="0" w:line="240" w:lineRule="auto"/>
+        <w:rPr>
+          <w:sz w:val="22"/>
+          <w:szCs w:val="22"/>
+        </w:rPr>
+      </w:pPr>
+      <w:proofErr w:type="spellStart"/>
+      <w:r>
+        <w:rPr>
+          <w:sz w:val="22"/>
+          <w:szCs w:val="22"/>
+        </w:rPr>
+        <w:t>Click</w:t>
+      </w:r>
+      <w:proofErr w:type="spellEnd"/>
+      <w:r>
+        <w:rPr>
+          <w:sz w:val="22"/>
+          <w:szCs w:val="22"/>
+        </w:rPr>
+        <w:t xml:space="preserve"> </w:t>
+      </w:r>
+      <w:r>
+        <w:rPr>
+          <w:b/>
+          <w:bCs/>
+          <w:sz w:val="22"/>
+          <w:szCs w:val="22"/>
+        </w:rPr>
+        <w:t>"</w:t>
+      </w:r>
+      <w:r>
+        <w:rPr>
+          <w:rFonts w:ascii="Segoe UI Emoji" w:hAnsi="Segoe UI Emoji" w:cs="Segoe UI Emoji"/>
+          <w:b/>
+          <w:bCs/>
+          <w:sz w:val="22"/>
+          <w:szCs w:val="22"/>
+        </w:rPr>
+        <w:t>🎨</w:t>
+      </w:r>
+      <w:r>
+        <w:rPr>
+          <w:b/>
+          <w:bCs/>
+          <w:sz w:val="22"/>
+          <w:szCs w:val="22"/>
+        </w:rPr>
+        <w:t xml:space="preserve"> </w:t>
+      </w:r>
+      <w:proofErr w:type="spellStart"/>
+      <w:r>
+        <w:rPr>
+          <w:b/>
+          <w:bCs/>
+          <w:sz w:val="22"/>
+          <w:szCs w:val="22"/>
+        </w:rPr>
+        <w:t>Generate</w:t>
+      </w:r>
+      <w:proofErr w:type="spellEnd"/>
+      <w:r>
+        <w:rPr>
+          <w:b/>
+          <w:bCs/>
+          <w:sz w:val="22"/>
+          <w:szCs w:val="22"/>
+        </w:rPr>
+        <w:t xml:space="preserve"> &amp; </w:t>
+      </w:r>
+      <w:proofErr w:type="spellStart"/>
+      <w:r>
+        <w:rPr>
+          <w:b/>
+          <w:bCs/>
+          <w:sz w:val="22"/>
+          <w:szCs w:val="22"/>
+        </w:rPr>
+        <w:t>Save</w:t>
+      </w:r>
+      <w:proofErr w:type="spellEnd"/>
+      <w:r>
+        <w:rPr>
+          <w:b/>
+          <w:bCs/>
+          <w:sz w:val="22"/>
+          <w:szCs w:val="22"/>
+        </w:rPr>
+        <w:t>"</w:t>
+      </w:r>
+    </w:p>
+    <w:p>
+      <w:pPr>
+        <w:spacing w:after="0" w:line="240" w:lineRule="auto"/>
+        <w:rPr>
+          <w:sz w:val="22"/>
+          <w:szCs w:val="22"/>
+        </w:rPr>
+      </w:pPr>
+    </w:p>
+    <w:p>
+      <w:pPr>
+        <w:spacing w:after="0" w:line="240" w:lineRule="auto"/>
+        <w:rPr>
+          <w:sz w:val="22"/>
+          <w:szCs w:val="22"/>
+        </w:rPr>
+      </w:pPr>
+      <w:r>
+        <w:rPr>
+          <w:sz w:val="22"/>
+          <w:szCs w:val="22"/>
+        </w:rPr>
+        <w:t xml:space="preserve">1. </w:t>
+      </w:r>
+      <w:proofErr w:type="spellStart"/>
+      <w:proofErr w:type="gramStart"/>
+      <w:r>
+        <w:rPr>
+          <w:sz w:val="22"/>
+          <w:szCs w:val="22"/>
+        </w:rPr>
+        <w:t>SaveAndGeneratePoster</w:t>
+      </w:r>
+      <w:proofErr w:type="spellEnd"/>
+      <w:r>
+        <w:rPr>
+          <w:sz w:val="22"/>
+          <w:szCs w:val="22"/>
+        </w:rPr>
+        <w:t>(</w:t>
+      </w:r>
+      <w:proofErr w:type="gramEnd"/>
+      <w:r>
+        <w:rPr>
+          <w:sz w:val="22"/>
+          <w:szCs w:val="22"/>
+        </w:rPr>
+        <w:t xml:space="preserve">) </w:t>
+      </w:r>
+      <w:proofErr w:type="spellStart"/>
+      <w:r>
+        <w:rPr>
+          <w:sz w:val="22"/>
+          <w:szCs w:val="22"/>
+        </w:rPr>
+        <w:t>method</w:t>
+      </w:r>
+      <w:proofErr w:type="spellEnd"/>
+      <w:r>
+        <w:rPr>
+          <w:sz w:val="22"/>
+          <w:szCs w:val="22"/>
+        </w:rPr>
+        <w:t xml:space="preserve"> </w:t>
+      </w:r>
+      <w:proofErr w:type="spellStart"/>
+      <w:r>
+        <w:rPr>
+          <w:sz w:val="22"/>
+          <w:szCs w:val="22"/>
+        </w:rPr>
+        <w:t>executes</w:t>
+      </w:r>
+      <w:proofErr w:type="spellEnd"/>
+    </w:p>
+    <w:p>
+      <w:pPr>
+        <w:spacing w:after="0" w:line="240" w:lineRule="auto"/>
+        <w:rPr>
+          <w:sz w:val="22"/>
+          <w:szCs w:val="22"/>
+        </w:rPr>
+      </w:pPr>
+      <w:r>
+        <w:rPr>
+          <w:sz w:val="22"/>
+          <w:szCs w:val="22"/>
+        </w:rPr>
+        <w:t xml:space="preserve">   ↓</w:t>
+      </w:r>
+    </w:p>
+    <w:p>
+      <w:pPr>
+        <w:spacing w:after="0" w:line="240" w:lineRule="auto"/>
+        <w:rPr>
+          <w:sz w:val="22"/>
+          <w:szCs w:val="22"/>
+        </w:rPr>
+      </w:pPr>
+      <w:r>
+        <w:rPr>
+          <w:sz w:val="22"/>
+          <w:szCs w:val="22"/>
+        </w:rPr>
+        <w:t xml:space="preserve">2. </w:t>
+      </w:r>
+      <w:proofErr w:type="spellStart"/>
+      <w:r>
+        <w:rPr>
+          <w:sz w:val="22"/>
+          <w:szCs w:val="22"/>
+        </w:rPr>
+        <w:t>Validates</w:t>
+      </w:r>
+      <w:proofErr w:type="spellEnd"/>
+      <w:r>
+        <w:rPr>
+          <w:sz w:val="22"/>
+          <w:szCs w:val="22"/>
+        </w:rPr>
+        <w:t>:</w:t>
+      </w:r>
+    </w:p>
+    <w:p>
+      <w:pPr>
+        <w:spacing w:after="0" w:line="240" w:lineRule="auto"/>
+        <w:rPr>
+          <w:sz w:val="22"/>
+          <w:szCs w:val="22"/>
+        </w:rPr>
+      </w:pPr>
+      <w:r>
+        <w:rPr>
+          <w:sz w:val="22"/>
+          <w:szCs w:val="22"/>
+        </w:rPr>
+        <w:t xml:space="preserve">   - Name </w:t>
+      </w:r>
+      <w:proofErr w:type="spellStart"/>
+      <w:r>
+        <w:rPr>
+          <w:sz w:val="22"/>
+          <w:szCs w:val="22"/>
+        </w:rPr>
+        <w:t>is</w:t>
+      </w:r>
+      <w:proofErr w:type="spellEnd"/>
+      <w:r>
+        <w:rPr>
+          <w:sz w:val="22"/>
+          <w:szCs w:val="22"/>
+        </w:rPr>
+        <w:t xml:space="preserve"> not </w:t>
+      </w:r>
+      <w:proofErr w:type="spellStart"/>
+      <w:r>
+        <w:rPr>
+          <w:sz w:val="22"/>
+          <w:szCs w:val="22"/>
+        </w:rPr>
+        <w:t>empty</w:t>
+      </w:r>
+      <w:proofErr w:type="spellEnd"/>
+      <w:r>
+        <w:rPr>
+          <w:sz w:val="22"/>
+          <w:szCs w:val="22"/>
+        </w:rPr>
+        <w:t xml:space="preserve"> ✓</w:t>
+      </w:r>
+    </w:p>
+    <w:p>
+      <w:pPr>
+        <w:spacing w:after="0" w:line="240" w:lineRule="auto"/>
+        <w:rPr>
+          <w:sz w:val="22"/>
+          <w:szCs w:val="22"/>
+        </w:rPr>
+      </w:pPr>
+      <w:r>
+        <w:rPr>
+          <w:sz w:val="22"/>
+          <w:szCs w:val="22"/>
+        </w:rPr>
+        <w:t xml:space="preserve">   - </w:t>
+      </w:r>
+      <w:proofErr w:type="spellStart"/>
+      <w:r>
+        <w:rPr>
+          <w:sz w:val="22"/>
+          <w:szCs w:val="22"/>
+        </w:rPr>
+        <w:t>Headline</w:t>
+      </w:r>
+      <w:proofErr w:type="spellEnd"/>
+      <w:r>
+        <w:rPr>
+          <w:sz w:val="22"/>
+          <w:szCs w:val="22"/>
+        </w:rPr>
+        <w:t xml:space="preserve"> </w:t>
+      </w:r>
+      <w:proofErr w:type="spellStart"/>
+      <w:r>
+        <w:rPr>
+          <w:sz w:val="22"/>
+          <w:szCs w:val="22"/>
+        </w:rPr>
+        <w:t>is</w:t>
+      </w:r>
+      <w:proofErr w:type="spellEnd"/>
+      <w:r>
+        <w:rPr>
+          <w:sz w:val="22"/>
+          <w:szCs w:val="22"/>
+        </w:rPr>
+        <w:t xml:space="preserve"> not </w:t>
+      </w:r>
+      <w:proofErr w:type="spellStart"/>
+      <w:r>
+        <w:rPr>
+          <w:sz w:val="22"/>
+          <w:szCs w:val="22"/>
+        </w:rPr>
+        <w:t>empty</w:t>
+      </w:r>
+      <w:proofErr w:type="spellEnd"/>
+      <w:r>
+        <w:rPr>
+          <w:sz w:val="22"/>
+          <w:szCs w:val="22"/>
+        </w:rPr>
+        <w:t xml:space="preserve"> ✓</w:t>
+      </w:r>
+    </w:p>
+    <w:p>
+      <w:pPr>
+        <w:spacing w:after="0" w:line="240" w:lineRule="auto"/>
+        <w:rPr>
+          <w:sz w:val="22"/>
+          <w:szCs w:val="22"/>
+        </w:rPr>
+      </w:pPr>
+      <w:r>
+        <w:rPr>
+          <w:sz w:val="22"/>
+          <w:szCs w:val="22"/>
+        </w:rPr>
+        <w:t xml:space="preserve">   - Body </w:t>
+      </w:r>
+      <w:proofErr w:type="spellStart"/>
+      <w:r>
+        <w:rPr>
+          <w:sz w:val="22"/>
+          <w:szCs w:val="22"/>
+        </w:rPr>
+        <w:t>is</w:t>
+      </w:r>
+      <w:proofErr w:type="spellEnd"/>
+      <w:r>
+        <w:rPr>
+          <w:sz w:val="22"/>
+          <w:szCs w:val="22"/>
+        </w:rPr>
+        <w:t xml:space="preserve"> not </w:t>
+      </w:r>
+      <w:proofErr w:type="spellStart"/>
+      <w:r>
+        <w:rPr>
+          <w:sz w:val="22"/>
+          <w:szCs w:val="22"/>
+        </w:rPr>
+        <w:t>empty</w:t>
+      </w:r>
+      <w:proofErr w:type="spellEnd"/>
+      <w:r>
+        <w:rPr>
+          <w:sz w:val="22"/>
+          <w:szCs w:val="22"/>
+        </w:rPr>
+        <w:t xml:space="preserve"> ✓</w:t>
+      </w:r>
+    </w:p>
+    <w:p>
+      <w:pPr>
+        <w:spacing w:after="0" w:line="240" w:lineRule="auto"/>
+        <w:rPr>
+          <w:sz w:val="22"/>
+          <w:szCs w:val="22"/>
+        </w:rPr>
+      </w:pPr>
+      <w:r>
+        <w:rPr>
+          <w:sz w:val="22"/>
+          <w:szCs w:val="22"/>
+        </w:rPr>
+        <w:t xml:space="preserve">   ↓</w:t>
+      </w:r>
+    </w:p>
+    <w:p>
+      <w:pPr>
+        <w:spacing w:after="0" w:line="240" w:lineRule="auto"/>
+        <w:rPr>
+          <w:sz w:val="22"/>
+          <w:szCs w:val="22"/>
+        </w:rPr>
+      </w:pPr>
+      <w:r>
+        <w:rPr>
+          <w:sz w:val="22"/>
+          <w:szCs w:val="22"/>
+        </w:rPr>
+        <w:t xml:space="preserve">3. </w:t>
+      </w:r>
+      <w:proofErr w:type="spellStart"/>
+      <w:r>
+        <w:rPr>
+          <w:sz w:val="22"/>
+          <w:szCs w:val="22"/>
+        </w:rPr>
+        <w:t>Updates</w:t>
+      </w:r>
+      <w:proofErr w:type="spellEnd"/>
+      <w:r>
+        <w:rPr>
+          <w:sz w:val="22"/>
+          <w:szCs w:val="22"/>
+        </w:rPr>
+        <w:t xml:space="preserve"> basic </w:t>
+      </w:r>
+      <w:proofErr w:type="spellStart"/>
+      <w:r>
+        <w:rPr>
+          <w:sz w:val="22"/>
+          <w:szCs w:val="22"/>
+        </w:rPr>
+        <w:t>details</w:t>
+      </w:r>
+      <w:proofErr w:type="spellEnd"/>
+      <w:r>
+        <w:rPr>
+          <w:sz w:val="22"/>
+          <w:szCs w:val="22"/>
+        </w:rPr>
+        <w:t>:</w:t>
+      </w:r>
+    </w:p>
+    <w:p>
+      <w:pPr>
+        <w:spacing w:after="0" w:line="240" w:lineRule="auto"/>
+        <w:rPr>
+          <w:sz w:val="22"/>
+          <w:szCs w:val="22"/>
+        </w:rPr>
+      </w:pPr>
+      <w:r>
+        <w:rPr>
+          <w:sz w:val="22"/>
+          <w:szCs w:val="22"/>
+        </w:rPr>
+        <w:t xml:space="preserve">   - Name, </w:t>
+      </w:r>
+      <w:proofErr w:type="spellStart"/>
+      <w:r>
+        <w:rPr>
+          <w:sz w:val="22"/>
+          <w:szCs w:val="22"/>
+        </w:rPr>
+        <w:t>Description</w:t>
+      </w:r>
+      <w:proofErr w:type="spellEnd"/>
+      <w:r>
+        <w:rPr>
+          <w:sz w:val="22"/>
+          <w:szCs w:val="22"/>
+        </w:rPr>
+        <w:t xml:space="preserve">, </w:t>
+      </w:r>
+      <w:proofErr w:type="spellStart"/>
+      <w:r>
+        <w:rPr>
+          <w:sz w:val="22"/>
+          <w:szCs w:val="22"/>
+        </w:rPr>
+        <w:t>MoreUrl</w:t>
+      </w:r>
+      <w:proofErr w:type="spellEnd"/>
+    </w:p>
+    <w:p>
+      <w:pPr>
+        <w:spacing w:after="0" w:line="240" w:lineRule="auto"/>
+        <w:rPr>
+          <w:sz w:val="22"/>
+          <w:szCs w:val="22"/>
+        </w:rPr>
+      </w:pPr>
+      <w:r>
+        <w:rPr>
+          <w:sz w:val="22"/>
+          <w:szCs w:val="22"/>
+        </w:rPr>
+        <w:t xml:space="preserve">   - </w:t>
+      </w:r>
+      <w:proofErr w:type="spellStart"/>
+      <w:r>
+        <w:rPr>
+          <w:sz w:val="22"/>
+          <w:szCs w:val="22"/>
+        </w:rPr>
+        <w:t>ModifiedBy</w:t>
+      </w:r>
+      <w:proofErr w:type="spellEnd"/>
+      <w:r>
+        <w:rPr>
+          <w:sz w:val="22"/>
+          <w:szCs w:val="22"/>
+        </w:rPr>
+        <w:t xml:space="preserve">, </w:t>
+      </w:r>
+      <w:proofErr w:type="spellStart"/>
+      <w:r>
+        <w:rPr>
+          <w:sz w:val="22"/>
+          <w:szCs w:val="22"/>
+        </w:rPr>
+        <w:t>LastModified</w:t>
+      </w:r>
+      <w:proofErr w:type="spellEnd"/>
+    </w:p>
+    <w:p>
+      <w:pPr>
+        <w:spacing w:after="0" w:line="240" w:lineRule="auto"/>
+        <w:rPr>
+          <w:sz w:val="22"/>
+          <w:szCs w:val="22"/>
+        </w:rPr>
+      </w:pPr>
+      <w:r>
+        <w:rPr>
+          <w:sz w:val="22"/>
+          <w:szCs w:val="22"/>
+        </w:rPr>
+        <w:t xml:space="preserve">   ↓</w:t>
+      </w:r>
+    </w:p>
+    <w:p>
+      <w:pPr>
+        <w:spacing w:after="0" w:line="240" w:lineRule="auto"/>
+        <w:rPr>
+          <w:sz w:val="22"/>
+          <w:szCs w:val="22"/>
+        </w:rPr>
+      </w:pPr>
+      <w:r>
+        <w:rPr>
+          <w:sz w:val="22"/>
+          <w:szCs w:val="22"/>
+        </w:rPr>
+        <w:t xml:space="preserve">4. </w:t>
+      </w:r>
+      <w:proofErr w:type="spellStart"/>
+      <w:r>
+        <w:rPr>
+          <w:sz w:val="22"/>
+          <w:szCs w:val="22"/>
+        </w:rPr>
+        <w:t>Calls</w:t>
+      </w:r>
+      <w:proofErr w:type="spellEnd"/>
+      <w:r>
+        <w:rPr>
+          <w:sz w:val="22"/>
+          <w:szCs w:val="22"/>
+        </w:rPr>
+        <w:t xml:space="preserve"> </w:t>
+      </w:r>
+      <w:proofErr w:type="spellStart"/>
+      <w:r>
+        <w:rPr>
+          <w:sz w:val="22"/>
+          <w:szCs w:val="22"/>
+        </w:rPr>
+        <w:t>PresentationService.UpdatePresentationWithPosterAsync</w:t>
+      </w:r>
+      <w:proofErr w:type="spellEnd"/>
+      <w:r>
+        <w:rPr>
+          <w:sz w:val="22"/>
+          <w:szCs w:val="22"/>
+        </w:rPr>
+        <w:t>()</w:t>
+      </w:r>
+    </w:p>
+    <w:p>
+      <w:pPr>
+        <w:spacing w:after="0" w:line="240" w:lineRule="auto"/>
+        <w:rPr>
+          <w:sz w:val="22"/>
+          <w:szCs w:val="22"/>
+        </w:rPr>
+      </w:pPr>
+      <w:r>
+        <w:rPr>
+          <w:sz w:val="22"/>
+          <w:szCs w:val="22"/>
+        </w:rPr>
+        <w:t xml:space="preserve">   ↓</w:t>
+      </w:r>
+    </w:p>
+    <w:p>
+      <w:pPr>
+        <w:spacing w:after="0" w:line="240" w:lineRule="auto"/>
+        <w:rPr>
+          <w:sz w:val="22"/>
+          <w:szCs w:val="22"/>
+        </w:rPr>
+      </w:pPr>
+      <w:r>
+        <w:rPr>
+          <w:sz w:val="22"/>
+          <w:szCs w:val="22"/>
+        </w:rPr>
+        <w:t xml:space="preserve">5. </w:t>
+      </w:r>
+      <w:proofErr w:type="spellStart"/>
+      <w:r>
+        <w:rPr>
+          <w:sz w:val="22"/>
+          <w:szCs w:val="22"/>
+        </w:rPr>
+        <w:t>PosterService.GeneratePosterAsync</w:t>
+      </w:r>
+      <w:proofErr w:type="spellEnd"/>
+      <w:r>
+        <w:rPr>
+          <w:sz w:val="22"/>
+          <w:szCs w:val="22"/>
+        </w:rPr>
+        <w:t xml:space="preserve">() </w:t>
+      </w:r>
+      <w:proofErr w:type="spellStart"/>
+      <w:r>
+        <w:rPr>
+          <w:sz w:val="22"/>
+          <w:szCs w:val="22"/>
+        </w:rPr>
+        <w:t>is</w:t>
+      </w:r>
+      <w:proofErr w:type="spellEnd"/>
+      <w:r>
+        <w:rPr>
+          <w:sz w:val="22"/>
+          <w:szCs w:val="22"/>
+        </w:rPr>
+        <w:t xml:space="preserve"> </w:t>
+      </w:r>
+      <w:proofErr w:type="spellStart"/>
+      <w:r>
+        <w:rPr>
+          <w:sz w:val="22"/>
+          <w:szCs w:val="22"/>
+        </w:rPr>
+        <w:t>called</w:t>
+      </w:r>
+      <w:proofErr w:type="spellEnd"/>
+      <w:r>
+        <w:rPr>
+          <w:sz w:val="22"/>
+          <w:szCs w:val="22"/>
+        </w:rPr>
+        <w:t>:</w:t>
+      </w:r>
+    </w:p>
+    <w:p>
+      <w:pPr>
+        <w:spacing w:after="0" w:line="240" w:lineRule="auto"/>
+        <w:rPr>
+          <w:sz w:val="22"/>
+          <w:szCs w:val="22"/>
+        </w:rPr>
+      </w:pPr>
+      <w:r>
+        <w:rPr>
+          <w:sz w:val="22"/>
+          <w:szCs w:val="22"/>
+        </w:rPr>
+        <w:t xml:space="preserve">   - </w:t>
+      </w:r>
+      <w:proofErr w:type="spellStart"/>
+      <w:r>
+        <w:rPr>
+          <w:sz w:val="22"/>
+          <w:szCs w:val="22"/>
+        </w:rPr>
+        <w:t>Loads</w:t>
+      </w:r>
+      <w:proofErr w:type="spellEnd"/>
+      <w:r>
+        <w:rPr>
+          <w:sz w:val="22"/>
+          <w:szCs w:val="22"/>
+        </w:rPr>
+        <w:t xml:space="preserve"> </w:t>
+      </w:r>
+      <w:proofErr w:type="spellStart"/>
+      <w:r>
+        <w:rPr>
+          <w:sz w:val="22"/>
+          <w:szCs w:val="22"/>
+        </w:rPr>
+        <w:t>original</w:t>
+      </w:r>
+      <w:proofErr w:type="spellEnd"/>
+      <w:r>
+        <w:rPr>
+          <w:sz w:val="22"/>
+          <w:szCs w:val="22"/>
+        </w:rPr>
+        <w:t xml:space="preserve"> image</w:t>
+      </w:r>
+    </w:p>
+    <w:p>
+      <w:pPr>
+        <w:spacing w:after="0" w:line="240" w:lineRule="auto"/>
+        <w:rPr>
+          <w:sz w:val="22"/>
+          <w:szCs w:val="22"/>
+        </w:rPr>
+      </w:pPr>
+      <w:r>
+        <w:rPr>
+          <w:sz w:val="22"/>
+          <w:szCs w:val="22"/>
+        </w:rPr>
+        <w:t xml:space="preserve">   - </w:t>
+      </w:r>
+      <w:proofErr w:type="spellStart"/>
+      <w:r>
+        <w:rPr>
+          <w:sz w:val="22"/>
+          <w:szCs w:val="22"/>
+        </w:rPr>
+        <w:t>Creates</w:t>
+      </w:r>
+      <w:proofErr w:type="spellEnd"/>
+      <w:r>
+        <w:rPr>
+          <w:sz w:val="22"/>
+          <w:szCs w:val="22"/>
+        </w:rPr>
+        <w:t xml:space="preserve"> poster </w:t>
+      </w:r>
+      <w:proofErr w:type="spellStart"/>
+      <w:r>
+        <w:rPr>
+          <w:sz w:val="22"/>
+          <w:szCs w:val="22"/>
+        </w:rPr>
+        <w:t>with</w:t>
+      </w:r>
+      <w:proofErr w:type="spellEnd"/>
+      <w:r>
+        <w:rPr>
+          <w:sz w:val="22"/>
+          <w:szCs w:val="22"/>
+        </w:rPr>
+        <w:t xml:space="preserve"> text </w:t>
+      </w:r>
+      <w:proofErr w:type="spellStart"/>
+      <w:r>
+        <w:rPr>
+          <w:sz w:val="22"/>
+          <w:szCs w:val="22"/>
+        </w:rPr>
+        <w:t>overlay</w:t>
+      </w:r>
+      <w:proofErr w:type="spellEnd"/>
+    </w:p>
+    <w:p>
+      <w:pPr>
+        <w:spacing w:after="0" w:line="240" w:lineRule="auto"/>
+        <w:rPr>
+          <w:sz w:val="22"/>
+          <w:szCs w:val="22"/>
+        </w:rPr>
+      </w:pPr>
+      <w:r>
+        <w:rPr>
+          <w:sz w:val="22"/>
+          <w:szCs w:val="22"/>
+        </w:rPr>
+        <w:t xml:space="preserve">   - </w:t>
+      </w:r>
+      <w:proofErr w:type="spellStart"/>
+      <w:r>
+        <w:rPr>
+          <w:sz w:val="22"/>
+          <w:szCs w:val="22"/>
+        </w:rPr>
+        <w:t>Saves</w:t>
+      </w:r>
+      <w:proofErr w:type="spellEnd"/>
+      <w:r>
+        <w:rPr>
+          <w:sz w:val="22"/>
+          <w:szCs w:val="22"/>
+        </w:rPr>
+        <w:t xml:space="preserve"> to: team-hr/</w:t>
+      </w:r>
+      <w:proofErr w:type="spellStart"/>
+      <w:r>
+        <w:rPr>
+          <w:sz w:val="22"/>
+          <w:szCs w:val="22"/>
+        </w:rPr>
+        <w:t>images</w:t>
+      </w:r>
+      <w:proofErr w:type="spellEnd"/>
+      <w:r>
+        <w:rPr>
+          <w:sz w:val="22"/>
+          <w:szCs w:val="22"/>
+        </w:rPr>
+        <w:t>/</w:t>
+      </w:r>
+      <w:proofErr w:type="spellStart"/>
+      <w:r>
+        <w:rPr>
+          <w:sz w:val="22"/>
+          <w:szCs w:val="22"/>
+        </w:rPr>
+        <w:t>generated</w:t>
+      </w:r>
+      <w:proofErr w:type="spellEnd"/>
+      <w:r>
+        <w:rPr>
+          <w:sz w:val="22"/>
+          <w:szCs w:val="22"/>
+        </w:rPr>
+        <w:t>/poster_{presentationId}_v1.jpg</w:t>
+      </w:r>
+    </w:p>
+    <w:p>
+      <w:pPr>
+        <w:spacing w:after="0" w:line="240" w:lineRule="auto"/>
+        <w:rPr>
+          <w:sz w:val="22"/>
+          <w:szCs w:val="22"/>
+        </w:rPr>
+      </w:pPr>
+      <w:r>
+        <w:rPr>
+          <w:sz w:val="22"/>
+          <w:szCs w:val="22"/>
+        </w:rPr>
+        <w:t xml:space="preserve">   ↓</w:t>
+      </w:r>
+    </w:p>
+    <w:p>
+      <w:pPr>
+        <w:spacing w:after="0" w:line="240" w:lineRule="auto"/>
+        <w:rPr>
+          <w:sz w:val="22"/>
+          <w:szCs w:val="22"/>
+        </w:rPr>
+      </w:pPr>
+      <w:r>
+        <w:rPr>
+          <w:sz w:val="22"/>
+          <w:szCs w:val="22"/>
+        </w:rPr>
+        <w:t xml:space="preserve">6. </w:t>
+      </w:r>
+      <w:proofErr w:type="spellStart"/>
+      <w:r>
+        <w:rPr>
+          <w:sz w:val="22"/>
+          <w:szCs w:val="22"/>
+        </w:rPr>
+        <w:t>Updates</w:t>
+      </w:r>
+      <w:proofErr w:type="spellEnd"/>
+      <w:r>
+        <w:rPr>
+          <w:sz w:val="22"/>
+          <w:szCs w:val="22"/>
+        </w:rPr>
+        <w:t xml:space="preserve"> </w:t>
+      </w:r>
+      <w:proofErr w:type="spellStart"/>
+      <w:r>
+        <w:rPr>
+          <w:sz w:val="22"/>
+          <w:szCs w:val="22"/>
+        </w:rPr>
+        <w:t>presentation</w:t>
+      </w:r>
+      <w:proofErr w:type="spellEnd"/>
+      <w:r>
+        <w:rPr>
+          <w:sz w:val="22"/>
+          <w:szCs w:val="22"/>
+        </w:rPr>
+        <w:t>:</w:t>
+      </w:r>
+    </w:p>
+    <w:p>
+      <w:pPr>
+        <w:spacing w:after="0" w:line="240" w:lineRule="auto"/>
+        <w:rPr>
+          <w:sz w:val="22"/>
+          <w:szCs w:val="22"/>
+        </w:rPr>
+      </w:pPr>
+      <w:r>
+        <w:rPr>
+          <w:sz w:val="22"/>
+          <w:szCs w:val="22"/>
+        </w:rPr>
+        <w:t xml:space="preserve">   - ContentImageBase64 = poster image (base64)</w:t>
+      </w:r>
+    </w:p>
+    <w:p>
+      <w:pPr>
+        <w:spacing w:after="0" w:line="240" w:lineRule="auto"/>
+        <w:rPr>
+          <w:sz w:val="22"/>
+          <w:szCs w:val="22"/>
+        </w:rPr>
+      </w:pPr>
+      <w:r>
+        <w:rPr>
+          <w:sz w:val="22"/>
+          <w:szCs w:val="22"/>
+        </w:rPr>
+        <w:t xml:space="preserve">   - </w:t>
+      </w:r>
+      <w:proofErr w:type="spellStart"/>
+      <w:r>
+        <w:rPr>
+          <w:sz w:val="22"/>
+          <w:szCs w:val="22"/>
+        </w:rPr>
+        <w:t>GeneratedImagePath</w:t>
+      </w:r>
+      <w:proofErr w:type="spellEnd"/>
+      <w:r>
+        <w:rPr>
+          <w:sz w:val="22"/>
+          <w:szCs w:val="22"/>
+        </w:rPr>
+        <w:t xml:space="preserve"> = "team-hr/</w:t>
+      </w:r>
+      <w:proofErr w:type="spellStart"/>
+      <w:r>
+        <w:rPr>
+          <w:sz w:val="22"/>
+          <w:szCs w:val="22"/>
+        </w:rPr>
+        <w:t>images</w:t>
+      </w:r>
+      <w:proofErr w:type="spellEnd"/>
+      <w:r>
+        <w:rPr>
+          <w:sz w:val="22"/>
+          <w:szCs w:val="22"/>
+        </w:rPr>
+        <w:t>/</w:t>
+      </w:r>
+      <w:proofErr w:type="spellStart"/>
+      <w:r>
+        <w:rPr>
+          <w:sz w:val="22"/>
+          <w:szCs w:val="22"/>
+        </w:rPr>
+        <w:t>generated</w:t>
+      </w:r>
+      <w:proofErr w:type="spellEnd"/>
+      <w:r>
+        <w:rPr>
+          <w:sz w:val="22"/>
+          <w:szCs w:val="22"/>
+        </w:rPr>
+        <w:t>/poster_{</w:t>
+      </w:r>
+      <w:proofErr w:type="spellStart"/>
+      <w:r>
+        <w:rPr>
+          <w:sz w:val="22"/>
+          <w:szCs w:val="22"/>
+        </w:rPr>
+        <w:t>presentationId</w:t>
+      </w:r>
+      <w:proofErr w:type="spellEnd"/>
+      <w:r>
+        <w:rPr>
+          <w:sz w:val="22"/>
+          <w:szCs w:val="22"/>
+        </w:rPr>
+        <w:t>}_v1.jpg"</w:t>
+      </w:r>
+    </w:p>
+    <w:p>
+      <w:pPr>
+        <w:spacing w:after="0" w:line="240" w:lineRule="auto"/>
+        <w:rPr>
+          <w:sz w:val="22"/>
+          <w:szCs w:val="22"/>
+        </w:rPr>
+      </w:pPr>
+      <w:r>
+        <w:rPr>
+          <w:sz w:val="22"/>
+          <w:szCs w:val="22"/>
+        </w:rPr>
+        <w:t xml:space="preserve">   - </w:t>
+      </w:r>
+      <w:proofErr w:type="spellStart"/>
+      <w:r>
+        <w:rPr>
+          <w:sz w:val="22"/>
+          <w:szCs w:val="22"/>
+        </w:rPr>
+        <w:t>PosterText</w:t>
+      </w:r>
+      <w:proofErr w:type="spellEnd"/>
+      <w:r>
+        <w:rPr>
+          <w:sz w:val="22"/>
+          <w:szCs w:val="22"/>
+        </w:rPr>
+        <w:t xml:space="preserve"> = JSON </w:t>
+      </w:r>
+      <w:proofErr w:type="spellStart"/>
+      <w:r>
+        <w:rPr>
+          <w:sz w:val="22"/>
+          <w:szCs w:val="22"/>
+        </w:rPr>
+        <w:t>with</w:t>
+      </w:r>
+      <w:proofErr w:type="spellEnd"/>
+      <w:r>
+        <w:rPr>
+          <w:sz w:val="22"/>
+          <w:szCs w:val="22"/>
+        </w:rPr>
+        <w:t xml:space="preserve"> </w:t>
+      </w:r>
+      <w:proofErr w:type="spellStart"/>
+      <w:r>
+        <w:rPr>
+          <w:sz w:val="22"/>
+          <w:szCs w:val="22"/>
+        </w:rPr>
+        <w:t>headline</w:t>
+      </w:r>
+      <w:proofErr w:type="spellEnd"/>
+      <w:r>
+        <w:rPr>
+          <w:sz w:val="22"/>
+          <w:szCs w:val="22"/>
+        </w:rPr>
+        <w:t>, body, CTA</w:t>
+      </w:r>
+    </w:p>
+    <w:p>
+      <w:pPr>
+        <w:spacing w:after="0" w:line="240" w:lineRule="auto"/>
+        <w:rPr>
+          <w:sz w:val="22"/>
+          <w:szCs w:val="22"/>
+        </w:rPr>
+      </w:pPr>
+      <w:r>
+        <w:rPr>
+          <w:sz w:val="22"/>
+          <w:szCs w:val="22"/>
+        </w:rPr>
+        <w:t xml:space="preserve">   ↓</w:t>
+      </w:r>
+    </w:p>
+    <w:p>
+      <w:pPr>
+        <w:spacing w:after="0" w:line="240" w:lineRule="auto"/>
+        <w:rPr>
+          <w:sz w:val="22"/>
+          <w:szCs w:val="22"/>
+        </w:rPr>
+      </w:pPr>
+      <w:r>
+        <w:rPr>
+          <w:sz w:val="22"/>
+          <w:szCs w:val="22"/>
+        </w:rPr>
+        <w:t xml:space="preserve">7. </w:t>
+      </w:r>
+      <w:proofErr w:type="spellStart"/>
+      <w:r>
+        <w:rPr>
+          <w:sz w:val="22"/>
+          <w:szCs w:val="22"/>
+        </w:rPr>
+        <w:t>Sets</w:t>
+      </w:r>
+      <w:proofErr w:type="spellEnd"/>
+      <w:r>
+        <w:rPr>
+          <w:sz w:val="22"/>
+          <w:szCs w:val="22"/>
+        </w:rPr>
+        <w:t xml:space="preserve"> </w:t>
+      </w:r>
+      <w:proofErr w:type="spellStart"/>
+      <w:r>
+        <w:rPr>
+          <w:sz w:val="22"/>
+          <w:szCs w:val="22"/>
+        </w:rPr>
+        <w:t>posterPreview</w:t>
+      </w:r>
+      <w:proofErr w:type="spellEnd"/>
+      <w:r>
+        <w:rPr>
+          <w:sz w:val="22"/>
+          <w:szCs w:val="22"/>
+        </w:rPr>
+        <w:t xml:space="preserve"> to show </w:t>
+      </w:r>
+      <w:proofErr w:type="spellStart"/>
+      <w:r>
+        <w:rPr>
+          <w:sz w:val="22"/>
+          <w:szCs w:val="22"/>
+        </w:rPr>
+        <w:t>the</w:t>
+      </w:r>
+      <w:proofErr w:type="spellEnd"/>
+      <w:r>
+        <w:rPr>
+          <w:sz w:val="22"/>
+          <w:szCs w:val="22"/>
+        </w:rPr>
+        <w:t xml:space="preserve"> </w:t>
+      </w:r>
+      <w:proofErr w:type="spellStart"/>
+      <w:r>
+        <w:rPr>
+          <w:sz w:val="22"/>
+          <w:szCs w:val="22"/>
+        </w:rPr>
+        <w:t>generated</w:t>
+      </w:r>
+      <w:proofErr w:type="spellEnd"/>
+      <w:r>
+        <w:rPr>
+          <w:sz w:val="22"/>
+          <w:szCs w:val="22"/>
+        </w:rPr>
+        <w:t xml:space="preserve"> poster</w:t>
+      </w:r>
+    </w:p>
+    <w:p>
+      <w:pPr>
+        <w:spacing w:after="0" w:line="240" w:lineRule="auto"/>
+        <w:rPr>
+          <w:sz w:val="22"/>
+          <w:szCs w:val="22"/>
+        </w:rPr>
+      </w:pPr>
+      <w:r>
+        <w:rPr>
+          <w:sz w:val="22"/>
+          <w:szCs w:val="22"/>
+        </w:rPr>
+        <w:t xml:space="preserve">   ↓</w:t>
+      </w:r>
+    </w:p>
+    <w:p>
+      <w:pPr>
+        <w:spacing w:after="0" w:line="240" w:lineRule="auto"/>
+        <w:rPr>
+          <w:sz w:val="22"/>
+          <w:szCs w:val="22"/>
+        </w:rPr>
+      </w:pPr>
+      <w:r>
+        <w:rPr>
+          <w:sz w:val="22"/>
+          <w:szCs w:val="22"/>
+        </w:rPr>
+        <w:t xml:space="preserve">8. </w:t>
+      </w:r>
+      <w:proofErr w:type="spellStart"/>
+      <w:r>
+        <w:rPr>
+          <w:sz w:val="22"/>
+          <w:szCs w:val="22"/>
+        </w:rPr>
+        <w:t>Shows</w:t>
+      </w:r>
+      <w:proofErr w:type="spellEnd"/>
+      <w:r>
+        <w:rPr>
+          <w:sz w:val="22"/>
+          <w:szCs w:val="22"/>
+        </w:rPr>
+        <w:t xml:space="preserve"> </w:t>
+      </w:r>
+      <w:proofErr w:type="spellStart"/>
+      <w:r>
+        <w:rPr>
+          <w:sz w:val="22"/>
+          <w:szCs w:val="22"/>
+        </w:rPr>
+        <w:t>success</w:t>
+      </w:r>
+      <w:proofErr w:type="spellEnd"/>
+      <w:r>
+        <w:rPr>
+          <w:sz w:val="22"/>
+          <w:szCs w:val="22"/>
+        </w:rPr>
+        <w:t xml:space="preserve"> </w:t>
+      </w:r>
+      <w:proofErr w:type="spellStart"/>
+      <w:r>
+        <w:rPr>
+          <w:sz w:val="22"/>
+          <w:szCs w:val="22"/>
+        </w:rPr>
+        <w:t>message</w:t>
+      </w:r>
+      <w:proofErr w:type="spellEnd"/>
+      <w:r>
+        <w:rPr>
+          <w:sz w:val="22"/>
+          <w:szCs w:val="22"/>
+        </w:rPr>
+        <w:t>: "</w:t>
+      </w:r>
+      <w:proofErr w:type="spellStart"/>
+      <w:r>
+        <w:rPr>
+          <w:sz w:val="22"/>
+          <w:szCs w:val="22"/>
+        </w:rPr>
+        <w:t>Presentation</w:t>
+      </w:r>
+      <w:proofErr w:type="spellEnd"/>
+      <w:r>
+        <w:rPr>
+          <w:sz w:val="22"/>
+          <w:szCs w:val="22"/>
+        </w:rPr>
+        <w:t xml:space="preserve"> </w:t>
+      </w:r>
+      <w:proofErr w:type="spellStart"/>
+      <w:r>
+        <w:rPr>
+          <w:sz w:val="22"/>
+          <w:szCs w:val="22"/>
+        </w:rPr>
+        <w:t>updated</w:t>
+      </w:r>
+      <w:proofErr w:type="spellEnd"/>
+      <w:r>
+        <w:rPr>
+          <w:sz w:val="22"/>
+          <w:szCs w:val="22"/>
+        </w:rPr>
+        <w:t xml:space="preserve"> and poster </w:t>
+      </w:r>
+      <w:proofErr w:type="spellStart"/>
+      <w:r>
+        <w:rPr>
+          <w:sz w:val="22"/>
+          <w:szCs w:val="22"/>
+        </w:rPr>
+        <w:t>generated</w:t>
+      </w:r>
+      <w:proofErr w:type="spellEnd"/>
+      <w:r>
+        <w:rPr>
+          <w:sz w:val="22"/>
+          <w:szCs w:val="22"/>
+        </w:rPr>
+        <w:t xml:space="preserve"> </w:t>
+      </w:r>
+      <w:proofErr w:type="spellStart"/>
+      <w:r>
+        <w:rPr>
+          <w:sz w:val="22"/>
+          <w:szCs w:val="22"/>
+        </w:rPr>
+        <w:t>successfully</w:t>
+      </w:r>
+      <w:proofErr w:type="spellEnd"/>
+      <w:r>
+        <w:rPr>
+          <w:sz w:val="22"/>
+          <w:szCs w:val="22"/>
+        </w:rPr>
+        <w:t>!"</w:t>
+      </w:r>
+    </w:p>
+    <w:p>
+      <w:pPr>
+        <w:spacing w:after="0" w:line="240" w:lineRule="auto"/>
+        <w:rPr>
+          <w:sz w:val="22"/>
+          <w:szCs w:val="22"/>
+        </w:rPr>
+      </w:pPr>
+      <w:r>
+        <w:rPr>
+          <w:sz w:val="22"/>
+          <w:szCs w:val="22"/>
+        </w:rPr>
+        <w:t xml:space="preserve">   ↓</w:t>
+      </w:r>
+    </w:p>
+    <w:p>
+      <w:pPr>
+        <w:spacing w:after="0" w:line="240" w:lineRule="auto"/>
+        <w:rPr>
+          <w:sz w:val="22"/>
+          <w:szCs w:val="22"/>
+        </w:rPr>
+      </w:pPr>
+      <w:r>
+        <w:rPr>
+          <w:sz w:val="22"/>
+          <w:szCs w:val="22"/>
+        </w:rPr>
+        <w:t xml:space="preserve">9. </w:t>
+      </w:r>
+      <w:proofErr w:type="spellStart"/>
+      <w:r>
+        <w:rPr>
+          <w:sz w:val="22"/>
+          <w:szCs w:val="22"/>
+        </w:rPr>
+        <w:t>Waits</w:t>
+      </w:r>
+      <w:proofErr w:type="spellEnd"/>
+      <w:r>
+        <w:rPr>
+          <w:sz w:val="22"/>
+          <w:szCs w:val="22"/>
+        </w:rPr>
+        <w:t xml:space="preserve"> 1.5 </w:t>
+      </w:r>
+      <w:proofErr w:type="spellStart"/>
+      <w:r>
+        <w:rPr>
+          <w:sz w:val="22"/>
+          <w:szCs w:val="22"/>
+        </w:rPr>
+        <w:t>seconds</w:t>
+      </w:r>
+      <w:proofErr w:type="spellEnd"/>
+    </w:p>
+    <w:p>
+      <w:pPr>
+        <w:spacing w:after="0" w:line="240" w:lineRule="auto"/>
+        <w:rPr>
+          <w:sz w:val="22"/>
+          <w:szCs w:val="22"/>
+        </w:rPr>
+      </w:pPr>
+      <w:r>
+        <w:rPr>
+          <w:sz w:val="22"/>
+          <w:szCs w:val="22"/>
+        </w:rPr>
+        <w:t xml:space="preserve">   ↓</w:t>
+      </w:r>
+    </w:p>
+    <w:p>
+      <w:pPr>
+        <w:spacing w:after="0" w:line="240" w:lineRule="auto"/>
+        <w:rPr>
+          <w:sz w:val="22"/>
+          <w:szCs w:val="22"/>
+        </w:rPr>
+      </w:pPr>
+      <w:r>
+        <w:rPr>
+          <w:sz w:val="22"/>
+          <w:szCs w:val="22"/>
+        </w:rPr>
+        <w:t xml:space="preserve">10. </w:t>
+      </w:r>
+      <w:proofErr w:type="spellStart"/>
+      <w:r>
+        <w:rPr>
+          <w:sz w:val="22"/>
+          <w:szCs w:val="22"/>
+        </w:rPr>
+        <w:t>Navigates</w:t>
+      </w:r>
+      <w:proofErr w:type="spellEnd"/>
+      <w:r>
+        <w:rPr>
+          <w:sz w:val="22"/>
+          <w:szCs w:val="22"/>
+        </w:rPr>
+        <w:t xml:space="preserve"> to:</w:t>
+      </w:r>
+    </w:p>
+    <w:p>
+      <w:pPr>
+        <w:spacing w:after="0" w:line="240" w:lineRule="auto"/>
+        <w:rPr>
+          <w:sz w:val="22"/>
+          <w:szCs w:val="22"/>
+        </w:rPr>
+      </w:pPr>
+      <w:r>
+        <w:rPr>
+          <w:sz w:val="22"/>
+          <w:szCs w:val="22"/>
+        </w:rPr>
+        <w:t xml:space="preserve">    /presentations/{presentationId}/assign?isNewsOfWeek=true&amp;isWallpaper=false&amp;isLogonScreen=false</w:t>
+      </w:r>
+    </w:p>
+    <w:p>
+      <w:pPr>
+        <w:spacing w:after="0" w:line="240" w:lineRule="auto"/>
+        <w:rPr>
+          <w:sz w:val="22"/>
+          <w:szCs w:val="22"/>
+        </w:rPr>
+      </w:pPr>
+    </w:p>
+    <w:p>
+      <w:pPr>
+        <w:spacing w:after="0" w:line="240" w:lineRule="auto"/>
+        <w:rPr>
+          <w:sz w:val="22"/>
+          <w:szCs w:val="22"/>
+        </w:rPr>
+      </w:pPr>
+      <w:proofErr w:type="gramStart"/>
+      <w:r>
+        <w:rPr>
+          <w:sz w:val="22"/>
+          <w:szCs w:val="22"/>
+        </w:rPr>
+        <w:t xml:space="preserve">  </w:t>
+      </w:r>
+      <w:r>
+        <w:rPr>
+          <w:rFonts w:ascii="Segoe UI Emoji" w:hAnsi="Segoe UI Emoji" w:cs="Segoe UI Emoji"/>
+          <w:sz w:val="22"/>
+          <w:szCs w:val="22"/>
+        </w:rPr>
+        <w:t>✅</w:t>
+      </w:r>
+      <w:proofErr w:type="gramEnd"/>
+      <w:r>
+        <w:rPr>
+          <w:sz w:val="22"/>
+          <w:szCs w:val="22"/>
+        </w:rPr>
+        <w:t xml:space="preserve"> Name and </w:t>
+      </w:r>
+      <w:proofErr w:type="spellStart"/>
+      <w:r>
+        <w:rPr>
+          <w:sz w:val="22"/>
+          <w:szCs w:val="22"/>
+        </w:rPr>
+        <w:t>description</w:t>
+      </w:r>
+      <w:proofErr w:type="spellEnd"/>
+      <w:r>
+        <w:rPr>
+          <w:sz w:val="22"/>
+          <w:szCs w:val="22"/>
+        </w:rPr>
+        <w:t xml:space="preserve"> </w:t>
+      </w:r>
+      <w:proofErr w:type="spellStart"/>
+      <w:r>
+        <w:rPr>
+          <w:sz w:val="22"/>
+          <w:szCs w:val="22"/>
+        </w:rPr>
+        <w:t>updated</w:t>
+      </w:r>
+      <w:proofErr w:type="spellEnd"/>
+      <w:r>
+        <w:rPr>
+          <w:sz w:val="22"/>
+          <w:szCs w:val="22"/>
+        </w:rPr>
+        <w:t xml:space="preserve"> in JSON </w:t>
+      </w:r>
+    </w:p>
+    <w:p>
+      <w:pPr>
+        <w:spacing w:after="0" w:line="240" w:lineRule="auto"/>
+        <w:rPr>
+          <w:sz w:val="22"/>
+          <w:szCs w:val="22"/>
+        </w:rPr>
+      </w:pPr>
+      <w:proofErr w:type="gramStart"/>
+      <w:r>
+        <w:rPr>
+          <w:sz w:val="22"/>
+          <w:szCs w:val="22"/>
+        </w:rPr>
+        <w:t xml:space="preserve">  </w:t>
+      </w:r>
+      <w:r>
+        <w:rPr>
+          <w:rFonts w:ascii="Segoe UI Emoji" w:hAnsi="Segoe UI Emoji" w:cs="Segoe UI Emoji"/>
+          <w:sz w:val="22"/>
+          <w:szCs w:val="22"/>
+        </w:rPr>
+        <w:t>✅</w:t>
+      </w:r>
+      <w:proofErr w:type="gramEnd"/>
+      <w:r>
+        <w:rPr>
+          <w:sz w:val="22"/>
+          <w:szCs w:val="22"/>
+        </w:rPr>
+        <w:t xml:space="preserve"> ContentImageBase64 </w:t>
+      </w:r>
+      <w:proofErr w:type="spellStart"/>
+      <w:r>
+        <w:rPr>
+          <w:sz w:val="22"/>
+          <w:szCs w:val="22"/>
+        </w:rPr>
+        <w:t>contains</w:t>
+      </w:r>
+      <w:proofErr w:type="spellEnd"/>
+      <w:r>
+        <w:rPr>
+          <w:sz w:val="22"/>
+          <w:szCs w:val="22"/>
+        </w:rPr>
+        <w:t xml:space="preserve"> </w:t>
+      </w:r>
+      <w:proofErr w:type="spellStart"/>
+      <w:r>
+        <w:rPr>
+          <w:b/>
+          <w:bCs/>
+          <w:sz w:val="22"/>
+          <w:szCs w:val="22"/>
+        </w:rPr>
+        <w:t>generated</w:t>
+      </w:r>
+      <w:proofErr w:type="spellEnd"/>
+      <w:r>
+        <w:rPr>
+          <w:b/>
+          <w:bCs/>
+          <w:sz w:val="22"/>
+          <w:szCs w:val="22"/>
+        </w:rPr>
+        <w:t xml:space="preserve"> poster</w:t>
+      </w:r>
+      <w:r>
+        <w:rPr>
+          <w:sz w:val="22"/>
+          <w:szCs w:val="22"/>
+        </w:rPr>
+        <w:t xml:space="preserve"> (</w:t>
+      </w:r>
+      <w:proofErr w:type="spellStart"/>
+      <w:r>
+        <w:rPr>
+          <w:sz w:val="22"/>
+          <w:szCs w:val="22"/>
+        </w:rPr>
+        <w:t>with</w:t>
+      </w:r>
+      <w:proofErr w:type="spellEnd"/>
+      <w:r>
+        <w:rPr>
+          <w:sz w:val="22"/>
+          <w:szCs w:val="22"/>
+        </w:rPr>
+        <w:t xml:space="preserve"> text </w:t>
+      </w:r>
+      <w:proofErr w:type="spellStart"/>
+      <w:r>
+        <w:rPr>
+          <w:sz w:val="22"/>
+          <w:szCs w:val="22"/>
+        </w:rPr>
+        <w:t>overlay</w:t>
+      </w:r>
+      <w:proofErr w:type="spellEnd"/>
+      <w:r>
+        <w:rPr>
+          <w:sz w:val="22"/>
+          <w:szCs w:val="22"/>
+        </w:rPr>
+        <w:t xml:space="preserve">) </w:t>
+      </w:r>
+    </w:p>
+    <w:p>
+      <w:pPr>
+        <w:spacing w:after="0" w:line="240" w:lineRule="auto"/>
+        <w:rPr>
+          <w:sz w:val="22"/>
+          <w:szCs w:val="22"/>
+        </w:rPr>
+      </w:pPr>
+      <w:proofErr w:type="gramStart"/>
+      <w:r>
+        <w:rPr>
+          <w:sz w:val="22"/>
+          <w:szCs w:val="22"/>
+        </w:rPr>
+        <w:t xml:space="preserve">  </w:t>
+      </w:r>
+      <w:r>
+        <w:rPr>
+          <w:rFonts w:ascii="Segoe UI Emoji" w:hAnsi="Segoe UI Emoji" w:cs="Segoe UI Emoji"/>
+          <w:sz w:val="22"/>
+          <w:szCs w:val="22"/>
+        </w:rPr>
+        <w:t>✅</w:t>
+      </w:r>
+      <w:proofErr w:type="gramEnd"/>
+      <w:r>
+        <w:rPr>
+          <w:sz w:val="22"/>
+          <w:szCs w:val="22"/>
+        </w:rPr>
+        <w:t xml:space="preserve"> </w:t>
+      </w:r>
+      <w:proofErr w:type="spellStart"/>
+      <w:r>
+        <w:rPr>
+          <w:sz w:val="22"/>
+          <w:szCs w:val="22"/>
+        </w:rPr>
+        <w:t>File</w:t>
+      </w:r>
+      <w:proofErr w:type="spellEnd"/>
+      <w:r>
+        <w:rPr>
+          <w:sz w:val="22"/>
+          <w:szCs w:val="22"/>
+        </w:rPr>
+        <w:t xml:space="preserve"> </w:t>
+      </w:r>
+      <w:proofErr w:type="spellStart"/>
+      <w:r>
+        <w:rPr>
+          <w:sz w:val="22"/>
+          <w:szCs w:val="22"/>
+        </w:rPr>
+        <w:t>saved</w:t>
+      </w:r>
+      <w:proofErr w:type="spellEnd"/>
+      <w:r>
+        <w:rPr>
+          <w:sz w:val="22"/>
+          <w:szCs w:val="22"/>
+        </w:rPr>
+        <w:t xml:space="preserve"> to: team-hr/</w:t>
+      </w:r>
+      <w:proofErr w:type="spellStart"/>
+      <w:r>
+        <w:rPr>
+          <w:sz w:val="22"/>
+          <w:szCs w:val="22"/>
+        </w:rPr>
+        <w:t>images</w:t>
+      </w:r>
+      <w:proofErr w:type="spellEnd"/>
+      <w:r>
+        <w:rPr>
+          <w:sz w:val="22"/>
+          <w:szCs w:val="22"/>
+        </w:rPr>
+        <w:t>/</w:t>
+      </w:r>
+      <w:proofErr w:type="spellStart"/>
+      <w:r>
+        <w:rPr>
+          <w:sz w:val="22"/>
+          <w:szCs w:val="22"/>
+        </w:rPr>
+        <w:t>generated</w:t>
+      </w:r>
+      <w:proofErr w:type="spellEnd"/>
+      <w:r>
+        <w:rPr>
+          <w:sz w:val="22"/>
+          <w:szCs w:val="22"/>
+        </w:rPr>
+        <w:t xml:space="preserve">/poster_{presentationId}_v1.jpg </w:t>
+      </w:r>
+    </w:p>
+    <w:p>
+      <w:pPr>
+        <w:spacing w:after="0" w:line="240" w:lineRule="auto"/>
+        <w:rPr>
+          <w:sz w:val="22"/>
+          <w:szCs w:val="22"/>
+        </w:rPr>
+      </w:pPr>
+      <w:proofErr w:type="gramStart"/>
+      <w:r>
+        <w:rPr>
+          <w:sz w:val="22"/>
+          <w:szCs w:val="22"/>
+        </w:rPr>
+        <w:t xml:space="preserve">  </w:t>
+      </w:r>
+      <w:r>
+        <w:rPr>
+          <w:rFonts w:ascii="Segoe UI Emoji" w:hAnsi="Segoe UI Emoji" w:cs="Segoe UI Emoji"/>
+          <w:sz w:val="22"/>
+          <w:szCs w:val="22"/>
+        </w:rPr>
+        <w:t>✅</w:t>
+      </w:r>
+      <w:proofErr w:type="gramEnd"/>
+      <w:r>
+        <w:rPr>
+          <w:sz w:val="22"/>
+          <w:szCs w:val="22"/>
+        </w:rPr>
+        <w:t xml:space="preserve"> </w:t>
+      </w:r>
+      <w:proofErr w:type="spellStart"/>
+      <w:r>
+        <w:rPr>
+          <w:sz w:val="22"/>
+          <w:szCs w:val="22"/>
+        </w:rPr>
+        <w:t>GeneratedImagePath</w:t>
+      </w:r>
+      <w:proofErr w:type="spellEnd"/>
+      <w:r>
+        <w:rPr>
+          <w:sz w:val="22"/>
+          <w:szCs w:val="22"/>
+        </w:rPr>
+        <w:t xml:space="preserve"> = "team-hr/</w:t>
+      </w:r>
+      <w:proofErr w:type="spellStart"/>
+      <w:r>
+        <w:rPr>
+          <w:sz w:val="22"/>
+          <w:szCs w:val="22"/>
+        </w:rPr>
+        <w:t>images</w:t>
+      </w:r>
+      <w:proofErr w:type="spellEnd"/>
+      <w:r>
+        <w:rPr>
+          <w:sz w:val="22"/>
+          <w:szCs w:val="22"/>
+        </w:rPr>
+        <w:t>/</w:t>
+      </w:r>
+      <w:proofErr w:type="spellStart"/>
+      <w:r>
+        <w:rPr>
+          <w:sz w:val="22"/>
+          <w:szCs w:val="22"/>
+        </w:rPr>
+        <w:t>generated</w:t>
+      </w:r>
+      <w:proofErr w:type="spellEnd"/>
+      <w:r>
+        <w:rPr>
+          <w:sz w:val="22"/>
+          <w:szCs w:val="22"/>
+        </w:rPr>
+        <w:t>/poster_{</w:t>
+      </w:r>
+      <w:proofErr w:type="spellStart"/>
+      <w:r>
+        <w:rPr>
+          <w:sz w:val="22"/>
+          <w:szCs w:val="22"/>
+        </w:rPr>
+        <w:t>presentationId</w:t>
+      </w:r>
+      <w:proofErr w:type="spellEnd"/>
+      <w:r>
+        <w:rPr>
+          <w:sz w:val="22"/>
+          <w:szCs w:val="22"/>
+        </w:rPr>
+        <w:t xml:space="preserve">}_v1.jpg" </w:t>
+      </w:r>
+    </w:p>
+    <w:p>
+      <w:pPr>
+        <w:spacing w:after="0" w:line="240" w:lineRule="auto"/>
+        <w:rPr>
+          <w:sz w:val="22"/>
+          <w:szCs w:val="22"/>
+        </w:rPr>
+      </w:pPr>
+      <w:proofErr w:type="gramStart"/>
+      <w:r>
+        <w:rPr>
+          <w:sz w:val="22"/>
+          <w:szCs w:val="22"/>
+        </w:rPr>
+        <w:t xml:space="preserve">  </w:t>
+      </w:r>
+      <w:r>
+        <w:rPr>
+          <w:rFonts w:ascii="Segoe UI Emoji" w:hAnsi="Segoe UI Emoji" w:cs="Segoe UI Emoji"/>
+          <w:sz w:val="22"/>
+          <w:szCs w:val="22"/>
+        </w:rPr>
+        <w:t>✅</w:t>
+      </w:r>
+      <w:proofErr w:type="gramEnd"/>
+      <w:r>
+        <w:rPr>
+          <w:sz w:val="22"/>
+          <w:szCs w:val="22"/>
+        </w:rPr>
+        <w:t xml:space="preserve"> </w:t>
+      </w:r>
+      <w:proofErr w:type="spellStart"/>
+      <w:r>
+        <w:rPr>
+          <w:sz w:val="22"/>
+          <w:szCs w:val="22"/>
+        </w:rPr>
+        <w:t>PosterText</w:t>
+      </w:r>
+      <w:proofErr w:type="spellEnd"/>
+      <w:r>
+        <w:rPr>
+          <w:sz w:val="22"/>
+          <w:szCs w:val="22"/>
+        </w:rPr>
+        <w:t xml:space="preserve"> = </w:t>
+      </w:r>
+      <w:proofErr w:type="gramStart"/>
+      <w:r>
+        <w:rPr>
+          <w:sz w:val="22"/>
+          <w:szCs w:val="22"/>
+        </w:rPr>
+        <w:t>"{ \</w:t>
+      </w:r>
+      <w:proofErr w:type="gramEnd"/>
+      <w:r>
+        <w:rPr>
+          <w:sz w:val="22"/>
+          <w:szCs w:val="22"/>
+        </w:rPr>
+        <w:t>"</w:t>
+      </w:r>
+      <w:proofErr w:type="spellStart"/>
+      <w:r>
+        <w:rPr>
+          <w:sz w:val="22"/>
+          <w:szCs w:val="22"/>
+        </w:rPr>
+        <w:t>headline</w:t>
+      </w:r>
+      <w:proofErr w:type="spellEnd"/>
+      <w:r>
+        <w:rPr>
+          <w:sz w:val="22"/>
+          <w:szCs w:val="22"/>
+        </w:rPr>
+        <w:t>\": \"</w:t>
+      </w:r>
+      <w:proofErr w:type="spellStart"/>
+      <w:r>
+        <w:rPr>
+          <w:sz w:val="22"/>
+          <w:szCs w:val="22"/>
+        </w:rPr>
+        <w:t>Amazing</w:t>
+      </w:r>
+      <w:proofErr w:type="spellEnd"/>
+      <w:r>
+        <w:rPr>
+          <w:sz w:val="22"/>
+          <w:szCs w:val="22"/>
+        </w:rPr>
+        <w:t xml:space="preserve"> </w:t>
+      </w:r>
+      <w:proofErr w:type="spellStart"/>
+      <w:r>
+        <w:rPr>
+          <w:sz w:val="22"/>
+          <w:szCs w:val="22"/>
+        </w:rPr>
+        <w:t>Desserts</w:t>
+      </w:r>
+      <w:proofErr w:type="spellEnd"/>
+      <w:r>
+        <w:rPr>
+          <w:sz w:val="22"/>
+          <w:szCs w:val="22"/>
+        </w:rPr>
+        <w:t>\", \"body\": \"</w:t>
+      </w:r>
+      <w:proofErr w:type="spellStart"/>
+      <w:r>
+        <w:rPr>
+          <w:sz w:val="22"/>
+          <w:szCs w:val="22"/>
+        </w:rPr>
+        <w:t>Fresh</w:t>
+      </w:r>
+      <w:proofErr w:type="spellEnd"/>
+      <w:r>
+        <w:rPr>
+          <w:sz w:val="22"/>
+          <w:szCs w:val="22"/>
+        </w:rPr>
+        <w:t xml:space="preserve"> </w:t>
+      </w:r>
+      <w:proofErr w:type="spellStart"/>
+      <w:r>
+        <w:rPr>
+          <w:sz w:val="22"/>
+          <w:szCs w:val="22"/>
+        </w:rPr>
+        <w:t>cakes</w:t>
+      </w:r>
+      <w:proofErr w:type="spellEnd"/>
+      <w:r>
+        <w:rPr>
+          <w:sz w:val="22"/>
+          <w:szCs w:val="22"/>
+        </w:rPr>
+        <w:t xml:space="preserve"> </w:t>
+      </w:r>
+      <w:proofErr w:type="spellStart"/>
+      <w:r>
+        <w:rPr>
+          <w:sz w:val="22"/>
+          <w:szCs w:val="22"/>
+        </w:rPr>
+        <w:t>daily</w:t>
+      </w:r>
+      <w:proofErr w:type="spellEnd"/>
+      <w:r>
+        <w:rPr>
+          <w:sz w:val="22"/>
+          <w:szCs w:val="22"/>
+        </w:rPr>
+        <w:t>\", \"</w:t>
+      </w:r>
+      <w:proofErr w:type="spellStart"/>
+      <w:r>
+        <w:rPr>
+          <w:sz w:val="22"/>
+          <w:szCs w:val="22"/>
+        </w:rPr>
+        <w:t>cta</w:t>
+      </w:r>
+      <w:proofErr w:type="spellEnd"/>
+      <w:r>
+        <w:rPr>
+          <w:sz w:val="22"/>
+          <w:szCs w:val="22"/>
+        </w:rPr>
+        <w:t>\": \"</w:t>
+      </w:r>
+      <w:proofErr w:type="spellStart"/>
+      <w:r>
+        <w:rPr>
+          <w:sz w:val="22"/>
+          <w:szCs w:val="22"/>
+        </w:rPr>
+        <w:t>Order</w:t>
+      </w:r>
+      <w:proofErr w:type="spellEnd"/>
+      <w:r>
+        <w:rPr>
+          <w:sz w:val="22"/>
+          <w:szCs w:val="22"/>
+        </w:rPr>
+        <w:t xml:space="preserve"> </w:t>
+      </w:r>
+      <w:proofErr w:type="spellStart"/>
+      <w:r>
+        <w:rPr>
+          <w:sz w:val="22"/>
+          <w:szCs w:val="22"/>
+        </w:rPr>
+        <w:t>Now</w:t>
+      </w:r>
+      <w:proofErr w:type="spellEnd"/>
+      <w:r>
+        <w:rPr>
+          <w:sz w:val="22"/>
+          <w:szCs w:val="22"/>
+        </w:rPr>
+        <w:t>\</w:t>
+      </w:r>
+      <w:proofErr w:type="gramStart"/>
+      <w:r>
+        <w:rPr>
+          <w:sz w:val="22"/>
+          <w:szCs w:val="22"/>
+        </w:rPr>
+        <w:t>" }</w:t>
+      </w:r>
+      <w:proofErr w:type="gramEnd"/>
+      <w:r>
+        <w:rPr>
+          <w:sz w:val="22"/>
+          <w:szCs w:val="22"/>
+        </w:rPr>
+        <w:t xml:space="preserve">" </w:t>
+      </w:r>
+    </w:p>
+    <w:p>
+      <w:pPr>
+        <w:spacing w:after="0" w:line="240" w:lineRule="auto"/>
+        <w:rPr>
+          <w:sz w:val="22"/>
+          <w:szCs w:val="22"/>
+        </w:rPr>
+      </w:pPr>
+      <w:proofErr w:type="gramStart"/>
+      <w:r>
+        <w:rPr>
+          <w:sz w:val="22"/>
+          <w:szCs w:val="22"/>
+        </w:rPr>
+        <w:t xml:space="preserve">  </w:t>
+      </w:r>
+      <w:r>
+        <w:rPr>
+          <w:rFonts w:ascii="Segoe UI Emoji" w:hAnsi="Segoe UI Emoji" w:cs="Segoe UI Emoji"/>
+          <w:sz w:val="22"/>
+          <w:szCs w:val="22"/>
+        </w:rPr>
+        <w:t>✅</w:t>
+      </w:r>
+      <w:proofErr w:type="gramEnd"/>
+      <w:r>
+        <w:rPr>
+          <w:sz w:val="22"/>
+          <w:szCs w:val="22"/>
+        </w:rPr>
+        <w:t xml:space="preserve"> </w:t>
+      </w:r>
+      <w:proofErr w:type="spellStart"/>
+      <w:r>
+        <w:rPr>
+          <w:sz w:val="22"/>
+          <w:szCs w:val="22"/>
+        </w:rPr>
+        <w:t>Navigates</w:t>
+      </w:r>
+      <w:proofErr w:type="spellEnd"/>
+      <w:r>
+        <w:rPr>
+          <w:sz w:val="22"/>
+          <w:szCs w:val="22"/>
+        </w:rPr>
+        <w:t xml:space="preserve"> to </w:t>
+      </w:r>
+      <w:proofErr w:type="spellStart"/>
+      <w:r>
+        <w:rPr>
+          <w:sz w:val="22"/>
+          <w:szCs w:val="22"/>
+        </w:rPr>
+        <w:t>Create</w:t>
+      </w:r>
+      <w:proofErr w:type="spellEnd"/>
+      <w:r>
+        <w:rPr>
+          <w:sz w:val="22"/>
+          <w:szCs w:val="22"/>
+        </w:rPr>
+        <w:t xml:space="preserve"> </w:t>
+      </w:r>
+      <w:proofErr w:type="spellStart"/>
+      <w:r>
+        <w:rPr>
+          <w:sz w:val="22"/>
+          <w:szCs w:val="22"/>
+        </w:rPr>
+        <w:t>Assignment</w:t>
+      </w:r>
+      <w:proofErr w:type="spellEnd"/>
+      <w:r>
+        <w:rPr>
+          <w:sz w:val="22"/>
+          <w:szCs w:val="22"/>
+        </w:rPr>
+        <w:t xml:space="preserve"> </w:t>
+      </w:r>
+      <w:proofErr w:type="spellStart"/>
+      <w:r>
+        <w:rPr>
+          <w:sz w:val="22"/>
+          <w:szCs w:val="22"/>
+        </w:rPr>
+        <w:t>page</w:t>
+      </w:r>
+      <w:proofErr w:type="spellEnd"/>
+    </w:p>
+    <w:p>
+      <w:pPr>
+        <w:spacing w:after="0" w:line="240" w:lineRule="auto"/>
+        <w:rPr>
+          <w:sz w:val="22"/>
+          <w:szCs w:val="22"/>
+        </w:rPr>
+      </w:pPr>
+    </w:p>
+    <w:p>
+      <w:pPr>
+        <w:rPr>
+          <w:sz w:val="22"/>
+          <w:szCs w:val="22"/>
+        </w:rPr>
+      </w:pPr>
+      <w:r>
+        <w:rPr>
+          <w:sz w:val="22"/>
+          <w:szCs w:val="22"/>
+        </w:rPr>
+        <w:br w:type="page"/>
+      </w:r>
+    </w:p>
+    <w:p>
+      <w:pPr>
+        <w:spacing w:after="0" w:line="240" w:lineRule="auto"/>
+        <w:rPr>
+          <w:b/>
+          <w:bCs/>
+          <w:sz w:val="22"/>
+          <w:szCs w:val="22"/>
+        </w:rPr>
+      </w:pPr>
+      <w:r>
+        <w:rPr>
+          <w:b/>
+          <w:bCs/>
+          <w:sz w:val="22"/>
+          <w:szCs w:val="22"/>
+        </w:rPr>
+        <w:lastRenderedPageBreak/>
+        <w:t>COMPARISON TABLE</w:t>
+      </w:r>
+    </w:p>
+    <w:tbl>
+      <w:tblPr>
+        <w:tblW w:w="0" w:type="auto"/>
+        <w:tblCellSpacing w:w="15" w:type="dxa"/>
+        <w:tblCellMar>
+          <w:top w:w="15" w:type="dxa"/>
+          <w:left w:w="15" w:type="dxa"/>
+          <w:bottom w:w="15" w:type="dxa"/>
+          <w:right w:w="15" w:type="dxa"/>
+        </w:tblCellMar>
+        <w:tblLook w:val="04A0" w:firstRow="1" w:lastRow="0" w:firstColumn="1" w:lastColumn="0" w:noHBand="0" w:noVBand="1"/>
+      </w:tblPr>
+      <w:tblGrid>
+        <w:gridCol w:w="2229"/>
+        <w:gridCol w:w="2421"/>
+        <w:gridCol w:w="2894"/>
+      </w:tblGrid>
+      <w:tr>
+        <w:trPr>
+          <w:tblHeader/>
+          <w:tblCellSpacing w:w="15" w:type="dxa"/>
+        </w:trPr>
+        <w:tc>
+          <w:tcPr>
+            <w:tcW w:w="0" w:type="auto"/>
+            <w:vAlign w:val="center"/>
+            <w:hideMark/>
+          </w:tcPr>
+          <w:p>
+            <w:pPr>
+              <w:spacing w:after="0" w:line="240" w:lineRule="auto"/>
+              <w:rPr>
+                <w:b/>
+                <w:bCs/>
+                <w:sz w:val="22"/>
+                <w:szCs w:val="22"/>
+              </w:rPr>
+            </w:pPr>
+            <w:proofErr w:type="spellStart"/>
+            <w:r>
+              <w:rPr>
+                <w:b/>
+                <w:bCs/>
+                <w:sz w:val="22"/>
+                <w:szCs w:val="22"/>
+              </w:rPr>
+              <w:t>Aspect</w:t>
+            </w:r>
+            <w:proofErr w:type="spellEnd"/>
+          </w:p>
+        </w:tc>
+        <w:tc>
+          <w:tcPr>
+            <w:tcW w:w="0" w:type="auto"/>
+            <w:vAlign w:val="center"/>
+            <w:hideMark/>
+          </w:tcPr>
+          <w:p>
+            <w:pPr>
+              <w:spacing w:after="0" w:line="240" w:lineRule="auto"/>
+              <w:rPr>
+                <w:b/>
+                <w:bCs/>
+                <w:sz w:val="22"/>
+                <w:szCs w:val="22"/>
+              </w:rPr>
+            </w:pPr>
+            <w:proofErr w:type="spellStart"/>
+            <w:r>
+              <w:rPr>
+                <w:b/>
+                <w:bCs/>
+                <w:sz w:val="22"/>
+                <w:szCs w:val="22"/>
+              </w:rPr>
+              <w:t>Scenario</w:t>
+            </w:r>
+            <w:proofErr w:type="spellEnd"/>
+            <w:r>
+              <w:rPr>
+                <w:b/>
+                <w:bCs/>
+                <w:sz w:val="22"/>
+                <w:szCs w:val="22"/>
+              </w:rPr>
+              <w:t xml:space="preserve"> 1: No Poster</w:t>
+            </w:r>
+          </w:p>
+        </w:tc>
+        <w:tc>
+          <w:tcPr>
+            <w:tcW w:w="0" w:type="auto"/>
+            <w:vAlign w:val="center"/>
+            <w:hideMark/>
+          </w:tcPr>
+          <w:p>
+            <w:pPr>
+              <w:spacing w:after="0" w:line="240" w:lineRule="auto"/>
+              <w:rPr>
+                <w:b/>
+                <w:bCs/>
+                <w:sz w:val="22"/>
+                <w:szCs w:val="22"/>
+              </w:rPr>
+            </w:pPr>
+            <w:proofErr w:type="spellStart"/>
+            <w:r>
+              <w:rPr>
+                <w:b/>
+                <w:bCs/>
+                <w:sz w:val="22"/>
+                <w:szCs w:val="22"/>
+              </w:rPr>
+              <w:t>Scenario</w:t>
+            </w:r>
+            <w:proofErr w:type="spellEnd"/>
+            <w:r>
+              <w:rPr>
+                <w:b/>
+                <w:bCs/>
+                <w:sz w:val="22"/>
+                <w:szCs w:val="22"/>
+              </w:rPr>
+              <w:t xml:space="preserve"> 2: </w:t>
+            </w:r>
+            <w:proofErr w:type="spellStart"/>
+            <w:r>
+              <w:rPr>
+                <w:b/>
+                <w:bCs/>
+                <w:sz w:val="22"/>
+                <w:szCs w:val="22"/>
+              </w:rPr>
+              <w:t>With</w:t>
+            </w:r>
+            <w:proofErr w:type="spellEnd"/>
+            <w:r>
+              <w:rPr>
+                <w:b/>
+                <w:bCs/>
+                <w:sz w:val="22"/>
+                <w:szCs w:val="22"/>
+              </w:rPr>
+              <w:t xml:space="preserve"> Poster</w:t>
+            </w:r>
+          </w:p>
+        </w:tc>
+      </w:tr>
+      <w:tr>
+        <w:trPr>
+          <w:tblCellSpacing w:w="15" w:type="dxa"/>
+        </w:trPr>
+        <w:tc>
+          <w:tcPr>
+            <w:tcW w:w="0" w:type="auto"/>
+            <w:vAlign w:val="center"/>
+            <w:hideMark/>
+          </w:tcPr>
+          <w:p>
+            <w:pPr>
+              <w:spacing w:after="0" w:line="240" w:lineRule="auto"/>
+              <w:rPr>
+                <w:sz w:val="22"/>
+                <w:szCs w:val="22"/>
+              </w:rPr>
+            </w:pPr>
+            <w:proofErr w:type="spellStart"/>
+            <w:r>
+              <w:rPr>
+                <w:b/>
+                <w:bCs/>
+                <w:sz w:val="22"/>
+                <w:szCs w:val="22"/>
+              </w:rPr>
+              <w:t>Method</w:t>
+            </w:r>
+            <w:proofErr w:type="spellEnd"/>
+            <w:r>
+              <w:rPr>
+                <w:b/>
+                <w:bCs/>
+                <w:sz w:val="22"/>
+                <w:szCs w:val="22"/>
+              </w:rPr>
+              <w:t xml:space="preserve"> </w:t>
+            </w:r>
+            <w:proofErr w:type="spellStart"/>
+            <w:r>
+              <w:rPr>
+                <w:b/>
+                <w:bCs/>
+                <w:sz w:val="22"/>
+                <w:szCs w:val="22"/>
+              </w:rPr>
+              <w:t>called</w:t>
+            </w:r>
+            <w:proofErr w:type="spellEnd"/>
+          </w:p>
+        </w:tc>
+        <w:tc>
+          <w:tcPr>
+            <w:tcW w:w="0" w:type="auto"/>
+            <w:vAlign w:val="center"/>
+            <w:hideMark/>
+          </w:tcPr>
+          <w:p>
+            <w:pPr>
+              <w:spacing w:after="0" w:line="240" w:lineRule="auto"/>
+              <w:rPr>
+                <w:sz w:val="22"/>
+                <w:szCs w:val="22"/>
+              </w:rPr>
+            </w:pPr>
+            <w:proofErr w:type="spellStart"/>
+            <w:proofErr w:type="gramStart"/>
+            <w:r>
+              <w:rPr>
+                <w:sz w:val="22"/>
+                <w:szCs w:val="22"/>
+              </w:rPr>
+              <w:t>SaveWithoutPoster</w:t>
+            </w:r>
+            <w:proofErr w:type="spellEnd"/>
+            <w:r>
+              <w:rPr>
+                <w:sz w:val="22"/>
+                <w:szCs w:val="22"/>
+              </w:rPr>
+              <w:t>(</w:t>
+            </w:r>
+            <w:proofErr w:type="gramEnd"/>
+            <w:r>
+              <w:rPr>
+                <w:sz w:val="22"/>
+                <w:szCs w:val="22"/>
+              </w:rPr>
+              <w:t>)</w:t>
+            </w:r>
+          </w:p>
+        </w:tc>
+        <w:tc>
+          <w:tcPr>
+            <w:tcW w:w="0" w:type="auto"/>
+            <w:vAlign w:val="center"/>
+            <w:hideMark/>
+          </w:tcPr>
+          <w:p>
+            <w:pPr>
+              <w:spacing w:after="0" w:line="240" w:lineRule="auto"/>
+              <w:rPr>
+                <w:sz w:val="22"/>
+                <w:szCs w:val="22"/>
+              </w:rPr>
+            </w:pPr>
+            <w:proofErr w:type="spellStart"/>
+            <w:proofErr w:type="gramStart"/>
+            <w:r>
+              <w:rPr>
+                <w:sz w:val="22"/>
+                <w:szCs w:val="22"/>
+              </w:rPr>
+              <w:t>SaveAndGeneratePoster</w:t>
+            </w:r>
+            <w:proofErr w:type="spellEnd"/>
+            <w:r>
+              <w:rPr>
+                <w:sz w:val="22"/>
+                <w:szCs w:val="22"/>
+              </w:rPr>
+              <w:t>(</w:t>
+            </w:r>
+            <w:proofErr w:type="gramEnd"/>
+            <w:r>
+              <w:rPr>
+                <w:sz w:val="22"/>
+                <w:szCs w:val="22"/>
+              </w:rPr>
+              <w:t>)</w:t>
+            </w:r>
+          </w:p>
+        </w:tc>
+      </w:tr>
+      <w:tr>
+        <w:trPr>
+          <w:tblCellSpacing w:w="15" w:type="dxa"/>
+        </w:trPr>
+        <w:tc>
+          <w:tcPr>
+            <w:tcW w:w="0" w:type="auto"/>
+            <w:vAlign w:val="center"/>
+            <w:hideMark/>
+          </w:tcPr>
+          <w:p>
+            <w:pPr>
+              <w:spacing w:after="0" w:line="240" w:lineRule="auto"/>
+              <w:rPr>
+                <w:sz w:val="22"/>
+                <w:szCs w:val="22"/>
+              </w:rPr>
+            </w:pPr>
+            <w:r>
+              <w:rPr>
+                <w:b/>
+                <w:bCs/>
+                <w:sz w:val="22"/>
+                <w:szCs w:val="22"/>
+              </w:rPr>
+              <w:t>Name/</w:t>
+            </w:r>
+            <w:proofErr w:type="spellStart"/>
+            <w:r>
+              <w:rPr>
+                <w:b/>
+                <w:bCs/>
+                <w:sz w:val="22"/>
+                <w:szCs w:val="22"/>
+              </w:rPr>
+              <w:t>Description</w:t>
+            </w:r>
+            <w:proofErr w:type="spellEnd"/>
+          </w:p>
+        </w:tc>
+        <w:tc>
+          <w:tcPr>
+            <w:tcW w:w="0" w:type="auto"/>
+            <w:vAlign w:val="center"/>
+            <w:hideMark/>
+          </w:tcPr>
+          <w:p>
+            <w:pPr>
+              <w:spacing w:after="0" w:line="240" w:lineRule="auto"/>
+              <w:rPr>
+                <w:sz w:val="22"/>
+                <w:szCs w:val="22"/>
+              </w:rPr>
+            </w:pPr>
+            <w:proofErr w:type="spellStart"/>
+            <w:r>
+              <w:rPr>
+                <w:sz w:val="22"/>
+                <w:szCs w:val="22"/>
+              </w:rPr>
+              <w:t>Updated</w:t>
+            </w:r>
+            <w:proofErr w:type="spellEnd"/>
+          </w:p>
+        </w:tc>
+        <w:tc>
+          <w:tcPr>
+            <w:tcW w:w="0" w:type="auto"/>
+            <w:vAlign w:val="center"/>
+            <w:hideMark/>
+          </w:tcPr>
+          <w:p>
+            <w:pPr>
+              <w:spacing w:after="0" w:line="240" w:lineRule="auto"/>
+              <w:rPr>
+                <w:sz w:val="22"/>
+                <w:szCs w:val="22"/>
+              </w:rPr>
+            </w:pPr>
+            <w:proofErr w:type="spellStart"/>
+            <w:r>
+              <w:rPr>
+                <w:sz w:val="22"/>
+                <w:szCs w:val="22"/>
+              </w:rPr>
+              <w:t>Updated</w:t>
+            </w:r>
+            <w:proofErr w:type="spellEnd"/>
+          </w:p>
+        </w:tc>
+      </w:tr>
+      <w:tr>
+        <w:trPr>
+          <w:tblCellSpacing w:w="15" w:type="dxa"/>
+        </w:trPr>
+        <w:tc>
+          <w:tcPr>
+            <w:tcW w:w="0" w:type="auto"/>
+            <w:vAlign w:val="center"/>
+            <w:hideMark/>
+          </w:tcPr>
+          <w:p>
+            <w:pPr>
+              <w:spacing w:after="0" w:line="240" w:lineRule="auto"/>
+              <w:rPr>
+                <w:sz w:val="22"/>
+                <w:szCs w:val="22"/>
+              </w:rPr>
+            </w:pPr>
+            <w:r>
+              <w:rPr>
+                <w:b/>
+                <w:bCs/>
+                <w:sz w:val="22"/>
+                <w:szCs w:val="22"/>
+              </w:rPr>
+              <w:t>ContentImageBase64</w:t>
+            </w:r>
+          </w:p>
+        </w:tc>
+        <w:tc>
+          <w:tcPr>
+            <w:tcW w:w="0" w:type="auto"/>
+            <w:vAlign w:val="center"/>
+            <w:hideMark/>
+          </w:tcPr>
+          <w:p>
+            <w:pPr>
+              <w:spacing w:after="0" w:line="240" w:lineRule="auto"/>
+              <w:rPr>
+                <w:sz w:val="22"/>
+                <w:szCs w:val="22"/>
+              </w:rPr>
+            </w:pPr>
+            <w:proofErr w:type="spellStart"/>
+            <w:r>
+              <w:rPr>
+                <w:sz w:val="22"/>
+                <w:szCs w:val="22"/>
+              </w:rPr>
+              <w:t>Original</w:t>
+            </w:r>
+            <w:proofErr w:type="spellEnd"/>
+            <w:r>
+              <w:rPr>
+                <w:sz w:val="22"/>
+                <w:szCs w:val="22"/>
+              </w:rPr>
+              <w:t xml:space="preserve"> image</w:t>
+            </w:r>
+          </w:p>
+        </w:tc>
+        <w:tc>
+          <w:tcPr>
+            <w:tcW w:w="0" w:type="auto"/>
+            <w:vAlign w:val="center"/>
+            <w:hideMark/>
+          </w:tcPr>
+          <w:p>
+            <w:pPr>
+              <w:spacing w:after="0" w:line="240" w:lineRule="auto"/>
+              <w:rPr>
+                <w:sz w:val="22"/>
+                <w:szCs w:val="22"/>
+              </w:rPr>
+            </w:pPr>
+            <w:proofErr w:type="spellStart"/>
+            <w:r>
+              <w:rPr>
+                <w:sz w:val="22"/>
+                <w:szCs w:val="22"/>
+              </w:rPr>
+              <w:t>Generated</w:t>
+            </w:r>
+            <w:proofErr w:type="spellEnd"/>
+            <w:r>
+              <w:rPr>
+                <w:sz w:val="22"/>
+                <w:szCs w:val="22"/>
+              </w:rPr>
+              <w:t xml:space="preserve"> poster</w:t>
+            </w:r>
+          </w:p>
+        </w:tc>
+      </w:tr>
+      <w:tr>
+        <w:trPr>
+          <w:tblCellSpacing w:w="15" w:type="dxa"/>
+        </w:trPr>
+        <w:tc>
+          <w:tcPr>
+            <w:tcW w:w="0" w:type="auto"/>
+            <w:vAlign w:val="center"/>
+            <w:hideMark/>
+          </w:tcPr>
+          <w:p>
+            <w:pPr>
+              <w:spacing w:after="0" w:line="240" w:lineRule="auto"/>
+              <w:rPr>
+                <w:sz w:val="22"/>
+                <w:szCs w:val="22"/>
+              </w:rPr>
+            </w:pPr>
+            <w:proofErr w:type="spellStart"/>
+            <w:r>
+              <w:rPr>
+                <w:b/>
+                <w:bCs/>
+                <w:sz w:val="22"/>
+                <w:szCs w:val="22"/>
+              </w:rPr>
+              <w:t>File</w:t>
+            </w:r>
+            <w:proofErr w:type="spellEnd"/>
+            <w:r>
+              <w:rPr>
+                <w:b/>
+                <w:bCs/>
+                <w:sz w:val="22"/>
+                <w:szCs w:val="22"/>
+              </w:rPr>
+              <w:t xml:space="preserve"> in '</w:t>
+            </w:r>
+            <w:proofErr w:type="spellStart"/>
+            <w:r>
+              <w:rPr>
+                <w:b/>
+                <w:bCs/>
+                <w:sz w:val="22"/>
+                <w:szCs w:val="22"/>
+              </w:rPr>
+              <w:t>generated</w:t>
+            </w:r>
+            <w:proofErr w:type="spellEnd"/>
+            <w:r>
+              <w:rPr>
+                <w:b/>
+                <w:bCs/>
+                <w:sz w:val="22"/>
+                <w:szCs w:val="22"/>
+              </w:rPr>
+              <w:t>'</w:t>
+            </w:r>
+          </w:p>
+        </w:tc>
+        <w:tc>
+          <w:tcPr>
+            <w:tcW w:w="0" w:type="auto"/>
+            <w:vAlign w:val="center"/>
+            <w:hideMark/>
+          </w:tcPr>
+          <w:p>
+            <w:pPr>
+              <w:spacing w:after="0" w:line="240" w:lineRule="auto"/>
+              <w:rPr>
+                <w:sz w:val="22"/>
+                <w:szCs w:val="22"/>
+              </w:rPr>
+            </w:pPr>
+            <w:r>
+              <w:rPr>
+                <w:sz w:val="22"/>
+                <w:szCs w:val="22"/>
+              </w:rPr>
+              <w:t>content_{id}.jpg</w:t>
+            </w:r>
+          </w:p>
+        </w:tc>
+        <w:tc>
+          <w:tcPr>
+            <w:tcW w:w="0" w:type="auto"/>
+            <w:vAlign w:val="center"/>
+            <w:hideMark/>
+          </w:tcPr>
+          <w:p>
+            <w:pPr>
+              <w:spacing w:after="0" w:line="240" w:lineRule="auto"/>
+              <w:rPr>
+                <w:sz w:val="22"/>
+                <w:szCs w:val="22"/>
+              </w:rPr>
+            </w:pPr>
+            <w:r>
+              <w:rPr>
+                <w:sz w:val="22"/>
+                <w:szCs w:val="22"/>
+              </w:rPr>
+              <w:t>poster_{id}_v1.jpg</w:t>
+            </w:r>
+          </w:p>
+        </w:tc>
+      </w:tr>
+      <w:tr>
+        <w:trPr>
+          <w:tblCellSpacing w:w="15" w:type="dxa"/>
+        </w:trPr>
+        <w:tc>
+          <w:tcPr>
+            <w:tcW w:w="0" w:type="auto"/>
+            <w:vAlign w:val="center"/>
+            <w:hideMark/>
+          </w:tcPr>
+          <w:p>
+            <w:pPr>
+              <w:spacing w:after="0" w:line="240" w:lineRule="auto"/>
+              <w:rPr>
+                <w:sz w:val="22"/>
+                <w:szCs w:val="22"/>
+              </w:rPr>
+            </w:pPr>
+            <w:proofErr w:type="spellStart"/>
+            <w:r>
+              <w:rPr>
+                <w:b/>
+                <w:bCs/>
+                <w:sz w:val="22"/>
+                <w:szCs w:val="22"/>
+              </w:rPr>
+              <w:t>GeneratedImagePath</w:t>
+            </w:r>
+            <w:proofErr w:type="spellEnd"/>
+          </w:p>
+        </w:tc>
+        <w:tc>
+          <w:tcPr>
+            <w:tcW w:w="0" w:type="auto"/>
+            <w:vAlign w:val="center"/>
+            <w:hideMark/>
+          </w:tcPr>
+          <w:p>
+            <w:pPr>
+              <w:spacing w:after="0" w:line="240" w:lineRule="auto"/>
+              <w:rPr>
+                <w:sz w:val="22"/>
+                <w:szCs w:val="22"/>
+              </w:rPr>
+            </w:pPr>
+            <w:proofErr w:type="spellStart"/>
+            <w:r>
+              <w:rPr>
+                <w:sz w:val="22"/>
+                <w:szCs w:val="22"/>
+              </w:rPr>
+              <w:t>Points</w:t>
+            </w:r>
+            <w:proofErr w:type="spellEnd"/>
+            <w:r>
+              <w:rPr>
+                <w:sz w:val="22"/>
+                <w:szCs w:val="22"/>
+              </w:rPr>
+              <w:t xml:space="preserve"> to content_{id}.jpg</w:t>
+            </w:r>
+          </w:p>
+        </w:tc>
+        <w:tc>
+          <w:tcPr>
+            <w:tcW w:w="0" w:type="auto"/>
+            <w:vAlign w:val="center"/>
+            <w:hideMark/>
+          </w:tcPr>
+          <w:p>
+            <w:pPr>
+              <w:spacing w:after="0" w:line="240" w:lineRule="auto"/>
+              <w:rPr>
+                <w:sz w:val="22"/>
+                <w:szCs w:val="22"/>
+              </w:rPr>
+            </w:pPr>
+            <w:proofErr w:type="spellStart"/>
+            <w:r>
+              <w:rPr>
+                <w:sz w:val="22"/>
+                <w:szCs w:val="22"/>
+              </w:rPr>
+              <w:t>Points</w:t>
+            </w:r>
+            <w:proofErr w:type="spellEnd"/>
+            <w:r>
+              <w:rPr>
+                <w:sz w:val="22"/>
+                <w:szCs w:val="22"/>
+              </w:rPr>
+              <w:t xml:space="preserve"> to poster_{id}_v1.jpg</w:t>
+            </w:r>
+          </w:p>
+        </w:tc>
+      </w:tr>
+      <w:tr>
+        <w:trPr>
+          <w:tblCellSpacing w:w="15" w:type="dxa"/>
+        </w:trPr>
+        <w:tc>
+          <w:tcPr>
+            <w:tcW w:w="0" w:type="auto"/>
+            <w:vAlign w:val="center"/>
+            <w:hideMark/>
+          </w:tcPr>
+          <w:p>
+            <w:pPr>
+              <w:spacing w:after="0" w:line="240" w:lineRule="auto"/>
+              <w:rPr>
+                <w:sz w:val="22"/>
+                <w:szCs w:val="22"/>
+              </w:rPr>
+            </w:pPr>
+            <w:proofErr w:type="spellStart"/>
+            <w:r>
+              <w:rPr>
+                <w:b/>
+                <w:bCs/>
+                <w:sz w:val="22"/>
+                <w:szCs w:val="22"/>
+              </w:rPr>
+              <w:t>PosterText</w:t>
+            </w:r>
+            <w:proofErr w:type="spellEnd"/>
+          </w:p>
+        </w:tc>
+        <w:tc>
+          <w:tcPr>
+            <w:tcW w:w="0" w:type="auto"/>
+            <w:vAlign w:val="center"/>
+            <w:hideMark/>
+          </w:tcPr>
+          <w:p>
+            <w:pPr>
+              <w:spacing w:after="0" w:line="240" w:lineRule="auto"/>
+              <w:rPr>
+                <w:sz w:val="22"/>
+                <w:szCs w:val="22"/>
+              </w:rPr>
+            </w:pPr>
+            <w:proofErr w:type="spellStart"/>
+            <w:r>
+              <w:rPr>
+                <w:sz w:val="22"/>
+                <w:szCs w:val="22"/>
+              </w:rPr>
+              <w:t>null</w:t>
+            </w:r>
+            <w:proofErr w:type="spellEnd"/>
+          </w:p>
+        </w:tc>
+        <w:tc>
+          <w:tcPr>
+            <w:tcW w:w="0" w:type="auto"/>
+            <w:vAlign w:val="center"/>
+            <w:hideMark/>
+          </w:tcPr>
+          <w:p>
+            <w:pPr>
+              <w:spacing w:after="0" w:line="240" w:lineRule="auto"/>
+              <w:rPr>
+                <w:sz w:val="22"/>
+                <w:szCs w:val="22"/>
+              </w:rPr>
+            </w:pPr>
+            <w:r>
+              <w:rPr>
+                <w:sz w:val="22"/>
+                <w:szCs w:val="22"/>
+              </w:rPr>
+              <w:t xml:space="preserve">JSON </w:t>
+            </w:r>
+            <w:proofErr w:type="spellStart"/>
+            <w:r>
+              <w:rPr>
+                <w:sz w:val="22"/>
+                <w:szCs w:val="22"/>
+              </w:rPr>
+              <w:t>with</w:t>
+            </w:r>
+            <w:proofErr w:type="spellEnd"/>
+            <w:r>
+              <w:rPr>
+                <w:sz w:val="22"/>
+                <w:szCs w:val="22"/>
+              </w:rPr>
+              <w:t xml:space="preserve"> </w:t>
+            </w:r>
+            <w:proofErr w:type="spellStart"/>
+            <w:r>
+              <w:rPr>
+                <w:sz w:val="22"/>
+                <w:szCs w:val="22"/>
+              </w:rPr>
+              <w:t>headline</w:t>
+            </w:r>
+            <w:proofErr w:type="spellEnd"/>
+            <w:r>
+              <w:rPr>
+                <w:sz w:val="22"/>
+                <w:szCs w:val="22"/>
+              </w:rPr>
+              <w:t>/body/CTA</w:t>
+            </w:r>
+          </w:p>
+        </w:tc>
+      </w:tr>
+      <w:tr>
+        <w:trPr>
+          <w:tblCellSpacing w:w="15" w:type="dxa"/>
+        </w:trPr>
+        <w:tc>
+          <w:tcPr>
+            <w:tcW w:w="0" w:type="auto"/>
+            <w:vAlign w:val="center"/>
+            <w:hideMark/>
+          </w:tcPr>
+          <w:p>
+            <w:pPr>
+              <w:spacing w:after="0" w:line="240" w:lineRule="auto"/>
+              <w:rPr>
+                <w:sz w:val="22"/>
+                <w:szCs w:val="22"/>
+              </w:rPr>
+            </w:pPr>
+            <w:proofErr w:type="spellStart"/>
+            <w:r>
+              <w:rPr>
+                <w:b/>
+                <w:bCs/>
+                <w:sz w:val="22"/>
+                <w:szCs w:val="22"/>
+              </w:rPr>
+              <w:t>Navigation</w:t>
+            </w:r>
+            <w:proofErr w:type="spellEnd"/>
+          </w:p>
+        </w:tc>
+        <w:tc>
+          <w:tcPr>
+            <w:tcW w:w="0" w:type="auto"/>
+            <w:vAlign w:val="center"/>
+            <w:hideMark/>
+          </w:tcPr>
+          <w:p>
+            <w:pPr>
+              <w:spacing w:after="0" w:line="240" w:lineRule="auto"/>
+              <w:rPr>
+                <w:sz w:val="22"/>
+                <w:szCs w:val="22"/>
+              </w:rPr>
+            </w:pPr>
+            <w:proofErr w:type="spellStart"/>
+            <w:r>
+              <w:rPr>
+                <w:sz w:val="22"/>
+                <w:szCs w:val="22"/>
+              </w:rPr>
+              <w:t>Create</w:t>
+            </w:r>
+            <w:proofErr w:type="spellEnd"/>
+            <w:r>
+              <w:rPr>
+                <w:sz w:val="22"/>
+                <w:szCs w:val="22"/>
+              </w:rPr>
+              <w:t xml:space="preserve"> </w:t>
+            </w:r>
+            <w:proofErr w:type="spellStart"/>
+            <w:r>
+              <w:rPr>
+                <w:sz w:val="22"/>
+                <w:szCs w:val="22"/>
+              </w:rPr>
+              <w:t>Assignment</w:t>
+            </w:r>
+            <w:proofErr w:type="spellEnd"/>
+          </w:p>
+        </w:tc>
+        <w:tc>
+          <w:tcPr>
+            <w:tcW w:w="0" w:type="auto"/>
+            <w:vAlign w:val="center"/>
+            <w:hideMark/>
+          </w:tcPr>
+          <w:p>
+            <w:pPr>
+              <w:spacing w:after="0" w:line="240" w:lineRule="auto"/>
+              <w:rPr>
+                <w:sz w:val="22"/>
+                <w:szCs w:val="22"/>
+              </w:rPr>
+            </w:pPr>
+            <w:proofErr w:type="spellStart"/>
+            <w:r>
+              <w:rPr>
+                <w:sz w:val="22"/>
+                <w:szCs w:val="22"/>
+              </w:rPr>
+              <w:t>Create</w:t>
+            </w:r>
+            <w:proofErr w:type="spellEnd"/>
+            <w:r>
+              <w:rPr>
+                <w:sz w:val="22"/>
+                <w:szCs w:val="22"/>
+              </w:rPr>
+              <w:t xml:space="preserve"> </w:t>
+            </w:r>
+            <w:proofErr w:type="spellStart"/>
+            <w:r>
+              <w:rPr>
+                <w:sz w:val="22"/>
+                <w:szCs w:val="22"/>
+              </w:rPr>
+              <w:t>Assignment</w:t>
+            </w:r>
+            <w:proofErr w:type="spellEnd"/>
+          </w:p>
+        </w:tc>
+      </w:tr>
+      <w:tr>
+        <w:trPr>
+          <w:tblCellSpacing w:w="15" w:type="dxa"/>
+        </w:trPr>
+        <w:tc>
+          <w:tcPr>
+            <w:tcW w:w="0" w:type="auto"/>
+            <w:vAlign w:val="center"/>
+            <w:hideMark/>
+          </w:tcPr>
+          <w:p>
+            <w:pPr>
+              <w:spacing w:after="0" w:line="240" w:lineRule="auto"/>
+              <w:rPr>
+                <w:sz w:val="22"/>
+                <w:szCs w:val="22"/>
+              </w:rPr>
+            </w:pPr>
+            <w:r>
+              <w:rPr>
+                <w:b/>
+                <w:bCs/>
+                <w:sz w:val="22"/>
+                <w:szCs w:val="22"/>
+              </w:rPr>
+              <w:t xml:space="preserve">Display </w:t>
+            </w:r>
+            <w:proofErr w:type="spellStart"/>
+            <w:r>
+              <w:rPr>
+                <w:b/>
+                <w:bCs/>
+                <w:sz w:val="22"/>
+                <w:szCs w:val="22"/>
+              </w:rPr>
+              <w:t>flags</w:t>
+            </w:r>
+            <w:proofErr w:type="spellEnd"/>
+            <w:r>
+              <w:rPr>
+                <w:b/>
+                <w:bCs/>
+                <w:sz w:val="22"/>
+                <w:szCs w:val="22"/>
+              </w:rPr>
+              <w:t xml:space="preserve"> </w:t>
+            </w:r>
+            <w:proofErr w:type="spellStart"/>
+            <w:r>
+              <w:rPr>
+                <w:b/>
+                <w:bCs/>
+                <w:sz w:val="22"/>
+                <w:szCs w:val="22"/>
+              </w:rPr>
+              <w:t>passed</w:t>
+            </w:r>
+            <w:proofErr w:type="spellEnd"/>
+          </w:p>
+        </w:tc>
+        <w:tc>
+          <w:tcPr>
+            <w:tcW w:w="0" w:type="auto"/>
+            <w:vAlign w:val="center"/>
+            <w:hideMark/>
+          </w:tcPr>
+          <w:p>
+            <w:pPr>
+              <w:spacing w:after="0" w:line="240" w:lineRule="auto"/>
+              <w:rPr>
+                <w:sz w:val="22"/>
+                <w:szCs w:val="22"/>
+              </w:rPr>
+            </w:pPr>
+            <w:proofErr w:type="spellStart"/>
+            <w:r>
+              <w:rPr>
+                <w:sz w:val="22"/>
+                <w:szCs w:val="22"/>
+              </w:rPr>
+              <w:t>Yes</w:t>
+            </w:r>
+            <w:proofErr w:type="spellEnd"/>
+            <w:r>
+              <w:rPr>
+                <w:sz w:val="22"/>
+                <w:szCs w:val="22"/>
+              </w:rPr>
+              <w:t xml:space="preserve"> (</w:t>
+            </w:r>
+            <w:proofErr w:type="spellStart"/>
+            <w:r>
+              <w:rPr>
+                <w:sz w:val="22"/>
+                <w:szCs w:val="22"/>
+              </w:rPr>
+              <w:t>query</w:t>
+            </w:r>
+            <w:proofErr w:type="spellEnd"/>
+            <w:r>
+              <w:rPr>
+                <w:sz w:val="22"/>
+                <w:szCs w:val="22"/>
+              </w:rPr>
+              <w:t xml:space="preserve"> </w:t>
+            </w:r>
+            <w:proofErr w:type="spellStart"/>
+            <w:r>
+              <w:rPr>
+                <w:sz w:val="22"/>
+                <w:szCs w:val="22"/>
+              </w:rPr>
+              <w:t>params</w:t>
+            </w:r>
+            <w:proofErr w:type="spellEnd"/>
+            <w:r>
+              <w:rPr>
+                <w:sz w:val="22"/>
+                <w:szCs w:val="22"/>
+              </w:rPr>
+              <w:t>)</w:t>
+            </w:r>
+          </w:p>
+        </w:tc>
+        <w:tc>
+          <w:tcPr>
+            <w:tcW w:w="0" w:type="auto"/>
+            <w:vAlign w:val="center"/>
+            <w:hideMark/>
+          </w:tcPr>
+          <w:p>
+            <w:pPr>
+              <w:spacing w:after="0" w:line="240" w:lineRule="auto"/>
+              <w:rPr>
+                <w:sz w:val="22"/>
+                <w:szCs w:val="22"/>
+              </w:rPr>
+            </w:pPr>
+            <w:proofErr w:type="spellStart"/>
+            <w:r>
+              <w:rPr>
+                <w:sz w:val="22"/>
+                <w:szCs w:val="22"/>
+              </w:rPr>
+              <w:t>Yes</w:t>
+            </w:r>
+            <w:proofErr w:type="spellEnd"/>
+            <w:r>
+              <w:rPr>
+                <w:sz w:val="22"/>
+                <w:szCs w:val="22"/>
+              </w:rPr>
+              <w:t xml:space="preserve"> (</w:t>
+            </w:r>
+            <w:proofErr w:type="spellStart"/>
+            <w:r>
+              <w:rPr>
+                <w:sz w:val="22"/>
+                <w:szCs w:val="22"/>
+              </w:rPr>
+              <w:t>query</w:t>
+            </w:r>
+            <w:proofErr w:type="spellEnd"/>
+            <w:r>
+              <w:rPr>
+                <w:sz w:val="22"/>
+                <w:szCs w:val="22"/>
+              </w:rPr>
+              <w:t xml:space="preserve"> </w:t>
+            </w:r>
+            <w:proofErr w:type="spellStart"/>
+            <w:r>
+              <w:rPr>
+                <w:sz w:val="22"/>
+                <w:szCs w:val="22"/>
+              </w:rPr>
+              <w:t>params</w:t>
+            </w:r>
+            <w:proofErr w:type="spellEnd"/>
+            <w:r>
+              <w:rPr>
+                <w:sz w:val="22"/>
+                <w:szCs w:val="22"/>
+              </w:rPr>
+              <w:t>)</w:t>
+            </w:r>
+          </w:p>
+        </w:tc>
+      </w:tr>
+    </w:tbl>
+    <w:p>
+      <w:pPr>
+        <w:spacing w:after="0" w:line="240" w:lineRule="auto"/>
+        <w:rPr>
+          <w:sz w:val="22"/>
+          <w:szCs w:val="22"/>
+        </w:rPr>
+      </w:pPr>
+      <w:r>
+        <w:rPr>
+          <w:sz w:val="22"/>
+          <w:szCs w:val="22"/>
+        </w:rPr>
+        <w:pict w14:anchorId="15016A44">
+          <v:rect id="_x0000_i1038" style="width:0;height:1.5pt" o:hralign="center" o:hrstd="t" o:hr="t" fillcolor="#a0a0a0" stroked="f"/>
+        </w:pict>
+      </w:r>
+    </w:p>
+    <w:p>
+      <w:pPr>
+        <w:spacing w:after="0" w:line="240" w:lineRule="auto"/>
+        <w:rPr>
+          <w:b/>
+          <w:bCs/>
+          <w:sz w:val="22"/>
+          <w:szCs w:val="22"/>
+        </w:rPr>
+      </w:pPr>
+      <w:r>
+        <w:rPr>
+          <w:rFonts w:ascii="Segoe UI Emoji" w:hAnsi="Segoe UI Emoji" w:cs="Segoe UI Emoji"/>
+          <w:b/>
+          <w:bCs/>
+          <w:sz w:val="22"/>
+          <w:szCs w:val="22"/>
+        </w:rPr>
+        <w:t>🔄</w:t>
+      </w:r>
+      <w:r>
+        <w:rPr>
+          <w:b/>
+          <w:bCs/>
+          <w:sz w:val="22"/>
+          <w:szCs w:val="22"/>
+        </w:rPr>
+        <w:t xml:space="preserve"> IMPORTANT: WHAT HAPPENS TO OLD FILES?</w:t>
+      </w:r>
+    </w:p>
+    <w:p>
+      <w:pPr>
+        <w:spacing w:after="0" w:line="240" w:lineRule="auto"/>
+        <w:rPr>
+          <w:b/>
+          <w:bCs/>
+          <w:sz w:val="22"/>
+          <w:szCs w:val="22"/>
+        </w:rPr>
+      </w:pPr>
+      <w:proofErr w:type="spellStart"/>
+      <w:r>
+        <w:rPr>
+          <w:b/>
+          <w:bCs/>
+          <w:sz w:val="22"/>
+          <w:szCs w:val="22"/>
+        </w:rPr>
+        <w:t>When</w:t>
+      </w:r>
+      <w:proofErr w:type="spellEnd"/>
+      <w:r>
+        <w:rPr>
+          <w:b/>
+          <w:bCs/>
+          <w:sz w:val="22"/>
+          <w:szCs w:val="22"/>
+        </w:rPr>
+        <w:t xml:space="preserve"> </w:t>
+      </w:r>
+      <w:proofErr w:type="spellStart"/>
+      <w:r>
+        <w:rPr>
+          <w:b/>
+          <w:bCs/>
+          <w:sz w:val="22"/>
+          <w:szCs w:val="22"/>
+        </w:rPr>
+        <w:t>you</w:t>
+      </w:r>
+      <w:proofErr w:type="spellEnd"/>
+      <w:r>
+        <w:rPr>
+          <w:b/>
+          <w:bCs/>
+          <w:sz w:val="22"/>
+          <w:szCs w:val="22"/>
+        </w:rPr>
+        <w:t xml:space="preserve"> </w:t>
+      </w:r>
+      <w:proofErr w:type="spellStart"/>
+      <w:r>
+        <w:rPr>
+          <w:b/>
+          <w:bCs/>
+          <w:sz w:val="22"/>
+          <w:szCs w:val="22"/>
+        </w:rPr>
+        <w:t>edit</w:t>
+      </w:r>
+      <w:proofErr w:type="spellEnd"/>
+      <w:r>
+        <w:rPr>
+          <w:b/>
+          <w:bCs/>
+          <w:sz w:val="22"/>
+          <w:szCs w:val="22"/>
+        </w:rPr>
+        <w:t xml:space="preserve"> </w:t>
+      </w:r>
+      <w:proofErr w:type="spellStart"/>
+      <w:r>
+        <w:rPr>
+          <w:b/>
+          <w:bCs/>
+          <w:sz w:val="22"/>
+          <w:szCs w:val="22"/>
+        </w:rPr>
+        <w:t>an</w:t>
+      </w:r>
+      <w:proofErr w:type="spellEnd"/>
+      <w:r>
+        <w:rPr>
+          <w:b/>
+          <w:bCs/>
+          <w:sz w:val="22"/>
+          <w:szCs w:val="22"/>
+        </w:rPr>
+        <w:t xml:space="preserve"> </w:t>
+      </w:r>
+      <w:proofErr w:type="spellStart"/>
+      <w:r>
+        <w:rPr>
+          <w:b/>
+          <w:bCs/>
+          <w:sz w:val="22"/>
+          <w:szCs w:val="22"/>
+        </w:rPr>
+        <w:t>existing</w:t>
+      </w:r>
+      <w:proofErr w:type="spellEnd"/>
+      <w:r>
+        <w:rPr>
+          <w:b/>
+          <w:bCs/>
+          <w:sz w:val="22"/>
+          <w:szCs w:val="22"/>
+        </w:rPr>
+        <w:t xml:space="preserve"> </w:t>
+      </w:r>
+      <w:proofErr w:type="spellStart"/>
+      <w:r>
+        <w:rPr>
+          <w:b/>
+          <w:bCs/>
+          <w:sz w:val="22"/>
+          <w:szCs w:val="22"/>
+        </w:rPr>
+        <w:t>presentation</w:t>
+      </w:r>
+      <w:proofErr w:type="spellEnd"/>
+      <w:r>
+        <w:rPr>
+          <w:b/>
+          <w:bCs/>
+          <w:sz w:val="22"/>
+          <w:szCs w:val="22"/>
+        </w:rPr>
+        <w:t>:</w:t>
+      </w:r>
+    </w:p>
+    <w:p>
+      <w:pPr>
+        <w:spacing w:after="0" w:line="240" w:lineRule="auto"/>
+        <w:rPr>
+          <w:sz w:val="22"/>
+          <w:szCs w:val="22"/>
+        </w:rPr>
+      </w:pPr>
+      <w:proofErr w:type="spellStart"/>
+      <w:r>
+        <w:rPr>
+          <w:b/>
+          <w:bCs/>
+          <w:sz w:val="22"/>
+          <w:szCs w:val="22"/>
+        </w:rPr>
+        <w:t>Scenario</w:t>
+      </w:r>
+      <w:proofErr w:type="spellEnd"/>
+      <w:r>
+        <w:rPr>
+          <w:b/>
+          <w:bCs/>
+          <w:sz w:val="22"/>
+          <w:szCs w:val="22"/>
+        </w:rPr>
+        <w:t xml:space="preserve"> 1 (No poster):</w:t>
+      </w:r>
+    </w:p>
+    <w:p>
+      <w:pPr>
+        <w:numPr>
+          <w:ilvl w:val="0"/>
+          <w:numId w:val="9"/>
+        </w:numPr>
+        <w:spacing w:after="0" w:line="240" w:lineRule="auto"/>
+        <w:rPr>
+          <w:sz w:val="22"/>
+          <w:szCs w:val="22"/>
+        </w:rPr>
+      </w:pPr>
+      <w:proofErr w:type="spellStart"/>
+      <w:r>
+        <w:rPr>
+          <w:sz w:val="22"/>
+          <w:szCs w:val="22"/>
+        </w:rPr>
+        <w:t>Old</w:t>
+      </w:r>
+      <w:proofErr w:type="spellEnd"/>
+      <w:r>
+        <w:rPr>
+          <w:sz w:val="22"/>
+          <w:szCs w:val="22"/>
+        </w:rPr>
+        <w:t xml:space="preserve"> file: content_{presentationId}.jpg (</w:t>
+      </w:r>
+      <w:proofErr w:type="spellStart"/>
+      <w:r>
+        <w:rPr>
+          <w:sz w:val="22"/>
+          <w:szCs w:val="22"/>
+        </w:rPr>
+        <w:t>if</w:t>
+      </w:r>
+      <w:proofErr w:type="spellEnd"/>
+      <w:r>
+        <w:rPr>
+          <w:sz w:val="22"/>
+          <w:szCs w:val="22"/>
+        </w:rPr>
+        <w:t xml:space="preserve"> </w:t>
+      </w:r>
+      <w:proofErr w:type="spellStart"/>
+      <w:r>
+        <w:rPr>
+          <w:sz w:val="22"/>
+          <w:szCs w:val="22"/>
+        </w:rPr>
+        <w:t>exists</w:t>
+      </w:r>
+      <w:proofErr w:type="spellEnd"/>
+      <w:r>
+        <w:rPr>
+          <w:sz w:val="22"/>
+          <w:szCs w:val="22"/>
+        </w:rPr>
+        <w:t>)</w:t>
+      </w:r>
+    </w:p>
+    <w:p>
+      <w:pPr>
+        <w:numPr>
+          <w:ilvl w:val="0"/>
+          <w:numId w:val="9"/>
+        </w:numPr>
+        <w:spacing w:after="0" w:line="240" w:lineRule="auto"/>
+        <w:rPr>
+          <w:sz w:val="22"/>
+          <w:szCs w:val="22"/>
+        </w:rPr>
+      </w:pPr>
+      <w:r>
+        <w:rPr>
+          <w:sz w:val="22"/>
+          <w:szCs w:val="22"/>
+        </w:rPr>
+        <w:t>New file: content_{presentationId}.jpg (</w:t>
+      </w:r>
+      <w:proofErr w:type="spellStart"/>
+      <w:r>
+        <w:rPr>
+          <w:sz w:val="22"/>
+          <w:szCs w:val="22"/>
+        </w:rPr>
+        <w:t>overwrites</w:t>
+      </w:r>
+      <w:proofErr w:type="spellEnd"/>
+      <w:r>
+        <w:rPr>
+          <w:sz w:val="22"/>
+          <w:szCs w:val="22"/>
+        </w:rPr>
+        <w:t>)</w:t>
+      </w:r>
+    </w:p>
+    <w:p>
+      <w:pPr>
+        <w:numPr>
+          <w:ilvl w:val="0"/>
+          <w:numId w:val="9"/>
+        </w:numPr>
+        <w:spacing w:after="0" w:line="240" w:lineRule="auto"/>
+        <w:rPr>
+          <w:sz w:val="22"/>
+          <w:szCs w:val="22"/>
+        </w:rPr>
+      </w:pPr>
+      <w:proofErr w:type="spellStart"/>
+      <w:r>
+        <w:rPr>
+          <w:b/>
+          <w:bCs/>
+          <w:sz w:val="22"/>
+          <w:szCs w:val="22"/>
+        </w:rPr>
+        <w:t>Result</w:t>
+      </w:r>
+      <w:proofErr w:type="spellEnd"/>
+      <w:r>
+        <w:rPr>
+          <w:b/>
+          <w:bCs/>
+          <w:sz w:val="22"/>
+          <w:szCs w:val="22"/>
+        </w:rPr>
+        <w:t>:</w:t>
+      </w:r>
+      <w:r>
+        <w:rPr>
+          <w:sz w:val="22"/>
+          <w:szCs w:val="22"/>
+        </w:rPr>
+        <w:t xml:space="preserve"> </w:t>
+      </w:r>
+      <w:proofErr w:type="spellStart"/>
+      <w:r>
+        <w:rPr>
+          <w:sz w:val="22"/>
+          <w:szCs w:val="22"/>
+        </w:rPr>
+        <w:t>File</w:t>
+      </w:r>
+      <w:proofErr w:type="spellEnd"/>
+      <w:r>
+        <w:rPr>
+          <w:sz w:val="22"/>
+          <w:szCs w:val="22"/>
+        </w:rPr>
+        <w:t xml:space="preserve"> </w:t>
+      </w:r>
+      <w:proofErr w:type="spellStart"/>
+      <w:r>
+        <w:rPr>
+          <w:sz w:val="22"/>
+          <w:szCs w:val="22"/>
+        </w:rPr>
+        <w:t>is</w:t>
+      </w:r>
+      <w:proofErr w:type="spellEnd"/>
+      <w:r>
+        <w:rPr>
+          <w:sz w:val="22"/>
+          <w:szCs w:val="22"/>
+        </w:rPr>
+        <w:t xml:space="preserve"> </w:t>
+      </w:r>
+      <w:proofErr w:type="spellStart"/>
+      <w:r>
+        <w:rPr>
+          <w:sz w:val="22"/>
+          <w:szCs w:val="22"/>
+        </w:rPr>
+        <w:t>replaced</w:t>
+      </w:r>
+      <w:proofErr w:type="spellEnd"/>
+      <w:r>
+        <w:rPr>
+          <w:sz w:val="22"/>
+          <w:szCs w:val="22"/>
+        </w:rPr>
+        <w:t xml:space="preserve"> </w:t>
+      </w:r>
+      <w:proofErr w:type="spellStart"/>
+      <w:r>
+        <w:rPr>
+          <w:sz w:val="22"/>
+          <w:szCs w:val="22"/>
+        </w:rPr>
+        <w:t>with</w:t>
+      </w:r>
+      <w:proofErr w:type="spellEnd"/>
+      <w:r>
+        <w:rPr>
+          <w:sz w:val="22"/>
+          <w:szCs w:val="22"/>
+        </w:rPr>
+        <w:t xml:space="preserve"> </w:t>
+      </w:r>
+      <w:proofErr w:type="spellStart"/>
+      <w:r>
+        <w:rPr>
+          <w:sz w:val="22"/>
+          <w:szCs w:val="22"/>
+        </w:rPr>
+        <w:t>current</w:t>
+      </w:r>
+      <w:proofErr w:type="spellEnd"/>
+      <w:r>
+        <w:rPr>
+          <w:sz w:val="22"/>
+          <w:szCs w:val="22"/>
+        </w:rPr>
+        <w:t xml:space="preserve"> </w:t>
+      </w:r>
+      <w:proofErr w:type="spellStart"/>
+      <w:r>
+        <w:rPr>
+          <w:sz w:val="22"/>
+          <w:szCs w:val="22"/>
+        </w:rPr>
+        <w:t>original</w:t>
+      </w:r>
+      <w:proofErr w:type="spellEnd"/>
+      <w:r>
+        <w:rPr>
+          <w:sz w:val="22"/>
+          <w:szCs w:val="22"/>
+        </w:rPr>
+        <w:t xml:space="preserve"> image</w:t>
+      </w:r>
+    </w:p>
+    <w:p>
+      <w:pPr>
+        <w:spacing w:after="0" w:line="240" w:lineRule="auto"/>
+        <w:rPr>
+          <w:sz w:val="22"/>
+          <w:szCs w:val="22"/>
+        </w:rPr>
+      </w:pPr>
+      <w:proofErr w:type="spellStart"/>
+      <w:r>
+        <w:rPr>
+          <w:b/>
+          <w:bCs/>
+          <w:sz w:val="22"/>
+          <w:szCs w:val="22"/>
+        </w:rPr>
+        <w:t>Scenario</w:t>
+      </w:r>
+      <w:proofErr w:type="spellEnd"/>
+      <w:r>
+        <w:rPr>
+          <w:b/>
+          <w:bCs/>
+          <w:sz w:val="22"/>
+          <w:szCs w:val="22"/>
+        </w:rPr>
+        <w:t xml:space="preserve"> 2 (</w:t>
+      </w:r>
+      <w:proofErr w:type="spellStart"/>
+      <w:r>
+        <w:rPr>
+          <w:b/>
+          <w:bCs/>
+          <w:sz w:val="22"/>
+          <w:szCs w:val="22"/>
+        </w:rPr>
+        <w:t>With</w:t>
+      </w:r>
+      <w:proofErr w:type="spellEnd"/>
+      <w:r>
+        <w:rPr>
+          <w:b/>
+          <w:bCs/>
+          <w:sz w:val="22"/>
+          <w:szCs w:val="22"/>
+        </w:rPr>
+        <w:t xml:space="preserve"> poster):</w:t>
+      </w:r>
+    </w:p>
+    <w:p>
+      <w:pPr>
+        <w:numPr>
+          <w:ilvl w:val="0"/>
+          <w:numId w:val="10"/>
+        </w:numPr>
+        <w:spacing w:after="0" w:line="240" w:lineRule="auto"/>
+        <w:rPr>
+          <w:sz w:val="22"/>
+          <w:szCs w:val="22"/>
+        </w:rPr>
+      </w:pPr>
+      <w:proofErr w:type="spellStart"/>
+      <w:r>
+        <w:rPr>
+          <w:sz w:val="22"/>
+          <w:szCs w:val="22"/>
+        </w:rPr>
+        <w:t>Old</w:t>
+      </w:r>
+      <w:proofErr w:type="spellEnd"/>
+      <w:r>
+        <w:rPr>
+          <w:sz w:val="22"/>
+          <w:szCs w:val="22"/>
+        </w:rPr>
+        <w:t xml:space="preserve"> file: content_{presentationId}.jpg OR poster_{presentationId}_v1.jpg</w:t>
+      </w:r>
+    </w:p>
+    <w:p>
+      <w:pPr>
+        <w:numPr>
+          <w:ilvl w:val="0"/>
+          <w:numId w:val="10"/>
+        </w:numPr>
+        <w:spacing w:after="0" w:line="240" w:lineRule="auto"/>
+        <w:rPr>
+          <w:sz w:val="22"/>
+          <w:szCs w:val="22"/>
+        </w:rPr>
+      </w:pPr>
+      <w:r>
+        <w:rPr>
+          <w:sz w:val="22"/>
+          <w:szCs w:val="22"/>
+        </w:rPr>
+        <w:t>New file: poster_{presentationId}_v2.jpg (</w:t>
+      </w:r>
+      <w:proofErr w:type="spellStart"/>
+      <w:r>
+        <w:rPr>
+          <w:sz w:val="22"/>
+          <w:szCs w:val="22"/>
+        </w:rPr>
+        <w:t>new</w:t>
+      </w:r>
+      <w:proofErr w:type="spellEnd"/>
+      <w:r>
+        <w:rPr>
+          <w:sz w:val="22"/>
+          <w:szCs w:val="22"/>
+        </w:rPr>
+        <w:t xml:space="preserve"> </w:t>
+      </w:r>
+      <w:proofErr w:type="spellStart"/>
+      <w:r>
+        <w:rPr>
+          <w:sz w:val="22"/>
+          <w:szCs w:val="22"/>
+        </w:rPr>
+        <w:t>version</w:t>
+      </w:r>
+      <w:proofErr w:type="spellEnd"/>
+      <w:r>
+        <w:rPr>
+          <w:sz w:val="22"/>
+          <w:szCs w:val="22"/>
+        </w:rPr>
+        <w:t>)</w:t>
+      </w:r>
+    </w:p>
+    <w:p>
+      <w:pPr>
+        <w:numPr>
+          <w:ilvl w:val="0"/>
+          <w:numId w:val="10"/>
+        </w:numPr>
+        <w:spacing w:after="0" w:line="240" w:lineRule="auto"/>
+        <w:rPr>
+          <w:sz w:val="22"/>
+          <w:szCs w:val="22"/>
+        </w:rPr>
+      </w:pPr>
+      <w:proofErr w:type="spellStart"/>
+      <w:r>
+        <w:rPr>
+          <w:b/>
+          <w:bCs/>
+          <w:sz w:val="22"/>
+          <w:szCs w:val="22"/>
+        </w:rPr>
+        <w:t>Result</w:t>
+      </w:r>
+      <w:proofErr w:type="spellEnd"/>
+      <w:r>
+        <w:rPr>
+          <w:b/>
+          <w:bCs/>
+          <w:sz w:val="22"/>
+          <w:szCs w:val="22"/>
+        </w:rPr>
+        <w:t>:</w:t>
+      </w:r>
+      <w:r>
+        <w:rPr>
+          <w:sz w:val="22"/>
+          <w:szCs w:val="22"/>
+        </w:rPr>
+        <w:t xml:space="preserve"> </w:t>
+      </w:r>
+      <w:proofErr w:type="spellStart"/>
+      <w:r>
+        <w:rPr>
+          <w:sz w:val="22"/>
+          <w:szCs w:val="22"/>
+        </w:rPr>
+        <w:t>Old</w:t>
+      </w:r>
+      <w:proofErr w:type="spellEnd"/>
+      <w:r>
+        <w:rPr>
+          <w:sz w:val="22"/>
+          <w:szCs w:val="22"/>
+        </w:rPr>
+        <w:t xml:space="preserve"> </w:t>
+      </w:r>
+      <w:proofErr w:type="spellStart"/>
+      <w:r>
+        <w:rPr>
+          <w:sz w:val="22"/>
+          <w:szCs w:val="22"/>
+        </w:rPr>
+        <w:t>file</w:t>
+      </w:r>
+      <w:proofErr w:type="spellEnd"/>
+      <w:r>
+        <w:rPr>
+          <w:sz w:val="22"/>
+          <w:szCs w:val="22"/>
+        </w:rPr>
+        <w:t xml:space="preserve"> </w:t>
+      </w:r>
+      <w:proofErr w:type="spellStart"/>
+      <w:r>
+        <w:rPr>
+          <w:sz w:val="22"/>
+          <w:szCs w:val="22"/>
+        </w:rPr>
+        <w:t>remains</w:t>
+      </w:r>
+      <w:proofErr w:type="spellEnd"/>
+      <w:r>
+        <w:rPr>
+          <w:sz w:val="22"/>
+          <w:szCs w:val="22"/>
+        </w:rPr>
+        <w:t xml:space="preserve">, </w:t>
+      </w:r>
+      <w:proofErr w:type="spellStart"/>
+      <w:r>
+        <w:rPr>
+          <w:sz w:val="22"/>
+          <w:szCs w:val="22"/>
+        </w:rPr>
+        <w:t>new</w:t>
+      </w:r>
+      <w:proofErr w:type="spellEnd"/>
+      <w:r>
+        <w:rPr>
+          <w:sz w:val="22"/>
+          <w:szCs w:val="22"/>
+        </w:rPr>
+        <w:t xml:space="preserve"> </w:t>
+      </w:r>
+      <w:proofErr w:type="spellStart"/>
+      <w:r>
+        <w:rPr>
+          <w:sz w:val="22"/>
+          <w:szCs w:val="22"/>
+        </w:rPr>
+        <w:t>version</w:t>
+      </w:r>
+      <w:proofErr w:type="spellEnd"/>
+      <w:r>
+        <w:rPr>
+          <w:sz w:val="22"/>
+          <w:szCs w:val="22"/>
+        </w:rPr>
+        <w:t xml:space="preserve"> </w:t>
+      </w:r>
+      <w:proofErr w:type="spellStart"/>
+      <w:r>
+        <w:rPr>
+          <w:sz w:val="22"/>
+          <w:szCs w:val="22"/>
+        </w:rPr>
+        <w:t>created</w:t>
+      </w:r>
+      <w:proofErr w:type="spellEnd"/>
+    </w:p>
+    <w:p>
+      <w:pPr>
+        <w:spacing w:after="0" w:line="240" w:lineRule="auto"/>
+        <w:rPr>
+          <w:sz w:val="22"/>
+          <w:szCs w:val="22"/>
+        </w:rPr>
+      </w:pPr>
+    </w:p>
+    <w:p>
+      <w:pPr>
+        <w:spacing w:after="0" w:line="240" w:lineRule="auto"/>
+        <w:rPr>
+          <w:sz w:val="22"/>
+          <w:szCs w:val="22"/>
+        </w:rPr>
+      </w:pPr>
+      <w:proofErr w:type="spellStart"/>
+      <w:r>
+        <w:rPr>
+          <w:sz w:val="22"/>
+          <w:szCs w:val="22"/>
+        </w:rPr>
+        <w:t>json</w:t>
+      </w:r>
+      <w:proofErr w:type="spellEnd"/>
+    </w:p>
+    <w:p>
+      <w:pPr>
+        <w:spacing w:after="0" w:line="240" w:lineRule="auto"/>
+        <w:rPr>
+          <w:sz w:val="22"/>
+          <w:szCs w:val="22"/>
+        </w:rPr>
+      </w:pPr>
+      <w:r>
+        <w:rPr>
+          <w:sz w:val="22"/>
+          <w:szCs w:val="22"/>
+        </w:rPr>
+        <w:t>{</w:t>
+      </w:r>
+    </w:p>
+    <w:p>
+      <w:pPr>
+        <w:spacing w:after="0" w:line="240" w:lineRule="auto"/>
+        <w:rPr>
+          <w:sz w:val="22"/>
+          <w:szCs w:val="22"/>
+        </w:rPr>
+      </w:pPr>
+      <w:r>
+        <w:rPr>
+          <w:sz w:val="22"/>
+          <w:szCs w:val="22"/>
+        </w:rPr>
+        <w:t xml:space="preserve">  "</w:t>
+      </w:r>
+      <w:proofErr w:type="spellStart"/>
+      <w:r>
+        <w:rPr>
+          <w:sz w:val="22"/>
+          <w:szCs w:val="22"/>
+        </w:rPr>
+        <w:t>PresentationID</w:t>
+      </w:r>
+      <w:proofErr w:type="spellEnd"/>
+      <w:r>
+        <w:rPr>
+          <w:sz w:val="22"/>
+          <w:szCs w:val="22"/>
+        </w:rPr>
+        <w:t>": "abc-123",</w:t>
+      </w:r>
+    </w:p>
+    <w:p>
+      <w:pPr>
+        <w:spacing w:after="0" w:line="240" w:lineRule="auto"/>
+        <w:rPr>
+          <w:sz w:val="22"/>
+          <w:szCs w:val="22"/>
+        </w:rPr>
+      </w:pPr>
+      <w:r>
+        <w:rPr>
+          <w:sz w:val="22"/>
+          <w:szCs w:val="22"/>
+        </w:rPr>
+        <w:t xml:space="preserve">  "Name": "H02",</w:t>
+      </w:r>
+    </w:p>
+    <w:p>
+      <w:pPr>
+        <w:spacing w:after="0" w:line="240" w:lineRule="auto"/>
+        <w:rPr>
+          <w:sz w:val="22"/>
+          <w:szCs w:val="22"/>
+        </w:rPr>
+      </w:pPr>
+      <w:r>
+        <w:rPr>
+          <w:sz w:val="22"/>
+          <w:szCs w:val="22"/>
+        </w:rPr>
+        <w:t xml:space="preserve">  "</w:t>
+      </w:r>
+      <w:proofErr w:type="spellStart"/>
+      <w:r>
+        <w:rPr>
+          <w:sz w:val="22"/>
+          <w:szCs w:val="22"/>
+        </w:rPr>
+        <w:t>Description</w:t>
+      </w:r>
+      <w:proofErr w:type="spellEnd"/>
+      <w:r>
+        <w:rPr>
+          <w:sz w:val="22"/>
+          <w:szCs w:val="22"/>
+        </w:rPr>
+        <w:t>": "</w:t>
+      </w:r>
+      <w:proofErr w:type="spellStart"/>
+      <w:r>
+        <w:rPr>
+          <w:sz w:val="22"/>
+          <w:szCs w:val="22"/>
+        </w:rPr>
+        <w:t>Updated</w:t>
+      </w:r>
+      <w:proofErr w:type="spellEnd"/>
+      <w:r>
+        <w:rPr>
+          <w:sz w:val="22"/>
+          <w:szCs w:val="22"/>
+        </w:rPr>
+        <w:t xml:space="preserve"> </w:t>
+      </w:r>
+      <w:proofErr w:type="spellStart"/>
+      <w:r>
+        <w:rPr>
+          <w:sz w:val="22"/>
+          <w:szCs w:val="22"/>
+        </w:rPr>
+        <w:t>description</w:t>
+      </w:r>
+      <w:proofErr w:type="spellEnd"/>
+      <w:r>
+        <w:rPr>
+          <w:sz w:val="22"/>
+          <w:szCs w:val="22"/>
+        </w:rPr>
+        <w:t>",</w:t>
+      </w:r>
+    </w:p>
+    <w:p>
+      <w:pPr>
+        <w:spacing w:after="0" w:line="240" w:lineRule="auto"/>
+        <w:rPr>
+          <w:sz w:val="22"/>
+          <w:szCs w:val="22"/>
+        </w:rPr>
+      </w:pPr>
+      <w:r>
+        <w:rPr>
+          <w:sz w:val="22"/>
+          <w:szCs w:val="22"/>
+        </w:rPr>
+        <w:t xml:space="preserve">  "ContentImageBase64": "/9j/4AAQSkZJRgAB...",</w:t>
+      </w:r>
+    </w:p>
+    <w:p>
+      <w:pPr>
+        <w:spacing w:after="0" w:line="240" w:lineRule="auto"/>
+        <w:rPr>
+          <w:sz w:val="22"/>
+          <w:szCs w:val="22"/>
+        </w:rPr>
+      </w:pPr>
+      <w:r>
+        <w:rPr>
+          <w:sz w:val="22"/>
+          <w:szCs w:val="22"/>
+        </w:rPr>
+        <w:t xml:space="preserve">  "</w:t>
+      </w:r>
+      <w:proofErr w:type="spellStart"/>
+      <w:r>
+        <w:rPr>
+          <w:sz w:val="22"/>
+          <w:szCs w:val="22"/>
+        </w:rPr>
+        <w:t>OriginalImagePath</w:t>
+      </w:r>
+      <w:proofErr w:type="spellEnd"/>
+      <w:r>
+        <w:rPr>
+          <w:sz w:val="22"/>
+          <w:szCs w:val="22"/>
+        </w:rPr>
+        <w:t>": "team-hr/</w:t>
+      </w:r>
+      <w:proofErr w:type="spellStart"/>
+      <w:r>
+        <w:rPr>
+          <w:sz w:val="22"/>
+          <w:szCs w:val="22"/>
+        </w:rPr>
+        <w:t>images</w:t>
+      </w:r>
+      <w:proofErr w:type="spellEnd"/>
+      <w:r>
+        <w:rPr>
+          <w:sz w:val="22"/>
+          <w:szCs w:val="22"/>
+        </w:rPr>
+        <w:t>/</w:t>
+      </w:r>
+      <w:proofErr w:type="spellStart"/>
+      <w:r>
+        <w:rPr>
+          <w:sz w:val="22"/>
+          <w:szCs w:val="22"/>
+        </w:rPr>
+        <w:t>original</w:t>
+      </w:r>
+      <w:proofErr w:type="spellEnd"/>
+      <w:r>
+        <w:rPr>
+          <w:sz w:val="22"/>
+          <w:szCs w:val="22"/>
+        </w:rPr>
+        <w:t>/img_xxx.jpg",</w:t>
+      </w:r>
+    </w:p>
+    <w:p>
+      <w:pPr>
+        <w:spacing w:after="0" w:line="240" w:lineRule="auto"/>
+        <w:rPr>
+          <w:sz w:val="22"/>
+          <w:szCs w:val="22"/>
+        </w:rPr>
+      </w:pPr>
+      <w:r>
+        <w:rPr>
+          <w:sz w:val="22"/>
+          <w:szCs w:val="22"/>
+        </w:rPr>
+        <w:t xml:space="preserve">  "</w:t>
+      </w:r>
+      <w:proofErr w:type="spellStart"/>
+      <w:r>
+        <w:rPr>
+          <w:sz w:val="22"/>
+          <w:szCs w:val="22"/>
+        </w:rPr>
+        <w:t>GeneratedImagePath</w:t>
+      </w:r>
+      <w:proofErr w:type="spellEnd"/>
+      <w:r>
+        <w:rPr>
+          <w:sz w:val="22"/>
+          <w:szCs w:val="22"/>
+        </w:rPr>
+        <w:t>": "team-hr/</w:t>
+      </w:r>
+      <w:proofErr w:type="spellStart"/>
+      <w:r>
+        <w:rPr>
+          <w:sz w:val="22"/>
+          <w:szCs w:val="22"/>
+        </w:rPr>
+        <w:t>images</w:t>
+      </w:r>
+      <w:proofErr w:type="spellEnd"/>
+      <w:r>
+        <w:rPr>
+          <w:sz w:val="22"/>
+          <w:szCs w:val="22"/>
+        </w:rPr>
+        <w:t>/</w:t>
+      </w:r>
+      <w:proofErr w:type="spellStart"/>
+      <w:r>
+        <w:rPr>
+          <w:sz w:val="22"/>
+          <w:szCs w:val="22"/>
+        </w:rPr>
+        <w:t>generated</w:t>
+      </w:r>
+      <w:proofErr w:type="spellEnd"/>
+      <w:r>
+        <w:rPr>
+          <w:sz w:val="22"/>
+          <w:szCs w:val="22"/>
+        </w:rPr>
+        <w:t>/content_abc-123.jpg",</w:t>
+      </w:r>
+    </w:p>
+    <w:p>
+      <w:pPr>
+        <w:spacing w:after="0" w:line="240" w:lineRule="auto"/>
+        <w:rPr>
+          <w:sz w:val="22"/>
+          <w:szCs w:val="22"/>
+        </w:rPr>
+      </w:pPr>
+      <w:r>
+        <w:rPr>
+          <w:sz w:val="22"/>
+          <w:szCs w:val="22"/>
+        </w:rPr>
+        <w:t xml:space="preserve">  "</w:t>
+      </w:r>
+      <w:proofErr w:type="spellStart"/>
+      <w:r>
+        <w:rPr>
+          <w:sz w:val="22"/>
+          <w:szCs w:val="22"/>
+        </w:rPr>
+        <w:t>PosterText</w:t>
+      </w:r>
+      <w:proofErr w:type="spellEnd"/>
+      <w:r>
+        <w:rPr>
+          <w:sz w:val="22"/>
+          <w:szCs w:val="22"/>
+        </w:rPr>
+        <w:t xml:space="preserve">": </w:t>
+      </w:r>
+      <w:proofErr w:type="spellStart"/>
+      <w:r>
+        <w:rPr>
+          <w:sz w:val="22"/>
+          <w:szCs w:val="22"/>
+        </w:rPr>
+        <w:t>null</w:t>
+      </w:r>
+      <w:proofErr w:type="spellEnd"/>
+      <w:r>
+        <w:rPr>
+          <w:sz w:val="22"/>
+          <w:szCs w:val="22"/>
+        </w:rPr>
+        <w:t>,</w:t>
+      </w:r>
+    </w:p>
+    <w:p>
+      <w:pPr>
+        <w:spacing w:after="0" w:line="240" w:lineRule="auto"/>
+        <w:rPr>
+          <w:sz w:val="22"/>
+          <w:szCs w:val="22"/>
+        </w:rPr>
+      </w:pPr>
+      <w:r>
+        <w:rPr>
+          <w:sz w:val="22"/>
+          <w:szCs w:val="22"/>
+        </w:rPr>
+        <w:t xml:space="preserve">  "</w:t>
+      </w:r>
+      <w:proofErr w:type="spellStart"/>
+      <w:r>
+        <w:rPr>
+          <w:sz w:val="22"/>
+          <w:szCs w:val="22"/>
+        </w:rPr>
+        <w:t>ModifiedBy</w:t>
+      </w:r>
+      <w:proofErr w:type="spellEnd"/>
+      <w:r>
+        <w:rPr>
+          <w:sz w:val="22"/>
+          <w:szCs w:val="22"/>
+        </w:rPr>
+        <w:t>": "user-456",</w:t>
+      </w:r>
+    </w:p>
+    <w:p>
+      <w:pPr>
+        <w:spacing w:after="0" w:line="240" w:lineRule="auto"/>
+        <w:rPr>
+          <w:sz w:val="22"/>
+          <w:szCs w:val="22"/>
+        </w:rPr>
+      </w:pPr>
+      <w:r>
+        <w:rPr>
+          <w:sz w:val="22"/>
+          <w:szCs w:val="22"/>
+        </w:rPr>
+        <w:t xml:space="preserve">  "</w:t>
+      </w:r>
+      <w:proofErr w:type="spellStart"/>
+      <w:r>
+        <w:rPr>
+          <w:sz w:val="22"/>
+          <w:szCs w:val="22"/>
+        </w:rPr>
+        <w:t>LastModified</w:t>
+      </w:r>
+      <w:proofErr w:type="spellEnd"/>
+      <w:r>
+        <w:rPr>
+          <w:sz w:val="22"/>
+          <w:szCs w:val="22"/>
+        </w:rPr>
+        <w:t>": "2026-</w:t>
+      </w:r>
+      <w:proofErr w:type="gramStart"/>
+      <w:r>
+        <w:rPr>
+          <w:sz w:val="22"/>
+          <w:szCs w:val="22"/>
+        </w:rPr>
+        <w:t>05-15T10</w:t>
+      </w:r>
+      <w:proofErr w:type="gramEnd"/>
+      <w:r>
+        <w:rPr>
+          <w:sz w:val="22"/>
+          <w:szCs w:val="22"/>
+        </w:rPr>
+        <w:t>:30:00Z"</w:t>
+      </w:r>
+    </w:p>
+    <w:p>
+      <w:pPr>
+        <w:spacing w:after="0" w:line="240" w:lineRule="auto"/>
+        <w:rPr>
+          <w:sz w:val="22"/>
+          <w:szCs w:val="22"/>
+        </w:rPr>
+      </w:pPr>
+      <w:r>
+        <w:rPr>
+          <w:sz w:val="22"/>
+          <w:szCs w:val="22"/>
+        </w:rPr>
+        <w:t>}</w:t>
+      </w:r>
+    </w:p>
+    <w:p>
+      <w:pPr>
+        <w:spacing w:after="0" w:line="240" w:lineRule="auto"/>
+        <w:rPr>
+          <w:b/>
+          <w:bCs/>
+          <w:sz w:val="22"/>
+          <w:szCs w:val="22"/>
+        </w:rPr>
+      </w:pPr>
+      <w:proofErr w:type="spellStart"/>
+      <w:r>
+        <w:rPr>
+          <w:b/>
+          <w:bCs/>
+          <w:sz w:val="22"/>
+          <w:szCs w:val="22"/>
+        </w:rPr>
+        <w:t>After</w:t>
+      </w:r>
+      <w:proofErr w:type="spellEnd"/>
+      <w:r>
+        <w:rPr>
+          <w:b/>
+          <w:bCs/>
+          <w:sz w:val="22"/>
+          <w:szCs w:val="22"/>
+        </w:rPr>
+        <w:t xml:space="preserve"> </w:t>
+      </w:r>
+      <w:proofErr w:type="spellStart"/>
+      <w:r>
+        <w:rPr>
+          <w:b/>
+          <w:bCs/>
+          <w:sz w:val="22"/>
+          <w:szCs w:val="22"/>
+        </w:rPr>
+        <w:t>Scenario</w:t>
+      </w:r>
+      <w:proofErr w:type="spellEnd"/>
+      <w:r>
+        <w:rPr>
+          <w:b/>
+          <w:bCs/>
+          <w:sz w:val="22"/>
+          <w:szCs w:val="22"/>
+        </w:rPr>
+        <w:t xml:space="preserve"> 2 (</w:t>
+      </w:r>
+      <w:proofErr w:type="spellStart"/>
+      <w:r>
+        <w:rPr>
+          <w:b/>
+          <w:bCs/>
+          <w:sz w:val="22"/>
+          <w:szCs w:val="22"/>
+        </w:rPr>
+        <w:t>With</w:t>
+      </w:r>
+      <w:proofErr w:type="spellEnd"/>
+      <w:r>
+        <w:rPr>
+          <w:b/>
+          <w:bCs/>
+          <w:sz w:val="22"/>
+          <w:szCs w:val="22"/>
+        </w:rPr>
+        <w:t xml:space="preserve"> Poster):</w:t>
+      </w:r>
+    </w:p>
+    <w:p>
+      <w:pPr>
+        <w:spacing w:after="0" w:line="240" w:lineRule="auto"/>
+        <w:rPr>
+          <w:sz w:val="22"/>
+          <w:szCs w:val="22"/>
+        </w:rPr>
+      </w:pPr>
+      <w:proofErr w:type="spellStart"/>
+      <w:r>
+        <w:rPr>
+          <w:sz w:val="22"/>
+          <w:szCs w:val="22"/>
+        </w:rPr>
+        <w:t>json</w:t>
+      </w:r>
+      <w:proofErr w:type="spellEnd"/>
+    </w:p>
+    <w:p>
+      <w:pPr>
+        <w:spacing w:after="0" w:line="240" w:lineRule="auto"/>
+        <w:rPr>
+          <w:sz w:val="22"/>
+          <w:szCs w:val="22"/>
+        </w:rPr>
+      </w:pPr>
+      <w:r>
+        <w:rPr>
+          <w:sz w:val="22"/>
+          <w:szCs w:val="22"/>
+        </w:rPr>
+        <w:t>{</w:t>
+      </w:r>
+    </w:p>
+    <w:p>
+      <w:pPr>
+        <w:spacing w:after="0" w:line="240" w:lineRule="auto"/>
+        <w:rPr>
+          <w:sz w:val="22"/>
+          <w:szCs w:val="22"/>
+        </w:rPr>
+      </w:pPr>
+      <w:r>
+        <w:rPr>
+          <w:sz w:val="22"/>
+          <w:szCs w:val="22"/>
+        </w:rPr>
+        <w:t xml:space="preserve">  "</w:t>
+      </w:r>
+      <w:proofErr w:type="spellStart"/>
+      <w:r>
+        <w:rPr>
+          <w:sz w:val="22"/>
+          <w:szCs w:val="22"/>
+        </w:rPr>
+        <w:t>PresentationID</w:t>
+      </w:r>
+      <w:proofErr w:type="spellEnd"/>
+      <w:r>
+        <w:rPr>
+          <w:sz w:val="22"/>
+          <w:szCs w:val="22"/>
+        </w:rPr>
+        <w:t>": "abc-123",</w:t>
+      </w:r>
+    </w:p>
+    <w:p>
+      <w:pPr>
+        <w:spacing w:after="0" w:line="240" w:lineRule="auto"/>
+        <w:rPr>
+          <w:sz w:val="22"/>
+          <w:szCs w:val="22"/>
+        </w:rPr>
+      </w:pPr>
+      <w:r>
+        <w:rPr>
+          <w:sz w:val="22"/>
+          <w:szCs w:val="22"/>
+        </w:rPr>
+        <w:t xml:space="preserve">  "Name": "</w:t>
+      </w:r>
+      <w:proofErr w:type="spellStart"/>
+      <w:r>
+        <w:rPr>
+          <w:sz w:val="22"/>
+          <w:szCs w:val="22"/>
+        </w:rPr>
+        <w:t>Amazing</w:t>
+      </w:r>
+      <w:proofErr w:type="spellEnd"/>
+      <w:r>
+        <w:rPr>
+          <w:sz w:val="22"/>
+          <w:szCs w:val="22"/>
+        </w:rPr>
+        <w:t xml:space="preserve"> </w:t>
+      </w:r>
+      <w:proofErr w:type="spellStart"/>
+      <w:r>
+        <w:rPr>
+          <w:sz w:val="22"/>
+          <w:szCs w:val="22"/>
+        </w:rPr>
+        <w:t>Desserts</w:t>
+      </w:r>
+      <w:proofErr w:type="spellEnd"/>
+      <w:r>
+        <w:rPr>
+          <w:sz w:val="22"/>
+          <w:szCs w:val="22"/>
+        </w:rPr>
+        <w:t>",</w:t>
+      </w:r>
+    </w:p>
+    <w:p>
+      <w:pPr>
+        <w:spacing w:after="0" w:line="240" w:lineRule="auto"/>
+        <w:rPr>
+          <w:sz w:val="22"/>
+          <w:szCs w:val="22"/>
+        </w:rPr>
+      </w:pPr>
+      <w:r>
+        <w:rPr>
+          <w:sz w:val="22"/>
+          <w:szCs w:val="22"/>
+        </w:rPr>
+        <w:t xml:space="preserve">  "</w:t>
+      </w:r>
+      <w:proofErr w:type="spellStart"/>
+      <w:r>
+        <w:rPr>
+          <w:sz w:val="22"/>
+          <w:szCs w:val="22"/>
+        </w:rPr>
+        <w:t>Description</w:t>
+      </w:r>
+      <w:proofErr w:type="spellEnd"/>
+      <w:r>
+        <w:rPr>
+          <w:sz w:val="22"/>
+          <w:szCs w:val="22"/>
+        </w:rPr>
+        <w:t>": "</w:t>
+      </w:r>
+      <w:proofErr w:type="spellStart"/>
+      <w:r>
+        <w:rPr>
+          <w:sz w:val="22"/>
+          <w:szCs w:val="22"/>
+        </w:rPr>
+        <w:t>Fresh</w:t>
+      </w:r>
+      <w:proofErr w:type="spellEnd"/>
+      <w:r>
+        <w:rPr>
+          <w:sz w:val="22"/>
+          <w:szCs w:val="22"/>
+        </w:rPr>
+        <w:t xml:space="preserve"> </w:t>
+      </w:r>
+      <w:proofErr w:type="spellStart"/>
+      <w:r>
+        <w:rPr>
+          <w:sz w:val="22"/>
+          <w:szCs w:val="22"/>
+        </w:rPr>
+        <w:t>cakes</w:t>
+      </w:r>
+      <w:proofErr w:type="spellEnd"/>
+      <w:r>
+        <w:rPr>
+          <w:sz w:val="22"/>
+          <w:szCs w:val="22"/>
+        </w:rPr>
+        <w:t xml:space="preserve"> </w:t>
+      </w:r>
+      <w:proofErr w:type="spellStart"/>
+      <w:r>
+        <w:rPr>
+          <w:sz w:val="22"/>
+          <w:szCs w:val="22"/>
+        </w:rPr>
+        <w:t>daily</w:t>
+      </w:r>
+      <w:proofErr w:type="spellEnd"/>
+      <w:r>
+        <w:rPr>
+          <w:sz w:val="22"/>
+          <w:szCs w:val="22"/>
+        </w:rPr>
+        <w:t>",</w:t>
+      </w:r>
+    </w:p>
+    <w:p>
+      <w:pPr>
+        <w:spacing w:after="0" w:line="240" w:lineRule="auto"/>
+        <w:rPr>
+          <w:sz w:val="22"/>
+          <w:szCs w:val="22"/>
+        </w:rPr>
+      </w:pPr>
+      <w:r>
+        <w:rPr>
+          <w:sz w:val="22"/>
+          <w:szCs w:val="22"/>
+        </w:rPr>
+        <w:t xml:space="preserve">  "ContentImageBase64": "/9j/POSTER_DATA...",</w:t>
+      </w:r>
+    </w:p>
+    <w:p>
+      <w:pPr>
+        <w:spacing w:after="0" w:line="240" w:lineRule="auto"/>
+        <w:rPr>
+          <w:sz w:val="22"/>
+          <w:szCs w:val="22"/>
+        </w:rPr>
+      </w:pPr>
+      <w:r>
+        <w:rPr>
+          <w:sz w:val="22"/>
+          <w:szCs w:val="22"/>
+        </w:rPr>
+        <w:t xml:space="preserve">  "</w:t>
+      </w:r>
+      <w:proofErr w:type="spellStart"/>
+      <w:r>
+        <w:rPr>
+          <w:sz w:val="22"/>
+          <w:szCs w:val="22"/>
+        </w:rPr>
+        <w:t>OriginalImagePath</w:t>
+      </w:r>
+      <w:proofErr w:type="spellEnd"/>
+      <w:r>
+        <w:rPr>
+          <w:sz w:val="22"/>
+          <w:szCs w:val="22"/>
+        </w:rPr>
+        <w:t>": "team-hr/</w:t>
+      </w:r>
+      <w:proofErr w:type="spellStart"/>
+      <w:r>
+        <w:rPr>
+          <w:sz w:val="22"/>
+          <w:szCs w:val="22"/>
+        </w:rPr>
+        <w:t>images</w:t>
+      </w:r>
+      <w:proofErr w:type="spellEnd"/>
+      <w:r>
+        <w:rPr>
+          <w:sz w:val="22"/>
+          <w:szCs w:val="22"/>
+        </w:rPr>
+        <w:t>/</w:t>
+      </w:r>
+      <w:proofErr w:type="spellStart"/>
+      <w:r>
+        <w:rPr>
+          <w:sz w:val="22"/>
+          <w:szCs w:val="22"/>
+        </w:rPr>
+        <w:t>original</w:t>
+      </w:r>
+      <w:proofErr w:type="spellEnd"/>
+      <w:r>
+        <w:rPr>
+          <w:sz w:val="22"/>
+          <w:szCs w:val="22"/>
+        </w:rPr>
+        <w:t>/img_xxx.jpg",</w:t>
+      </w:r>
+    </w:p>
+    <w:p>
+      <w:pPr>
+        <w:spacing w:after="0" w:line="240" w:lineRule="auto"/>
+        <w:rPr>
+          <w:sz w:val="22"/>
+          <w:szCs w:val="22"/>
+        </w:rPr>
+      </w:pPr>
+      <w:r>
+        <w:rPr>
+          <w:sz w:val="22"/>
+          <w:szCs w:val="22"/>
+        </w:rPr>
+        <w:t xml:space="preserve">  "</w:t>
+      </w:r>
+      <w:proofErr w:type="spellStart"/>
+      <w:r>
+        <w:rPr>
+          <w:sz w:val="22"/>
+          <w:szCs w:val="22"/>
+        </w:rPr>
+        <w:t>GeneratedImagePath</w:t>
+      </w:r>
+      <w:proofErr w:type="spellEnd"/>
+      <w:r>
+        <w:rPr>
+          <w:sz w:val="22"/>
+          <w:szCs w:val="22"/>
+        </w:rPr>
+        <w:t>": "team-hr/</w:t>
+      </w:r>
+      <w:proofErr w:type="spellStart"/>
+      <w:r>
+        <w:rPr>
+          <w:sz w:val="22"/>
+          <w:szCs w:val="22"/>
+        </w:rPr>
+        <w:t>images</w:t>
+      </w:r>
+      <w:proofErr w:type="spellEnd"/>
+      <w:r>
+        <w:rPr>
+          <w:sz w:val="22"/>
+          <w:szCs w:val="22"/>
+        </w:rPr>
+        <w:t>/</w:t>
+      </w:r>
+      <w:proofErr w:type="spellStart"/>
+      <w:r>
+        <w:rPr>
+          <w:sz w:val="22"/>
+          <w:szCs w:val="22"/>
+        </w:rPr>
+        <w:t>generated</w:t>
+      </w:r>
+      <w:proofErr w:type="spellEnd"/>
+      <w:r>
+        <w:rPr>
+          <w:sz w:val="22"/>
+          <w:szCs w:val="22"/>
+        </w:rPr>
+        <w:t>/poster_abc-123_v1.jpg",</w:t>
+      </w:r>
+    </w:p>
+    <w:p>
+      <w:pPr>
+        <w:spacing w:after="0" w:line="240" w:lineRule="auto"/>
+        <w:rPr>
+          <w:sz w:val="22"/>
+          <w:szCs w:val="22"/>
+        </w:rPr>
+      </w:pPr>
+      <w:r>
+        <w:rPr>
+          <w:sz w:val="22"/>
+          <w:szCs w:val="22"/>
+        </w:rPr>
+        <w:t xml:space="preserve">  "</w:t>
+      </w:r>
+      <w:proofErr w:type="spellStart"/>
+      <w:r>
+        <w:rPr>
+          <w:sz w:val="22"/>
+          <w:szCs w:val="22"/>
+        </w:rPr>
+        <w:t>PosterText</w:t>
+      </w:r>
+      <w:proofErr w:type="spellEnd"/>
+      <w:r>
+        <w:rPr>
+          <w:sz w:val="22"/>
+          <w:szCs w:val="22"/>
+        </w:rPr>
+        <w:t>": "{\"</w:t>
+      </w:r>
+      <w:proofErr w:type="spellStart"/>
+      <w:r>
+        <w:rPr>
+          <w:sz w:val="22"/>
+          <w:szCs w:val="22"/>
+        </w:rPr>
+        <w:t>headline</w:t>
+      </w:r>
+      <w:proofErr w:type="spellEnd"/>
+      <w:r>
+        <w:rPr>
+          <w:sz w:val="22"/>
+          <w:szCs w:val="22"/>
+        </w:rPr>
+        <w:t>\</w:t>
+      </w:r>
+      <w:proofErr w:type="gramStart"/>
+      <w:r>
+        <w:rPr>
+          <w:sz w:val="22"/>
+          <w:szCs w:val="22"/>
+        </w:rPr>
+        <w:t>":\</w:t>
+      </w:r>
+      <w:proofErr w:type="gramEnd"/>
+      <w:r>
+        <w:rPr>
+          <w:sz w:val="22"/>
+          <w:szCs w:val="22"/>
+        </w:rPr>
+        <w:t>"</w:t>
+      </w:r>
+      <w:proofErr w:type="spellStart"/>
+      <w:r>
+        <w:rPr>
+          <w:sz w:val="22"/>
+          <w:szCs w:val="22"/>
+        </w:rPr>
+        <w:t>Amazing</w:t>
+      </w:r>
+      <w:proofErr w:type="spellEnd"/>
+      <w:r>
+        <w:rPr>
+          <w:sz w:val="22"/>
+          <w:szCs w:val="22"/>
+        </w:rPr>
+        <w:t xml:space="preserve"> </w:t>
+      </w:r>
+      <w:proofErr w:type="spellStart"/>
+      <w:r>
+        <w:rPr>
+          <w:sz w:val="22"/>
+          <w:szCs w:val="22"/>
+        </w:rPr>
+        <w:t>Desserts</w:t>
+      </w:r>
+      <w:proofErr w:type="spellEnd"/>
+      <w:r>
+        <w:rPr>
+          <w:sz w:val="22"/>
+          <w:szCs w:val="22"/>
+        </w:rPr>
+        <w:t>\</w:t>
+      </w:r>
+      <w:proofErr w:type="gramStart"/>
+      <w:r>
+        <w:rPr>
+          <w:sz w:val="22"/>
+          <w:szCs w:val="22"/>
+        </w:rPr>
+        <w:t>",\</w:t>
+      </w:r>
+      <w:proofErr w:type="gramEnd"/>
+      <w:r>
+        <w:rPr>
+          <w:sz w:val="22"/>
+          <w:szCs w:val="22"/>
+        </w:rPr>
+        <w:t>"body\</w:t>
+      </w:r>
+      <w:proofErr w:type="gramStart"/>
+      <w:r>
+        <w:rPr>
+          <w:sz w:val="22"/>
+          <w:szCs w:val="22"/>
+        </w:rPr>
+        <w:t>":\</w:t>
+      </w:r>
+      <w:proofErr w:type="gramEnd"/>
+      <w:r>
+        <w:rPr>
+          <w:sz w:val="22"/>
+          <w:szCs w:val="22"/>
+        </w:rPr>
+        <w:t>"</w:t>
+      </w:r>
+      <w:proofErr w:type="spellStart"/>
+      <w:r>
+        <w:rPr>
+          <w:sz w:val="22"/>
+          <w:szCs w:val="22"/>
+        </w:rPr>
+        <w:t>Fresh</w:t>
+      </w:r>
+      <w:proofErr w:type="spellEnd"/>
+      <w:r>
+        <w:rPr>
+          <w:sz w:val="22"/>
+          <w:szCs w:val="22"/>
+        </w:rPr>
+        <w:t xml:space="preserve"> </w:t>
+      </w:r>
+      <w:proofErr w:type="spellStart"/>
+      <w:r>
+        <w:rPr>
+          <w:sz w:val="22"/>
+          <w:szCs w:val="22"/>
+        </w:rPr>
+        <w:t>cakes</w:t>
+      </w:r>
+      <w:proofErr w:type="spellEnd"/>
+      <w:r>
+        <w:rPr>
+          <w:sz w:val="22"/>
+          <w:szCs w:val="22"/>
+        </w:rPr>
+        <w:t xml:space="preserve"> </w:t>
+      </w:r>
+      <w:proofErr w:type="spellStart"/>
+      <w:r>
+        <w:rPr>
+          <w:sz w:val="22"/>
+          <w:szCs w:val="22"/>
+        </w:rPr>
+        <w:t>daily</w:t>
+      </w:r>
+      <w:proofErr w:type="spellEnd"/>
+      <w:r>
+        <w:rPr>
+          <w:sz w:val="22"/>
+          <w:szCs w:val="22"/>
+        </w:rPr>
+        <w:t>\</w:t>
+      </w:r>
+      <w:proofErr w:type="gramStart"/>
+      <w:r>
+        <w:rPr>
+          <w:sz w:val="22"/>
+          <w:szCs w:val="22"/>
+        </w:rPr>
+        <w:t>",\</w:t>
+      </w:r>
+      <w:proofErr w:type="gramEnd"/>
+      <w:r>
+        <w:rPr>
+          <w:sz w:val="22"/>
+          <w:szCs w:val="22"/>
+        </w:rPr>
+        <w:t>"</w:t>
+      </w:r>
+      <w:proofErr w:type="spellStart"/>
+      <w:r>
+        <w:rPr>
+          <w:sz w:val="22"/>
+          <w:szCs w:val="22"/>
+        </w:rPr>
+        <w:t>cta</w:t>
+      </w:r>
+      <w:proofErr w:type="spellEnd"/>
+      <w:r>
+        <w:rPr>
+          <w:sz w:val="22"/>
+          <w:szCs w:val="22"/>
+        </w:rPr>
+        <w:t>\</w:t>
+      </w:r>
+      <w:proofErr w:type="gramStart"/>
+      <w:r>
+        <w:rPr>
+          <w:sz w:val="22"/>
+          <w:szCs w:val="22"/>
+        </w:rPr>
+        <w:t>":\</w:t>
+      </w:r>
+      <w:proofErr w:type="gramEnd"/>
+      <w:r>
+        <w:rPr>
+          <w:sz w:val="22"/>
+          <w:szCs w:val="22"/>
+        </w:rPr>
+        <w:t>"</w:t>
+      </w:r>
+      <w:proofErr w:type="spellStart"/>
+      <w:r>
+        <w:rPr>
+          <w:sz w:val="22"/>
+          <w:szCs w:val="22"/>
+        </w:rPr>
+        <w:t>Order</w:t>
+      </w:r>
+      <w:proofErr w:type="spellEnd"/>
+      <w:r>
+        <w:rPr>
+          <w:sz w:val="22"/>
+          <w:szCs w:val="22"/>
+        </w:rPr>
+        <w:t xml:space="preserve"> </w:t>
+      </w:r>
+      <w:proofErr w:type="spellStart"/>
+      <w:r>
+        <w:rPr>
+          <w:sz w:val="22"/>
+          <w:szCs w:val="22"/>
+        </w:rPr>
+        <w:t>Now</w:t>
+      </w:r>
+      <w:proofErr w:type="spellEnd"/>
+      <w:r>
+        <w:rPr>
+          <w:sz w:val="22"/>
+          <w:szCs w:val="22"/>
+        </w:rPr>
+        <w:t>\"}",</w:t>
+      </w:r>
+    </w:p>
+    <w:p>
+      <w:pPr>
+        <w:spacing w:after="0" w:line="240" w:lineRule="auto"/>
+        <w:rPr>
+          <w:sz w:val="22"/>
+          <w:szCs w:val="22"/>
+        </w:rPr>
+      </w:pPr>
+      <w:r>
+        <w:rPr>
+          <w:sz w:val="22"/>
+          <w:szCs w:val="22"/>
+        </w:rPr>
+        <w:t xml:space="preserve">  "</w:t>
+      </w:r>
+      <w:proofErr w:type="spellStart"/>
+      <w:r>
+        <w:rPr>
+          <w:sz w:val="22"/>
+          <w:szCs w:val="22"/>
+        </w:rPr>
+        <w:t>ModifiedBy</w:t>
+      </w:r>
+      <w:proofErr w:type="spellEnd"/>
+      <w:r>
+        <w:rPr>
+          <w:sz w:val="22"/>
+          <w:szCs w:val="22"/>
+        </w:rPr>
+        <w:t>": "user-456",</w:t>
+      </w:r>
+    </w:p>
+    <w:p>
+      <w:pPr>
+        <w:spacing w:after="0" w:line="240" w:lineRule="auto"/>
+        <w:rPr>
+          <w:sz w:val="22"/>
+          <w:szCs w:val="22"/>
+        </w:rPr>
+      </w:pPr>
+      <w:r>
+        <w:rPr>
+          <w:sz w:val="22"/>
+          <w:szCs w:val="22"/>
+        </w:rPr>
+        <w:t xml:space="preserve">  "</w:t>
+      </w:r>
+      <w:proofErr w:type="spellStart"/>
+      <w:r>
+        <w:rPr>
+          <w:sz w:val="22"/>
+          <w:szCs w:val="22"/>
+        </w:rPr>
+        <w:t>LastModified</w:t>
+      </w:r>
+      <w:proofErr w:type="spellEnd"/>
+      <w:r>
+        <w:rPr>
+          <w:sz w:val="22"/>
+          <w:szCs w:val="22"/>
+        </w:rPr>
+        <w:t>": "2026-</w:t>
+      </w:r>
+      <w:proofErr w:type="gramStart"/>
+      <w:r>
+        <w:rPr>
+          <w:sz w:val="22"/>
+          <w:szCs w:val="22"/>
+        </w:rPr>
+        <w:t>05-15T10</w:t>
+      </w:r>
+      <w:proofErr w:type="gramEnd"/>
+      <w:r>
+        <w:rPr>
+          <w:sz w:val="22"/>
+          <w:szCs w:val="22"/>
+        </w:rPr>
+        <w:t>:30:00Z"</w:t>
+      </w:r>
+    </w:p>
+    <w:p>
+      <w:pPr>
+        <w:spacing w:after="0" w:line="240" w:lineRule="auto"/>
+        <w:rPr>
+          <w:sz w:val="22"/>
+          <w:szCs w:val="22"/>
+        </w:rPr>
+      </w:pPr>
+      <w:r>
+        <w:rPr>
+          <w:sz w:val="22"/>
+          <w:szCs w:val="22"/>
+        </w:rPr>
+        <w:t>}</w:t>
+      </w:r>
+    </w:p>
+    <w:p>
+      <w:pPr>
+        <w:spacing w:after="0" w:line="240" w:lineRule="auto"/>
+        <w:rPr>
+          <w:sz w:val="22"/>
+          <w:szCs w:val="22"/>
+        </w:rPr>
+      </w:pPr>
+      <w:r>
+        <w:rPr>
+          <w:rFonts w:ascii="Segoe UI Emoji" w:hAnsi="Segoe UI Emoji" w:cs="Segoe UI Emoji"/>
+          <w:b/>
+          <w:bCs/>
+          <w:sz w:val="22"/>
+          <w:szCs w:val="22"/>
+        </w:rPr>
+        <w:t>🎯</w:t>
+      </w:r>
+      <w:r>
+        <w:rPr>
+          <w:b/>
+          <w:bCs/>
+          <w:sz w:val="22"/>
+          <w:szCs w:val="22"/>
+        </w:rPr>
+        <w:t xml:space="preserve"> KEY TAKEAWAYS</w:t>
+      </w:r>
+      <w:r>
+        <w:rPr>
+          <w:b/>
+          <w:bCs/>
+          <w:sz w:val="22"/>
+          <w:szCs w:val="22"/>
+        </w:rPr>
+        <w:t xml:space="preserve"> </w:t>
+      </w:r>
+      <w:proofErr w:type="spellStart"/>
+      <w:r>
+        <w:rPr>
+          <w:b/>
+          <w:bCs/>
+          <w:sz w:val="22"/>
+          <w:szCs w:val="22"/>
+        </w:rPr>
+        <w:t>Both</w:t>
+      </w:r>
+      <w:proofErr w:type="spellEnd"/>
+      <w:r>
+        <w:rPr>
+          <w:b/>
+          <w:bCs/>
+          <w:sz w:val="22"/>
+          <w:szCs w:val="22"/>
+        </w:rPr>
+        <w:t xml:space="preserve"> </w:t>
+      </w:r>
+      <w:proofErr w:type="spellStart"/>
+      <w:r>
+        <w:rPr>
+          <w:b/>
+          <w:bCs/>
+          <w:sz w:val="22"/>
+          <w:szCs w:val="22"/>
+        </w:rPr>
+        <w:t>scenarios</w:t>
+      </w:r>
+      <w:proofErr w:type="spellEnd"/>
+      <w:r>
+        <w:rPr>
+          <w:b/>
+          <w:bCs/>
+          <w:sz w:val="22"/>
+          <w:szCs w:val="22"/>
+        </w:rPr>
+        <w:t xml:space="preserve"> </w:t>
+      </w:r>
+      <w:proofErr w:type="spellStart"/>
+      <w:r>
+        <w:rPr>
+          <w:b/>
+          <w:bCs/>
+          <w:sz w:val="22"/>
+          <w:szCs w:val="22"/>
+        </w:rPr>
+        <w:t>now</w:t>
+      </w:r>
+      <w:proofErr w:type="spellEnd"/>
+      <w:r>
+        <w:rPr>
+          <w:b/>
+          <w:bCs/>
+          <w:sz w:val="22"/>
+          <w:szCs w:val="22"/>
+        </w:rPr>
+        <w:t xml:space="preserve"> </w:t>
+      </w:r>
+      <w:proofErr w:type="spellStart"/>
+      <w:r>
+        <w:rPr>
+          <w:b/>
+          <w:bCs/>
+          <w:sz w:val="22"/>
+          <w:szCs w:val="22"/>
+        </w:rPr>
+        <w:t>create</w:t>
+      </w:r>
+      <w:proofErr w:type="spellEnd"/>
+      <w:r>
+        <w:rPr>
+          <w:b/>
+          <w:bCs/>
+          <w:sz w:val="22"/>
+          <w:szCs w:val="22"/>
+        </w:rPr>
+        <w:t xml:space="preserve"> </w:t>
+      </w:r>
+      <w:proofErr w:type="spellStart"/>
+      <w:r>
+        <w:rPr>
+          <w:b/>
+          <w:bCs/>
+          <w:sz w:val="22"/>
+          <w:szCs w:val="22"/>
+        </w:rPr>
+        <w:t>files</w:t>
+      </w:r>
+      <w:proofErr w:type="spellEnd"/>
+      <w:r>
+        <w:rPr>
+          <w:b/>
+          <w:bCs/>
+          <w:sz w:val="22"/>
+          <w:szCs w:val="22"/>
+        </w:rPr>
+        <w:t xml:space="preserve"> in </w:t>
+      </w:r>
+      <w:proofErr w:type="spellStart"/>
+      <w:r>
+        <w:rPr>
+          <w:b/>
+          <w:bCs/>
+          <w:sz w:val="22"/>
+          <w:szCs w:val="22"/>
+        </w:rPr>
+        <w:t>generated</w:t>
+      </w:r>
+      <w:proofErr w:type="spellEnd"/>
+      <w:r>
+        <w:rPr>
+          <w:b/>
+          <w:bCs/>
+          <w:sz w:val="22"/>
+          <w:szCs w:val="22"/>
+        </w:rPr>
+        <w:t xml:space="preserve"> </w:t>
+      </w:r>
+      <w:proofErr w:type="spellStart"/>
+      <w:r>
+        <w:rPr>
+          <w:b/>
+          <w:bCs/>
+          <w:sz w:val="22"/>
+          <w:szCs w:val="22"/>
+        </w:rPr>
+        <w:t>folder</w:t>
+      </w:r>
+      <w:proofErr w:type="spellEnd"/>
+      <w:r>
+        <w:rPr>
+          <w:sz w:val="22"/>
+          <w:szCs w:val="22"/>
+        </w:rPr>
+        <w:t xml:space="preserve"> </w:t>
+      </w:r>
+      <w:r>
+        <w:rPr>
+          <w:rFonts w:ascii="Segoe UI Emoji" w:hAnsi="Segoe UI Emoji" w:cs="Segoe UI Emoji"/>
+          <w:sz w:val="22"/>
+          <w:szCs w:val="22"/>
+        </w:rPr>
+        <w:t>✅</w:t>
+      </w:r>
+    </w:p>
+    <w:p>
+      <w:pPr>
+        <w:numPr>
+          <w:ilvl w:val="0"/>
+          <w:numId w:val="11"/>
+        </w:numPr>
+        <w:spacing w:after="0" w:line="240" w:lineRule="auto"/>
+        <w:rPr>
+          <w:sz w:val="22"/>
+          <w:szCs w:val="22"/>
+        </w:rPr>
+      </w:pPr>
+      <w:proofErr w:type="spellStart"/>
+      <w:r>
+        <w:rPr>
+          <w:b/>
+          <w:bCs/>
+          <w:sz w:val="22"/>
+          <w:szCs w:val="22"/>
+        </w:rPr>
+        <w:t>File</w:t>
+      </w:r>
+      <w:proofErr w:type="spellEnd"/>
+      <w:r>
+        <w:rPr>
+          <w:b/>
+          <w:bCs/>
+          <w:sz w:val="22"/>
+          <w:szCs w:val="22"/>
+        </w:rPr>
+        <w:t xml:space="preserve"> </w:t>
+      </w:r>
+      <w:proofErr w:type="spellStart"/>
+      <w:r>
+        <w:rPr>
+          <w:b/>
+          <w:bCs/>
+          <w:sz w:val="22"/>
+          <w:szCs w:val="22"/>
+        </w:rPr>
+        <w:t>naming</w:t>
+      </w:r>
+      <w:proofErr w:type="spellEnd"/>
+      <w:r>
+        <w:rPr>
+          <w:b/>
+          <w:bCs/>
+          <w:sz w:val="22"/>
+          <w:szCs w:val="22"/>
+        </w:rPr>
+        <w:t xml:space="preserve"> </w:t>
+      </w:r>
+      <w:proofErr w:type="spellStart"/>
+      <w:r>
+        <w:rPr>
+          <w:b/>
+          <w:bCs/>
+          <w:sz w:val="22"/>
+          <w:szCs w:val="22"/>
+        </w:rPr>
+        <w:t>is</w:t>
+      </w:r>
+      <w:proofErr w:type="spellEnd"/>
+      <w:r>
+        <w:rPr>
+          <w:b/>
+          <w:bCs/>
+          <w:sz w:val="22"/>
+          <w:szCs w:val="22"/>
+        </w:rPr>
+        <w:t xml:space="preserve"> </w:t>
+      </w:r>
+      <w:proofErr w:type="spellStart"/>
+      <w:r>
+        <w:rPr>
+          <w:b/>
+          <w:bCs/>
+          <w:sz w:val="22"/>
+          <w:szCs w:val="22"/>
+        </w:rPr>
+        <w:t>consistent</w:t>
+      </w:r>
+      <w:proofErr w:type="spellEnd"/>
+      <w:r>
+        <w:rPr>
+          <w:b/>
+          <w:bCs/>
+          <w:sz w:val="22"/>
+          <w:szCs w:val="22"/>
+        </w:rPr>
+        <w:t xml:space="preserve"> and </w:t>
+      </w:r>
+      <w:proofErr w:type="spellStart"/>
+      <w:r>
+        <w:rPr>
+          <w:b/>
+          <w:bCs/>
+          <w:sz w:val="22"/>
+          <w:szCs w:val="22"/>
+        </w:rPr>
+        <w:t>clear</w:t>
+      </w:r>
+      <w:proofErr w:type="spellEnd"/>
+      <w:r>
+        <w:rPr>
+          <w:b/>
+          <w:bCs/>
+          <w:sz w:val="22"/>
+          <w:szCs w:val="22"/>
+        </w:rPr>
+        <w:t>:</w:t>
+      </w:r>
+      <w:r>
+        <w:rPr>
+          <w:sz w:val="22"/>
+          <w:szCs w:val="22"/>
+        </w:rPr>
+        <w:t xml:space="preserve"> </w:t>
+      </w:r>
+    </w:p>
+    <w:p>
+      <w:pPr>
+        <w:numPr>
+          <w:ilvl w:val="1"/>
+          <w:numId w:val="11"/>
+        </w:numPr>
+        <w:spacing w:after="0" w:line="240" w:lineRule="auto"/>
+        <w:rPr>
+          <w:sz w:val="22"/>
+          <w:szCs w:val="22"/>
+        </w:rPr>
+      </w:pPr>
+      <w:r>
+        <w:rPr>
+          <w:sz w:val="22"/>
+          <w:szCs w:val="22"/>
+        </w:rPr>
+        <w:t xml:space="preserve">content_*.jpg = </w:t>
+      </w:r>
+      <w:proofErr w:type="spellStart"/>
+      <w:r>
+        <w:rPr>
+          <w:sz w:val="22"/>
+          <w:szCs w:val="22"/>
+        </w:rPr>
+        <w:t>original</w:t>
+      </w:r>
+      <w:proofErr w:type="spellEnd"/>
+      <w:r>
+        <w:rPr>
+          <w:sz w:val="22"/>
+          <w:szCs w:val="22"/>
+        </w:rPr>
+        <w:t xml:space="preserve"> image</w:t>
+      </w:r>
+    </w:p>
+    <w:p>
+      <w:pPr>
+        <w:numPr>
+          <w:ilvl w:val="1"/>
+          <w:numId w:val="11"/>
+        </w:numPr>
+        <w:spacing w:after="0" w:line="240" w:lineRule="auto"/>
+        <w:rPr>
+          <w:sz w:val="22"/>
+          <w:szCs w:val="22"/>
+        </w:rPr>
+      </w:pPr>
+      <w:r>
+        <w:rPr>
+          <w:sz w:val="22"/>
+          <w:szCs w:val="22"/>
+        </w:rPr>
+        <w:t xml:space="preserve">poster_*_v*.jpg = </w:t>
+      </w:r>
+      <w:proofErr w:type="spellStart"/>
+      <w:r>
+        <w:rPr>
+          <w:sz w:val="22"/>
+          <w:szCs w:val="22"/>
+        </w:rPr>
+        <w:t>generated</w:t>
+      </w:r>
+      <w:proofErr w:type="spellEnd"/>
+      <w:r>
+        <w:rPr>
+          <w:sz w:val="22"/>
+          <w:szCs w:val="22"/>
+        </w:rPr>
+        <w:t xml:space="preserve"> poster</w:t>
+      </w:r>
+    </w:p>
+    <w:p>
+      <w:pPr>
+        <w:numPr>
+          <w:ilvl w:val="0"/>
+          <w:numId w:val="11"/>
+        </w:numPr>
+        <w:spacing w:after="0" w:line="240" w:lineRule="auto"/>
+        <w:rPr>
+          <w:sz w:val="22"/>
+          <w:szCs w:val="22"/>
+        </w:rPr>
+      </w:pPr>
+      <w:proofErr w:type="spellStart"/>
+      <w:r>
+        <w:rPr>
+          <w:b/>
+          <w:bCs/>
+          <w:sz w:val="22"/>
+          <w:szCs w:val="22"/>
+        </w:rPr>
+        <w:t>GeneratedImagePath</w:t>
+      </w:r>
+      <w:proofErr w:type="spellEnd"/>
+      <w:r>
+        <w:rPr>
+          <w:b/>
+          <w:bCs/>
+          <w:sz w:val="22"/>
+          <w:szCs w:val="22"/>
+        </w:rPr>
+        <w:t xml:space="preserve"> </w:t>
+      </w:r>
+      <w:proofErr w:type="spellStart"/>
+      <w:r>
+        <w:rPr>
+          <w:b/>
+          <w:bCs/>
+          <w:sz w:val="22"/>
+          <w:szCs w:val="22"/>
+        </w:rPr>
+        <w:t>always</w:t>
+      </w:r>
+      <w:proofErr w:type="spellEnd"/>
+      <w:r>
+        <w:rPr>
+          <w:b/>
+          <w:bCs/>
+          <w:sz w:val="22"/>
+          <w:szCs w:val="22"/>
+        </w:rPr>
+        <w:t xml:space="preserve"> </w:t>
+      </w:r>
+      <w:proofErr w:type="spellStart"/>
+      <w:r>
+        <w:rPr>
+          <w:b/>
+          <w:bCs/>
+          <w:sz w:val="22"/>
+          <w:szCs w:val="22"/>
+        </w:rPr>
+        <w:t>points</w:t>
+      </w:r>
+      <w:proofErr w:type="spellEnd"/>
+      <w:r>
+        <w:rPr>
+          <w:b/>
+          <w:bCs/>
+          <w:sz w:val="22"/>
+          <w:szCs w:val="22"/>
+        </w:rPr>
+        <w:t xml:space="preserve"> to </w:t>
+      </w:r>
+      <w:proofErr w:type="spellStart"/>
+      <w:r>
+        <w:rPr>
+          <w:b/>
+          <w:bCs/>
+          <w:sz w:val="22"/>
+          <w:szCs w:val="22"/>
+        </w:rPr>
+        <w:t>the</w:t>
+      </w:r>
+      <w:proofErr w:type="spellEnd"/>
+      <w:r>
+        <w:rPr>
+          <w:b/>
+          <w:bCs/>
+          <w:sz w:val="22"/>
+          <w:szCs w:val="22"/>
+        </w:rPr>
+        <w:t xml:space="preserve"> </w:t>
+      </w:r>
+      <w:proofErr w:type="spellStart"/>
+      <w:r>
+        <w:rPr>
+          <w:b/>
+          <w:bCs/>
+          <w:sz w:val="22"/>
+          <w:szCs w:val="22"/>
+        </w:rPr>
+        <w:t>file</w:t>
+      </w:r>
+      <w:proofErr w:type="spellEnd"/>
+      <w:r>
+        <w:rPr>
+          <w:b/>
+          <w:bCs/>
+          <w:sz w:val="22"/>
+          <w:szCs w:val="22"/>
+        </w:rPr>
+        <w:t xml:space="preserve"> in </w:t>
+      </w:r>
+      <w:proofErr w:type="spellStart"/>
+      <w:r>
+        <w:rPr>
+          <w:b/>
+          <w:bCs/>
+          <w:sz w:val="22"/>
+          <w:szCs w:val="22"/>
+        </w:rPr>
+        <w:t>generated</w:t>
+      </w:r>
+      <w:proofErr w:type="spellEnd"/>
+      <w:r>
+        <w:rPr>
+          <w:sz w:val="22"/>
+          <w:szCs w:val="22"/>
+        </w:rPr>
+        <w:t xml:space="preserve"> </w:t>
+      </w:r>
+      <w:r>
+        <w:rPr>
+          <w:rFonts w:ascii="Segoe UI Emoji" w:hAnsi="Segoe UI Emoji" w:cs="Segoe UI Emoji"/>
+          <w:sz w:val="22"/>
+          <w:szCs w:val="22"/>
+        </w:rPr>
+        <w:t>✅</w:t>
+      </w:r>
+    </w:p>
+    <w:p>
+      <w:pPr>
+        <w:numPr>
+          <w:ilvl w:val="0"/>
+          <w:numId w:val="11"/>
+        </w:numPr>
+        <w:spacing w:after="0" w:line="240" w:lineRule="auto"/>
+        <w:rPr>
+          <w:sz w:val="22"/>
+          <w:szCs w:val="22"/>
+        </w:rPr>
+      </w:pPr>
+      <w:proofErr w:type="spellStart"/>
+      <w:r>
+        <w:rPr>
+          <w:b/>
+          <w:bCs/>
+          <w:sz w:val="22"/>
+          <w:szCs w:val="22"/>
+        </w:rPr>
+        <w:t>PosterText</w:t>
+      </w:r>
+      <w:proofErr w:type="spellEnd"/>
+      <w:r>
+        <w:rPr>
+          <w:b/>
+          <w:bCs/>
+          <w:sz w:val="22"/>
+          <w:szCs w:val="22"/>
+        </w:rPr>
+        <w:t xml:space="preserve"> </w:t>
+      </w:r>
+      <w:proofErr w:type="spellStart"/>
+      <w:r>
+        <w:rPr>
+          <w:b/>
+          <w:bCs/>
+          <w:sz w:val="22"/>
+          <w:szCs w:val="22"/>
+        </w:rPr>
+        <w:t>is</w:t>
+      </w:r>
+      <w:proofErr w:type="spellEnd"/>
+      <w:r>
+        <w:rPr>
+          <w:b/>
+          <w:bCs/>
+          <w:sz w:val="22"/>
+          <w:szCs w:val="22"/>
+        </w:rPr>
+        <w:t xml:space="preserve"> </w:t>
+      </w:r>
+      <w:proofErr w:type="spellStart"/>
+      <w:r>
+        <w:rPr>
+          <w:b/>
+          <w:bCs/>
+          <w:sz w:val="22"/>
+          <w:szCs w:val="22"/>
+        </w:rPr>
+        <w:t>null</w:t>
+      </w:r>
+      <w:proofErr w:type="spellEnd"/>
+      <w:r>
+        <w:rPr>
+          <w:b/>
+          <w:bCs/>
+          <w:sz w:val="22"/>
+          <w:szCs w:val="22"/>
+        </w:rPr>
+        <w:t xml:space="preserve"> </w:t>
+      </w:r>
+      <w:proofErr w:type="spellStart"/>
+      <w:r>
+        <w:rPr>
+          <w:b/>
+          <w:bCs/>
+          <w:sz w:val="22"/>
+          <w:szCs w:val="22"/>
+        </w:rPr>
+        <w:t>for</w:t>
+      </w:r>
+      <w:proofErr w:type="spellEnd"/>
+      <w:r>
+        <w:rPr>
+          <w:b/>
+          <w:bCs/>
+          <w:sz w:val="22"/>
+          <w:szCs w:val="22"/>
+        </w:rPr>
+        <w:t xml:space="preserve"> non-poster, JSON </w:t>
+      </w:r>
+      <w:proofErr w:type="spellStart"/>
+      <w:r>
+        <w:rPr>
+          <w:b/>
+          <w:bCs/>
+          <w:sz w:val="22"/>
+          <w:szCs w:val="22"/>
+        </w:rPr>
+        <w:t>for</w:t>
+      </w:r>
+      <w:proofErr w:type="spellEnd"/>
+      <w:r>
+        <w:rPr>
+          <w:b/>
+          <w:bCs/>
+          <w:sz w:val="22"/>
+          <w:szCs w:val="22"/>
+        </w:rPr>
+        <w:t xml:space="preserve"> poster</w:t>
+      </w:r>
+      <w:r>
+        <w:rPr>
+          <w:sz w:val="22"/>
+          <w:szCs w:val="22"/>
+        </w:rPr>
+        <w:t xml:space="preserve"> </w:t>
+      </w:r>
+      <w:r>
+        <w:rPr>
+          <w:rFonts w:ascii="Segoe UI Emoji" w:hAnsi="Segoe UI Emoji" w:cs="Segoe UI Emoji"/>
+          <w:sz w:val="22"/>
+          <w:szCs w:val="22"/>
+        </w:rPr>
+        <w:t>✅</w:t>
+      </w:r>
+    </w:p>
+    <w:p>
+      <w:pPr>
+        <w:numPr>
+          <w:ilvl w:val="0"/>
+          <w:numId w:val="11"/>
+        </w:numPr>
+        <w:spacing w:after="0" w:line="240" w:lineRule="auto"/>
+        <w:rPr>
+          <w:sz w:val="22"/>
+          <w:szCs w:val="22"/>
+        </w:rPr>
+      </w:pPr>
+      <w:proofErr w:type="spellStart"/>
+      <w:r>
+        <w:rPr>
+          <w:b/>
+          <w:bCs/>
+          <w:sz w:val="22"/>
+          <w:szCs w:val="22"/>
+        </w:rPr>
+        <w:t>Both</w:t>
+      </w:r>
+      <w:proofErr w:type="spellEnd"/>
+      <w:r>
+        <w:rPr>
+          <w:b/>
+          <w:bCs/>
+          <w:sz w:val="22"/>
+          <w:szCs w:val="22"/>
+        </w:rPr>
+        <w:t xml:space="preserve"> </w:t>
+      </w:r>
+      <w:proofErr w:type="spellStart"/>
+      <w:r>
+        <w:rPr>
+          <w:b/>
+          <w:bCs/>
+          <w:sz w:val="22"/>
+          <w:szCs w:val="22"/>
+        </w:rPr>
+        <w:t>navigate</w:t>
+      </w:r>
+      <w:proofErr w:type="spellEnd"/>
+      <w:r>
+        <w:rPr>
+          <w:b/>
+          <w:bCs/>
+          <w:sz w:val="22"/>
+          <w:szCs w:val="22"/>
+        </w:rPr>
+        <w:t xml:space="preserve"> to </w:t>
+      </w:r>
+      <w:proofErr w:type="spellStart"/>
+      <w:r>
+        <w:rPr>
+          <w:b/>
+          <w:bCs/>
+          <w:sz w:val="22"/>
+          <w:szCs w:val="22"/>
+        </w:rPr>
+        <w:t>Create</w:t>
+      </w:r>
+      <w:proofErr w:type="spellEnd"/>
+      <w:r>
+        <w:rPr>
+          <w:b/>
+          <w:bCs/>
+          <w:sz w:val="22"/>
+          <w:szCs w:val="22"/>
+        </w:rPr>
+        <w:t xml:space="preserve"> </w:t>
+      </w:r>
+      <w:proofErr w:type="spellStart"/>
+      <w:r>
+        <w:rPr>
+          <w:b/>
+          <w:bCs/>
+          <w:sz w:val="22"/>
+          <w:szCs w:val="22"/>
+        </w:rPr>
+        <w:t>Assignment</w:t>
+      </w:r>
+      <w:proofErr w:type="spellEnd"/>
+      <w:r>
+        <w:rPr>
+          <w:b/>
+          <w:bCs/>
+          <w:sz w:val="22"/>
+          <w:szCs w:val="22"/>
+        </w:rPr>
+        <w:t xml:space="preserve"> </w:t>
+      </w:r>
+      <w:proofErr w:type="spellStart"/>
+      <w:r>
+        <w:rPr>
+          <w:b/>
+          <w:bCs/>
+          <w:sz w:val="22"/>
+          <w:szCs w:val="22"/>
+        </w:rPr>
+        <w:t>with</w:t>
+      </w:r>
+      <w:proofErr w:type="spellEnd"/>
+      <w:r>
+        <w:rPr>
+          <w:b/>
+          <w:bCs/>
+          <w:sz w:val="22"/>
+          <w:szCs w:val="22"/>
+        </w:rPr>
+        <w:t xml:space="preserve"> display </w:t>
+      </w:r>
+      <w:proofErr w:type="spellStart"/>
+      <w:r>
+        <w:rPr>
+          <w:b/>
+          <w:bCs/>
+          <w:sz w:val="22"/>
+          <w:szCs w:val="22"/>
+        </w:rPr>
+        <w:t>flags</w:t>
+      </w:r>
+      <w:proofErr w:type="spellEnd"/>
+      <w:r>
+        <w:rPr>
+          <w:sz w:val="22"/>
+          <w:szCs w:val="22"/>
+        </w:rPr>
+        <w:t xml:space="preserve"> </w:t>
+      </w:r>
+      <w:r>
+        <w:rPr>
+          <w:rFonts w:ascii="Segoe UI Emoji" w:hAnsi="Segoe UI Emoji" w:cs="Segoe UI Emoji"/>
+          <w:sz w:val="22"/>
+          <w:szCs w:val="22"/>
+        </w:rPr>
+        <w:t>✅</w:t>
+      </w:r>
+    </w:p>
+    <w:p>
+      <w:pPr>
+        <w:spacing w:after="0" w:line="240" w:lineRule="auto"/>
         <w:rPr>
           <w:sz w:val="22"/>
           <w:szCs w:val="22"/>
@@ -4051,9 +12656,9 @@
     </w:lvl>
   </w:abstractNum>
   <w:abstractNum w:abstractNumId="3" w15:restartNumberingAfterBreak="0">
-    <w:nsid w:val="33771B5A"/>
+    <w:nsid w:val="2241579B"/>
     <w:multiLevelType w:val="multilevel"/>
-    <w:tmpl w:val="F8100F2A"/>
+    <w:tmpl w:val="3B26AA96"/>
     <w:lvl w:ilvl="0">
       <w:start w:val="1"/>
       <w:numFmt w:val="bullet"/>
@@ -4200,9 +12805,126 @@
     </w:lvl>
   </w:abstractNum>
   <w:abstractNum w:abstractNumId="4" w15:restartNumberingAfterBreak="0">
-    <w:nsid w:val="5FE817B5"/>
+    <w:nsid w:val="2B9B0C05"/>
     <w:multiLevelType w:val="multilevel"/>
-    <w:tmpl w:val="542C9166"/>
+    <w:tmpl w:val="A60EFC7A"/>
+    <w:lvl w:ilvl="0">
+      <w:start w:val="1"/>
+      <w:numFmt w:val="decimal"/>
+      <w:lvlText w:val="%1."/>
+      <w:lvlJc w:val="left"/>
+      <w:pPr>
+        <w:tabs>
+          <w:tab w:val="num" w:pos="720"/>
+        </w:tabs>
+        <w:ind w:left="720" w:hanging="360"/>
+      </w:pPr>
+    </w:lvl>
+    <w:lvl w:ilvl="1">
+      <w:start w:val="1"/>
+      <w:numFmt w:val="bullet"/>
+      <w:lvlText w:val="o"/>
+      <w:lvlJc w:val="left"/>
+      <w:pPr>
+        <w:tabs>
+          <w:tab w:val="num" w:pos="1440"/>
+        </w:tabs>
+        <w:ind w:left="1440" w:hanging="360"/>
+      </w:pPr>
+      <w:rPr>
+        <w:rFonts w:ascii="Courier New" w:hAnsi="Courier New" w:hint="default"/>
+        <w:sz w:val="20"/>
+      </w:rPr>
+    </w:lvl>
+    <w:lvl w:ilvl="2" w:tentative="1">
+      <w:start w:val="1"/>
+      <w:numFmt w:val="decimal"/>
+      <w:lvlText w:val="%3."/>
+      <w:lvlJc w:val="left"/>
+      <w:pPr>
+        <w:tabs>
+          <w:tab w:val="num" w:pos="2160"/>
+        </w:tabs>
+        <w:ind w:left="2160" w:hanging="360"/>
+      </w:pPr>
+    </w:lvl>
+    <w:lvl w:ilvl="3" w:tentative="1">
+      <w:start w:val="1"/>
+      <w:numFmt w:val="decimal"/>
+      <w:lvlText w:val="%4."/>
+      <w:lvlJc w:val="left"/>
+      <w:pPr>
+        <w:tabs>
+          <w:tab w:val="num" w:pos="2880"/>
+        </w:tabs>
+        <w:ind w:left="2880" w:hanging="360"/>
+      </w:pPr>
+    </w:lvl>
+    <w:lvl w:ilvl="4" w:tentative="1">
+      <w:start w:val="1"/>
+      <w:numFmt w:val="decimal"/>
+      <w:lvlText w:val="%5."/>
+      <w:lvlJc w:val="left"/>
+      <w:pPr>
+        <w:tabs>
+          <w:tab w:val="num" w:pos="3600"/>
+        </w:tabs>
+        <w:ind w:left="3600" w:hanging="360"/>
+      </w:pPr>
+    </w:lvl>
+    <w:lvl w:ilvl="5" w:tentative="1">
+      <w:start w:val="1"/>
+      <w:numFmt w:val="decimal"/>
+      <w:lvlText w:val="%6."/>
+      <w:lvlJc w:val="left"/>
+      <w:pPr>
+        <w:tabs>
+          <w:tab w:val="num" w:pos="4320"/>
+        </w:tabs>
+        <w:ind w:left="4320" w:hanging="360"/>
+      </w:pPr>
+    </w:lvl>
+    <w:lvl w:ilvl="6" w:tentative="1">
+      <w:start w:val="1"/>
+      <w:numFmt w:val="decimal"/>
+      <w:lvlText w:val="%7."/>
+      <w:lvlJc w:val="left"/>
+      <w:pPr>
+        <w:tabs>
+          <w:tab w:val="num" w:pos="5040"/>
+        </w:tabs>
+        <w:ind w:left="5040" w:hanging="360"/>
+      </w:pPr>
+    </w:lvl>
+    <w:lvl w:ilvl="7" w:tentative="1">
+      <w:start w:val="1"/>
+      <w:numFmt w:val="decimal"/>
+      <w:lvlText w:val="%8."/>
+      <w:lvlJc w:val="left"/>
+      <w:pPr>
+        <w:tabs>
+          <w:tab w:val="num" w:pos="5760"/>
+        </w:tabs>
+        <w:ind w:left="5760" w:hanging="360"/>
+      </w:pPr>
+    </w:lvl>
+    <w:lvl w:ilvl="8" w:tentative="1">
+      <w:start w:val="1"/>
+      <w:numFmt w:val="decimal"/>
+      <w:lvlText w:val="%9."/>
+      <w:lvlJc w:val="left"/>
+      <w:pPr>
+        <w:tabs>
+          <w:tab w:val="num" w:pos="6480"/>
+        </w:tabs>
+        <w:ind w:left="6480" w:hanging="360"/>
+      </w:pPr>
+    </w:lvl>
+  </w:abstractNum>
+  <w:abstractNum w:abstractNumId="5" w15:restartNumberingAfterBreak="0">
+    <w:nsid w:val="33771B5A"/>
+    <w:multiLevelType w:val="multilevel"/>
+    <w:tmpl w:val="F8100F2A"/>
     <w:lvl w:ilvl="0">
       <w:start w:val="1"/>
       <w:numFmt w:val="bullet"/>
@@ -4348,10 +13070,123 @@
       </w:rPr>
     </w:lvl>
   </w:abstractNum>
-  <w:abstractNum w:abstractNumId="5" w15:restartNumberingAfterBreak="0">
-    <w:nsid w:val="69A94861"/>
+  <w:abstractNum w:abstractNumId="6" w15:restartNumberingAfterBreak="0">
+    <w:nsid w:val="39D43EE4"/>
     <w:multiLevelType w:val="multilevel"/>
-    <w:tmpl w:val="0F9AFE14"/>
+    <w:tmpl w:val="D3C4C4EE"/>
+    <w:lvl w:ilvl="0">
+      <w:start w:val="1"/>
+      <w:numFmt w:val="decimal"/>
+      <w:lvlText w:val="%1."/>
+      <w:lvlJc w:val="left"/>
+      <w:pPr>
+        <w:tabs>
+          <w:tab w:val="num" w:pos="720"/>
+        </w:tabs>
+        <w:ind w:left="720" w:hanging="360"/>
+      </w:pPr>
+    </w:lvl>
+    <w:lvl w:ilvl="1" w:tentative="1">
+      <w:start w:val="1"/>
+      <w:numFmt w:val="decimal"/>
+      <w:lvlText w:val="%2."/>
+      <w:lvlJc w:val="left"/>
+      <w:pPr>
+        <w:tabs>
+          <w:tab w:val="num" w:pos="1440"/>
+        </w:tabs>
+        <w:ind w:left="1440" w:hanging="360"/>
+      </w:pPr>
+    </w:lvl>
+    <w:lvl w:ilvl="2" w:tentative="1">
+      <w:start w:val="1"/>
+      <w:numFmt w:val="decimal"/>
+      <w:lvlText w:val="%3."/>
+      <w:lvlJc w:val="left"/>
+      <w:pPr>
+        <w:tabs>
+          <w:tab w:val="num" w:pos="2160"/>
+        </w:tabs>
+        <w:ind w:left="2160" w:hanging="360"/>
+      </w:pPr>
+    </w:lvl>
+    <w:lvl w:ilvl="3" w:tentative="1">
+      <w:start w:val="1"/>
+      <w:numFmt w:val="decimal"/>
+      <w:lvlText w:val="%4."/>
+      <w:lvlJc w:val="left"/>
+      <w:pPr>
+        <w:tabs>
+          <w:tab w:val="num" w:pos="2880"/>
+        </w:tabs>
+        <w:ind w:left="2880" w:hanging="360"/>
+      </w:pPr>
+    </w:lvl>
+    <w:lvl w:ilvl="4" w:tentative="1">
+      <w:start w:val="1"/>
+      <w:numFmt w:val="decimal"/>
+      <w:lvlText w:val="%5."/>
+      <w:lvlJc w:val="left"/>
+      <w:pPr>
+        <w:tabs>
+          <w:tab w:val="num" w:pos="3600"/>
+        </w:tabs>
+        <w:ind w:left="3600" w:hanging="360"/>
+      </w:pPr>
+    </w:lvl>
+    <w:lvl w:ilvl="5" w:tentative="1">
+      <w:start w:val="1"/>
+      <w:numFmt w:val="decimal"/>
+      <w:lvlText w:val="%6."/>
+      <w:lvlJc w:val="left"/>
+      <w:pPr>
+        <w:tabs>
+          <w:tab w:val="num" w:pos="4320"/>
+        </w:tabs>
+        <w:ind w:left="4320" w:hanging="360"/>
+      </w:pPr>
+    </w:lvl>
+    <w:lvl w:ilvl="6" w:tentative="1">
+      <w:start w:val="1"/>
+      <w:numFmt w:val="decimal"/>
+      <w:lvlText w:val="%7."/>
+      <w:lvlJc w:val="left"/>
+      <w:pPr>
+        <w:tabs>
+          <w:tab w:val="num" w:pos="5040"/>
+        </w:tabs>
+        <w:ind w:left="5040" w:hanging="360"/>
+      </w:pPr>
+    </w:lvl>
+    <w:lvl w:ilvl="7" w:tentative="1">
+      <w:start w:val="1"/>
+      <w:numFmt w:val="decimal"/>
+      <w:lvlText w:val="%8."/>
+      <w:lvlJc w:val="left"/>
+      <w:pPr>
+        <w:tabs>
+          <w:tab w:val="num" w:pos="5760"/>
+        </w:tabs>
+        <w:ind w:left="5760" w:hanging="360"/>
+      </w:pPr>
+    </w:lvl>
+    <w:lvl w:ilvl="8" w:tentative="1">
+      <w:start w:val="1"/>
+      <w:numFmt w:val="decimal"/>
+      <w:lvlText w:val="%9."/>
+      <w:lvlJc w:val="left"/>
+      <w:pPr>
+        <w:tabs>
+          <w:tab w:val="num" w:pos="6480"/>
+        </w:tabs>
+        <w:ind w:left="6480" w:hanging="360"/>
+      </w:pPr>
+    </w:lvl>
+  </w:abstractNum>
+  <w:abstractNum w:abstractNumId="7" w15:restartNumberingAfterBreak="0">
+    <w:nsid w:val="5FE817B5"/>
+    <w:multiLevelType w:val="multilevel"/>
+    <w:tmpl w:val="542C9166"/>
     <w:lvl w:ilvl="0">
       <w:start w:val="1"/>
       <w:numFmt w:val="bullet"/>
@@ -4497,14 +13332,429 @@
       </w:rPr>
     </w:lvl>
   </w:abstractNum>
+  <w:abstractNum w:abstractNumId="8" w15:restartNumberingAfterBreak="0">
+    <w:nsid w:val="69A94861"/>
+    <w:multiLevelType w:val="multilevel"/>
+    <w:tmpl w:val="0F9AFE14"/>
+    <w:lvl w:ilvl="0">
+      <w:start w:val="1"/>
+      <w:numFmt w:val="bullet"/>
+      <w:lvlText w:val=""/>
+      <w:lvlJc w:val="left"/>
+      <w:pPr>
+        <w:tabs>
+          <w:tab w:val="num" w:pos="720"/>
+        </w:tabs>
+        <w:ind w:left="720" w:hanging="360"/>
+      </w:pPr>
+      <w:rPr>
+        <w:rFonts w:ascii="Symbol" w:hAnsi="Symbol" w:hint="default"/>
+        <w:sz w:val="20"/>
+      </w:rPr>
+    </w:lvl>
+    <w:lvl w:ilvl="1" w:tentative="1">
+      <w:start w:val="1"/>
+      <w:numFmt w:val="bullet"/>
+      <w:lvlText w:val="o"/>
+      <w:lvlJc w:val="left"/>
+      <w:pPr>
+        <w:tabs>
+          <w:tab w:val="num" w:pos="1440"/>
+        </w:tabs>
+        <w:ind w:left="1440" w:hanging="360"/>
+      </w:pPr>
+      <w:rPr>
+        <w:rFonts w:ascii="Courier New" w:hAnsi="Courier New" w:hint="default"/>
+        <w:sz w:val="20"/>
+      </w:rPr>
+    </w:lvl>
+    <w:lvl w:ilvl="2" w:tentative="1">
+      <w:start w:val="1"/>
+      <w:numFmt w:val="bullet"/>
+      <w:lvlText w:val=""/>
+      <w:lvlJc w:val="left"/>
+      <w:pPr>
+        <w:tabs>
+          <w:tab w:val="num" w:pos="2160"/>
+        </w:tabs>
+        <w:ind w:left="2160" w:hanging="360"/>
+      </w:pPr>
+      <w:rPr>
+        <w:rFonts w:ascii="Wingdings" w:hAnsi="Wingdings" w:hint="default"/>
+        <w:sz w:val="20"/>
+      </w:rPr>
+    </w:lvl>
+    <w:lvl w:ilvl="3" w:tentative="1">
+      <w:start w:val="1"/>
+      <w:numFmt w:val="bullet"/>
+      <w:lvlText w:val=""/>
+      <w:lvlJc w:val="left"/>
+      <w:pPr>
+        <w:tabs>
+          <w:tab w:val="num" w:pos="2880"/>
+        </w:tabs>
+        <w:ind w:left="2880" w:hanging="360"/>
+      </w:pPr>
+      <w:rPr>
+        <w:rFonts w:ascii="Wingdings" w:hAnsi="Wingdings" w:hint="default"/>
+        <w:sz w:val="20"/>
+      </w:rPr>
+    </w:lvl>
+    <w:lvl w:ilvl="4" w:tentative="1">
+      <w:start w:val="1"/>
+      <w:numFmt w:val="bullet"/>
+      <w:lvlText w:val=""/>
+      <w:lvlJc w:val="left"/>
+      <w:pPr>
+        <w:tabs>
+          <w:tab w:val="num" w:pos="3600"/>
+        </w:tabs>
+        <w:ind w:left="3600" w:hanging="360"/>
+      </w:pPr>
+      <w:rPr>
+        <w:rFonts w:ascii="Wingdings" w:hAnsi="Wingdings" w:hint="default"/>
+        <w:sz w:val="20"/>
+      </w:rPr>
+    </w:lvl>
+    <w:lvl w:ilvl="5" w:tentative="1">
+      <w:start w:val="1"/>
+      <w:numFmt w:val="bullet"/>
+      <w:lvlText w:val=""/>
+      <w:lvlJc w:val="left"/>
+      <w:pPr>
+        <w:tabs>
+          <w:tab w:val="num" w:pos="4320"/>
+        </w:tabs>
+        <w:ind w:left="4320" w:hanging="360"/>
+      </w:pPr>
+      <w:rPr>
+        <w:rFonts w:ascii="Wingdings" w:hAnsi="Wingdings" w:hint="default"/>
+        <w:sz w:val="20"/>
+      </w:rPr>
+    </w:lvl>
+    <w:lvl w:ilvl="6" w:tentative="1">
+      <w:start w:val="1"/>
+      <w:numFmt w:val="bullet"/>
+      <w:lvlText w:val=""/>
+      <w:lvlJc w:val="left"/>
+      <w:pPr>
+        <w:tabs>
+          <w:tab w:val="num" w:pos="5040"/>
+        </w:tabs>
+        <w:ind w:left="5040" w:hanging="360"/>
+      </w:pPr>
+      <w:rPr>
+        <w:rFonts w:ascii="Wingdings" w:hAnsi="Wingdings" w:hint="default"/>
+        <w:sz w:val="20"/>
+      </w:rPr>
+    </w:lvl>
+    <w:lvl w:ilvl="7" w:tentative="1">
+      <w:start w:val="1"/>
+      <w:numFmt w:val="bullet"/>
+      <w:lvlText w:val=""/>
+      <w:lvlJc w:val="left"/>
+      <w:pPr>
+        <w:tabs>
+          <w:tab w:val="num" w:pos="5760"/>
+        </w:tabs>
+        <w:ind w:left="5760" w:hanging="360"/>
+      </w:pPr>
+      <w:rPr>
+        <w:rFonts w:ascii="Wingdings" w:hAnsi="Wingdings" w:hint="default"/>
+        <w:sz w:val="20"/>
+      </w:rPr>
+    </w:lvl>
+    <w:lvl w:ilvl="8" w:tentative="1">
+      <w:start w:val="1"/>
+      <w:numFmt w:val="bullet"/>
+      <w:lvlText w:val=""/>
+      <w:lvlJc w:val="left"/>
+      <w:pPr>
+        <w:tabs>
+          <w:tab w:val="num" w:pos="6480"/>
+        </w:tabs>
+        <w:ind w:left="6480" w:hanging="360"/>
+      </w:pPr>
+      <w:rPr>
+        <w:rFonts w:ascii="Wingdings" w:hAnsi="Wingdings" w:hint="default"/>
+        <w:sz w:val="20"/>
+      </w:rPr>
+    </w:lvl>
+  </w:abstractNum>
+  <w:abstractNum w:abstractNumId="9" w15:restartNumberingAfterBreak="0">
+    <w:nsid w:val="6C676E02"/>
+    <w:multiLevelType w:val="multilevel"/>
+    <w:tmpl w:val="475E3944"/>
+    <w:lvl w:ilvl="0">
+      <w:start w:val="1"/>
+      <w:numFmt w:val="decimal"/>
+      <w:lvlText w:val="%1."/>
+      <w:lvlJc w:val="left"/>
+      <w:pPr>
+        <w:tabs>
+          <w:tab w:val="num" w:pos="720"/>
+        </w:tabs>
+        <w:ind w:left="720" w:hanging="360"/>
+      </w:pPr>
+    </w:lvl>
+    <w:lvl w:ilvl="1">
+      <w:start w:val="1"/>
+      <w:numFmt w:val="bullet"/>
+      <w:lvlText w:val="o"/>
+      <w:lvlJc w:val="left"/>
+      <w:pPr>
+        <w:tabs>
+          <w:tab w:val="num" w:pos="1440"/>
+        </w:tabs>
+        <w:ind w:left="1440" w:hanging="360"/>
+      </w:pPr>
+      <w:rPr>
+        <w:rFonts w:ascii="Courier New" w:hAnsi="Courier New" w:hint="default"/>
+        <w:sz w:val="20"/>
+      </w:rPr>
+    </w:lvl>
+    <w:lvl w:ilvl="2" w:tentative="1">
+      <w:start w:val="1"/>
+      <w:numFmt w:val="decimal"/>
+      <w:lvlText w:val="%3."/>
+      <w:lvlJc w:val="left"/>
+      <w:pPr>
+        <w:tabs>
+          <w:tab w:val="num" w:pos="2160"/>
+        </w:tabs>
+        <w:ind w:left="2160" w:hanging="360"/>
+      </w:pPr>
+    </w:lvl>
+    <w:lvl w:ilvl="3" w:tentative="1">
+      <w:start w:val="1"/>
+      <w:numFmt w:val="decimal"/>
+      <w:lvlText w:val="%4."/>
+      <w:lvlJc w:val="left"/>
+      <w:pPr>
+        <w:tabs>
+          <w:tab w:val="num" w:pos="2880"/>
+        </w:tabs>
+        <w:ind w:left="2880" w:hanging="360"/>
+      </w:pPr>
+    </w:lvl>
+    <w:lvl w:ilvl="4" w:tentative="1">
+      <w:start w:val="1"/>
+      <w:numFmt w:val="decimal"/>
+      <w:lvlText w:val="%5."/>
+      <w:lvlJc w:val="left"/>
+      <w:pPr>
+        <w:tabs>
+          <w:tab w:val="num" w:pos="3600"/>
+        </w:tabs>
+        <w:ind w:left="3600" w:hanging="360"/>
+      </w:pPr>
+    </w:lvl>
+    <w:lvl w:ilvl="5" w:tentative="1">
+      <w:start w:val="1"/>
+      <w:numFmt w:val="decimal"/>
+      <w:lvlText w:val="%6."/>
+      <w:lvlJc w:val="left"/>
+      <w:pPr>
+        <w:tabs>
+          <w:tab w:val="num" w:pos="4320"/>
+        </w:tabs>
+        <w:ind w:left="4320" w:hanging="360"/>
+      </w:pPr>
+    </w:lvl>
+    <w:lvl w:ilvl="6" w:tentative="1">
+      <w:start w:val="1"/>
+      <w:numFmt w:val="decimal"/>
+      <w:lvlText w:val="%7."/>
+      <w:lvlJc w:val="left"/>
+      <w:pPr>
+        <w:tabs>
+          <w:tab w:val="num" w:pos="5040"/>
+        </w:tabs>
+        <w:ind w:left="5040" w:hanging="360"/>
+      </w:pPr>
+    </w:lvl>
+    <w:lvl w:ilvl="7" w:tentative="1">
+      <w:start w:val="1"/>
+      <w:numFmt w:val="decimal"/>
+      <w:lvlText w:val="%8."/>
+      <w:lvlJc w:val="left"/>
+      <w:pPr>
+        <w:tabs>
+          <w:tab w:val="num" w:pos="5760"/>
+        </w:tabs>
+        <w:ind w:left="5760" w:hanging="360"/>
+      </w:pPr>
+    </w:lvl>
+    <w:lvl w:ilvl="8" w:tentative="1">
+      <w:start w:val="1"/>
+      <w:numFmt w:val="decimal"/>
+      <w:lvlText w:val="%9."/>
+      <w:lvlJc w:val="left"/>
+      <w:pPr>
+        <w:tabs>
+          <w:tab w:val="num" w:pos="6480"/>
+        </w:tabs>
+        <w:ind w:left="6480" w:hanging="360"/>
+      </w:pPr>
+    </w:lvl>
+  </w:abstractNum>
+  <w:abstractNum w:abstractNumId="10" w15:restartNumberingAfterBreak="0">
+    <w:nsid w:val="6C7E62EA"/>
+    <w:multiLevelType w:val="multilevel"/>
+    <w:tmpl w:val="CFB4AEAE"/>
+    <w:lvl w:ilvl="0">
+      <w:start w:val="1"/>
+      <w:numFmt w:val="bullet"/>
+      <w:lvlText w:val=""/>
+      <w:lvlJc w:val="left"/>
+      <w:pPr>
+        <w:tabs>
+          <w:tab w:val="num" w:pos="720"/>
+        </w:tabs>
+        <w:ind w:left="720" w:hanging="360"/>
+      </w:pPr>
+      <w:rPr>
+        <w:rFonts w:ascii="Symbol" w:hAnsi="Symbol" w:hint="default"/>
+        <w:sz w:val="20"/>
+      </w:rPr>
+    </w:lvl>
+    <w:lvl w:ilvl="1" w:tentative="1">
+      <w:start w:val="1"/>
+      <w:numFmt w:val="bullet"/>
+      <w:lvlText w:val="o"/>
+      <w:lvlJc w:val="left"/>
+      <w:pPr>
+        <w:tabs>
+          <w:tab w:val="num" w:pos="1440"/>
+        </w:tabs>
+        <w:ind w:left="1440" w:hanging="360"/>
+      </w:pPr>
+      <w:rPr>
+        <w:rFonts w:ascii="Courier New" w:hAnsi="Courier New" w:hint="default"/>
+        <w:sz w:val="20"/>
+      </w:rPr>
+    </w:lvl>
+    <w:lvl w:ilvl="2" w:tentative="1">
+      <w:start w:val="1"/>
+      <w:numFmt w:val="bullet"/>
+      <w:lvlText w:val=""/>
+      <w:lvlJc w:val="left"/>
+      <w:pPr>
+        <w:tabs>
+          <w:tab w:val="num" w:pos="2160"/>
+        </w:tabs>
+        <w:ind w:left="2160" w:hanging="360"/>
+      </w:pPr>
+      <w:rPr>
+        <w:rFonts w:ascii="Wingdings" w:hAnsi="Wingdings" w:hint="default"/>
+        <w:sz w:val="20"/>
+      </w:rPr>
+    </w:lvl>
+    <w:lvl w:ilvl="3" w:tentative="1">
+      <w:start w:val="1"/>
+      <w:numFmt w:val="bullet"/>
+      <w:lvlText w:val=""/>
+      <w:lvlJc w:val="left"/>
+      <w:pPr>
+        <w:tabs>
+          <w:tab w:val="num" w:pos="2880"/>
+        </w:tabs>
+        <w:ind w:left="2880" w:hanging="360"/>
+      </w:pPr>
+      <w:rPr>
+        <w:rFonts w:ascii="Wingdings" w:hAnsi="Wingdings" w:hint="default"/>
+        <w:sz w:val="20"/>
+      </w:rPr>
+    </w:lvl>
+    <w:lvl w:ilvl="4" w:tentative="1">
+      <w:start w:val="1"/>
+      <w:numFmt w:val="bullet"/>
+      <w:lvlText w:val=""/>
+      <w:lvlJc w:val="left"/>
+      <w:pPr>
+        <w:tabs>
+          <w:tab w:val="num" w:pos="3600"/>
+        </w:tabs>
+        <w:ind w:left="3600" w:hanging="360"/>
+      </w:pPr>
+      <w:rPr>
+        <w:rFonts w:ascii="Wingdings" w:hAnsi="Wingdings" w:hint="default"/>
+        <w:sz w:val="20"/>
+      </w:rPr>
+    </w:lvl>
+    <w:lvl w:ilvl="5" w:tentative="1">
+      <w:start w:val="1"/>
+      <w:numFmt w:val="bullet"/>
+      <w:lvlText w:val=""/>
+      <w:lvlJc w:val="left"/>
+      <w:pPr>
+        <w:tabs>
+          <w:tab w:val="num" w:pos="4320"/>
+        </w:tabs>
+        <w:ind w:left="4320" w:hanging="360"/>
+      </w:pPr>
+      <w:rPr>
+        <w:rFonts w:ascii="Wingdings" w:hAnsi="Wingdings" w:hint="default"/>
+        <w:sz w:val="20"/>
+      </w:rPr>
+    </w:lvl>
+    <w:lvl w:ilvl="6" w:tentative="1">
+      <w:start w:val="1"/>
+      <w:numFmt w:val="bullet"/>
+      <w:lvlText w:val=""/>
+      <w:lvlJc w:val="left"/>
+      <w:pPr>
+        <w:tabs>
+          <w:tab w:val="num" w:pos="5040"/>
+        </w:tabs>
+        <w:ind w:left="5040" w:hanging="360"/>
+      </w:pPr>
+      <w:rPr>
+        <w:rFonts w:ascii="Wingdings" w:hAnsi="Wingdings" w:hint="default"/>
+        <w:sz w:val="20"/>
+      </w:rPr>
+    </w:lvl>
+    <w:lvl w:ilvl="7" w:tentative="1">
+      <w:start w:val="1"/>
+      <w:numFmt w:val="bullet"/>
+      <w:lvlText w:val=""/>
+      <w:lvlJc w:val="left"/>
+      <w:pPr>
+        <w:tabs>
+          <w:tab w:val="num" w:pos="5760"/>
+        </w:tabs>
+        <w:ind w:left="5760" w:hanging="360"/>
+      </w:pPr>
+      <w:rPr>
+        <w:rFonts w:ascii="Wingdings" w:hAnsi="Wingdings" w:hint="default"/>
+        <w:sz w:val="20"/>
+      </w:rPr>
+    </w:lvl>
+    <w:lvl w:ilvl="8" w:tentative="1">
+      <w:start w:val="1"/>
+      <w:numFmt w:val="bullet"/>
+      <w:lvlText w:val=""/>
+      <w:lvlJc w:val="left"/>
+      <w:pPr>
+        <w:tabs>
+          <w:tab w:val="num" w:pos="6480"/>
+        </w:tabs>
+        <w:ind w:left="6480" w:hanging="360"/>
+      </w:pPr>
+      <w:rPr>
+        <w:rFonts w:ascii="Wingdings" w:hAnsi="Wingdings" w:hint="default"/>
+        <w:sz w:val="20"/>
+      </w:rPr>
+    </w:lvl>
+  </w:abstractNum>
   <w:num w:numId="1" w16cid:durableId="2071728103">
+    <w:abstractNumId w:val="8"/>
+  </w:num>
+  <w:num w:numId="2" w16cid:durableId="2121610041">
     <w:abstractNumId w:val="5"/>
   </w:num>
-  <w:num w:numId="2" w16cid:durableId="2121610041">
-    <w:abstractNumId w:val="3"/>
-  </w:num>
   <w:num w:numId="3" w16cid:durableId="1059521342">
-    <w:abstractNumId w:val="4"/>
+    <w:abstractNumId w:val="7"/>
   </w:num>
   <w:num w:numId="4" w16cid:durableId="2102752114">
     <w:abstractNumId w:val="0"/>
@@ -4514,6 +13764,21 @@
   </w:num>
   <w:num w:numId="6" w16cid:durableId="9306631">
     <w:abstractNumId w:val="1"/>
+  </w:num>
+  <w:num w:numId="7" w16cid:durableId="1166287778">
+    <w:abstractNumId w:val="6"/>
+  </w:num>
+  <w:num w:numId="8" w16cid:durableId="513686763">
+    <w:abstractNumId w:val="9"/>
+  </w:num>
+  <w:num w:numId="9" w16cid:durableId="1739669927">
+    <w:abstractNumId w:val="3"/>
+  </w:num>
+  <w:num w:numId="10" w16cid:durableId="1913194283">
+    <w:abstractNumId w:val="10"/>
+  </w:num>
+  <w:num w:numId="11" w16cid:durableId="1145390392">
+    <w:abstractNumId w:val="4"/>
   </w:num>
 </w:numbering>
 </file>
